--- a/docs/docxs/en/HACCP-06_EN.docx
+++ b/docs/docxs/en/HACCP-06_EN.docx
@@ -15,8 +15,6 @@
           <w:b/>
           <w:bCs/>
           <w:color w:val="B22222"/>
-          <w:sz w:val="24"/>
-          <w:szCs w:val="24"/>
           <w:lang w:val="en-IE"/>
         </w:rPr>
         <w:t>ÓRALE</w:t>
@@ -28,8 +26,6 @@
           <w:b/>
           <w:bCs/>
           <w:color w:val="B22222"/>
-          <w:sz w:val="24"/>
-          <w:szCs w:val="24"/>
           <w:lang w:val="en-IE"/>
         </w:rPr>
         <w:t xml:space="preserve"> – AUTHENTIC MEXICAN </w:t>
@@ -41,8 +37,6 @@
           <w:b/>
           <w:bCs/>
           <w:color w:val="B22222"/>
-          <w:sz w:val="24"/>
-          <w:szCs w:val="24"/>
           <w:lang w:val="en-IE"/>
         </w:rPr>
         <w:t>FLAVOR</w:t>
@@ -58,11 +52,7 @@
       <w:r>
         <w:rPr>
           <w:rFonts w:ascii="Arial" w:eastAsia="Arial" w:hAnsi="Arial" w:cs="Arial"/>
-          <w:b/>
-          <w:bCs/>
           <w:color w:val="2E4053"/>
-          <w:sz w:val="24"/>
-          <w:szCs w:val="24"/>
           <w:lang w:val="en-IE"/>
         </w:rPr>
         <w:t>HACCP-06 — Daily Cleaning and Disinfection Log</w:t>
@@ -70,7 +60,7 @@
     </w:p>
     <w:p>
       <w:pPr>
-        <w:spacing w:after="120"/>
+        <w:spacing w:after="80"/>
         <w:rPr>
           <w:lang w:val="en-IE"/>
         </w:rPr>
@@ -86,7 +76,7 @@
     </w:p>
     <w:p>
       <w:pPr>
-        <w:spacing w:after="200"/>
+        <w:spacing w:after="120"/>
         <w:rPr>
           <w:lang w:val="en-IE"/>
         </w:rPr>
@@ -94,27 +84,16 @@
       <w:r>
         <w:rPr>
           <w:rFonts w:ascii="Arial" w:eastAsia="Arial" w:hAnsi="Arial" w:cs="Arial"/>
-          <w:b/>
-          <w:bCs/>
           <w:i/>
           <w:iCs/>
           <w:lang w:val="en-IE"/>
         </w:rPr>
-        <w:t xml:space="preserve">Instructions: </w:t>
-      </w:r>
-      <w:r>
-        <w:rPr>
-          <w:rFonts w:ascii="Arial" w:eastAsia="Arial" w:hAnsi="Arial" w:cs="Arial"/>
-          <w:i/>
-          <w:iCs/>
-          <w:lang w:val="en-IE"/>
-        </w:rPr>
-        <w:t>Complete at the end of each session. One form per day. File in the HACCP folder.</w:t>
+        <w:t>Instructions: Complete at the end of each session. One form per day. File in the HACCP folder.</w:t>
       </w:r>
     </w:p>
     <w:p>
       <w:pPr>
-        <w:spacing w:after="160"/>
+        <w:spacing w:after="120"/>
         <w:rPr>
           <w:lang w:val="en-IE"/>
         </w:rPr>
@@ -142,7 +121,7 @@
           <w:left w:w="10" w:type="dxa"/>
           <w:right w:w="10" w:type="dxa"/>
         </w:tblCellMar>
-        <w:tblLook w:val="0000" w:firstRow="0" w:lastRow="0" w:firstColumn="0" w:lastColumn="0" w:noHBand="0" w:noVBand="0"/>
+        <w:tblLook w:val="04A0" w:firstRow="1" w:lastRow="0" w:firstColumn="1" w:lastColumn="0" w:noHBand="0" w:noVBand="1"/>
       </w:tblPr>
       <w:tblGrid>
         <w:gridCol w:w="1850"/>
@@ -153,13 +132,8 @@
         <w:gridCol w:w="1849"/>
       </w:tblGrid>
       <w:tr>
-        <w:tblPrEx>
-          <w:tblCellMar>
-            <w:top w:w="0" w:type="dxa"/>
-            <w:bottom w:w="0" w:type="dxa"/>
-          </w:tblCellMar>
-        </w:tblPrEx>
         <w:trPr>
+          <w:trHeight w:val="460"/>
           <w:tblHeader/>
         </w:trPr>
         <w:tc>
@@ -173,16 +147,20 @@
             </w:tcBorders>
             <w:shd w:val="clear" w:color="auto" w:fill="2E4053"/>
             <w:tcMar>
-              <w:top w:w="80" w:type="dxa"/>
-              <w:left w:w="100" w:type="dxa"/>
-              <w:bottom w:w="80" w:type="dxa"/>
-              <w:right w:w="100" w:type="dxa"/>
+              <w:top w:w="60" w:type="dxa"/>
+              <w:left w:w="80" w:type="dxa"/>
+              <w:bottom w:w="60" w:type="dxa"/>
+              <w:right w:w="80" w:type="dxa"/>
             </w:tcMar>
             <w:vAlign w:val="center"/>
           </w:tcPr>
           <w:p>
             <w:pPr>
               <w:jc w:val="center"/>
+              <w:rPr>
+                <w:sz w:val="16"/>
+                <w:szCs w:val="16"/>
+              </w:rPr>
             </w:pPr>
             <w:proofErr w:type="spellStart"/>
             <w:r>
@@ -191,8 +169,8 @@
                 <w:b/>
                 <w:bCs/>
                 <w:color w:val="FFFFFF"/>
-                <w:sz w:val="24"/>
-                <w:szCs w:val="24"/>
+                <w:sz w:val="16"/>
+                <w:szCs w:val="16"/>
               </w:rPr>
               <w:t>Area</w:t>
             </w:r>
@@ -203,8 +181,8 @@
                 <w:b/>
                 <w:bCs/>
                 <w:color w:val="FFFFFF"/>
-                <w:sz w:val="24"/>
-                <w:szCs w:val="24"/>
+                <w:sz w:val="16"/>
+                <w:szCs w:val="16"/>
               </w:rPr>
               <w:t xml:space="preserve"> / </w:t>
             </w:r>
@@ -215,8 +193,8 @@
                 <w:b/>
                 <w:bCs/>
                 <w:color w:val="FFFFFF"/>
-                <w:sz w:val="24"/>
-                <w:szCs w:val="24"/>
+                <w:sz w:val="16"/>
+                <w:szCs w:val="16"/>
               </w:rPr>
               <w:t>Equipment</w:t>
             </w:r>
@@ -234,16 +212,20 @@
             </w:tcBorders>
             <w:shd w:val="clear" w:color="auto" w:fill="2E4053"/>
             <w:tcMar>
-              <w:top w:w="80" w:type="dxa"/>
-              <w:left w:w="100" w:type="dxa"/>
-              <w:bottom w:w="80" w:type="dxa"/>
-              <w:right w:w="100" w:type="dxa"/>
+              <w:top w:w="60" w:type="dxa"/>
+              <w:left w:w="80" w:type="dxa"/>
+              <w:bottom w:w="60" w:type="dxa"/>
+              <w:right w:w="80" w:type="dxa"/>
             </w:tcMar>
             <w:vAlign w:val="center"/>
           </w:tcPr>
           <w:p>
             <w:pPr>
               <w:jc w:val="center"/>
+              <w:rPr>
+                <w:sz w:val="16"/>
+                <w:szCs w:val="16"/>
+              </w:rPr>
             </w:pPr>
             <w:r>
               <w:rPr>
@@ -251,8 +233,8 @@
                 <w:b/>
                 <w:bCs/>
                 <w:color w:val="FFFFFF"/>
-                <w:sz w:val="24"/>
-                <w:szCs w:val="24"/>
+                <w:sz w:val="16"/>
+                <w:szCs w:val="16"/>
               </w:rPr>
               <w:t>Time</w:t>
             </w:r>
@@ -269,16 +251,20 @@
             </w:tcBorders>
             <w:shd w:val="clear" w:color="auto" w:fill="2E4053"/>
             <w:tcMar>
-              <w:top w:w="80" w:type="dxa"/>
-              <w:left w:w="100" w:type="dxa"/>
-              <w:bottom w:w="80" w:type="dxa"/>
-              <w:right w:w="100" w:type="dxa"/>
+              <w:top w:w="60" w:type="dxa"/>
+              <w:left w:w="80" w:type="dxa"/>
+              <w:bottom w:w="60" w:type="dxa"/>
+              <w:right w:w="80" w:type="dxa"/>
             </w:tcMar>
             <w:vAlign w:val="center"/>
           </w:tcPr>
           <w:p>
             <w:pPr>
               <w:jc w:val="center"/>
+              <w:rPr>
+                <w:sz w:val="16"/>
+                <w:szCs w:val="16"/>
+              </w:rPr>
             </w:pPr>
             <w:proofErr w:type="spellStart"/>
             <w:r>
@@ -287,8 +273,8 @@
                 <w:b/>
                 <w:bCs/>
                 <w:color w:val="FFFFFF"/>
-                <w:sz w:val="24"/>
-                <w:szCs w:val="24"/>
+                <w:sz w:val="16"/>
+                <w:szCs w:val="16"/>
               </w:rPr>
               <w:t>Product</w:t>
             </w:r>
@@ -299,8 +285,8 @@
                 <w:b/>
                 <w:bCs/>
                 <w:color w:val="FFFFFF"/>
-                <w:sz w:val="24"/>
-                <w:szCs w:val="24"/>
+                <w:sz w:val="16"/>
+                <w:szCs w:val="16"/>
               </w:rPr>
               <w:t xml:space="preserve"> </w:t>
             </w:r>
@@ -311,8 +297,8 @@
                 <w:b/>
                 <w:bCs/>
                 <w:color w:val="FFFFFF"/>
-                <w:sz w:val="24"/>
-                <w:szCs w:val="24"/>
+                <w:sz w:val="16"/>
+                <w:szCs w:val="16"/>
               </w:rPr>
               <w:t>used</w:t>
             </w:r>
@@ -330,16 +316,20 @@
             </w:tcBorders>
             <w:shd w:val="clear" w:color="auto" w:fill="2E4053"/>
             <w:tcMar>
-              <w:top w:w="80" w:type="dxa"/>
-              <w:left w:w="100" w:type="dxa"/>
-              <w:bottom w:w="80" w:type="dxa"/>
-              <w:right w:w="100" w:type="dxa"/>
+              <w:top w:w="60" w:type="dxa"/>
+              <w:left w:w="80" w:type="dxa"/>
+              <w:bottom w:w="60" w:type="dxa"/>
+              <w:right w:w="80" w:type="dxa"/>
             </w:tcMar>
             <w:vAlign w:val="center"/>
           </w:tcPr>
           <w:p>
             <w:pPr>
               <w:jc w:val="center"/>
+              <w:rPr>
+                <w:sz w:val="16"/>
+                <w:szCs w:val="16"/>
+              </w:rPr>
             </w:pPr>
             <w:proofErr w:type="spellStart"/>
             <w:r>
@@ -348,8 +338,8 @@
                 <w:b/>
                 <w:bCs/>
                 <w:color w:val="FFFFFF"/>
-                <w:sz w:val="24"/>
-                <w:szCs w:val="24"/>
+                <w:sz w:val="16"/>
+                <w:szCs w:val="16"/>
               </w:rPr>
               <w:t>Rinsed</w:t>
             </w:r>
@@ -360,8 +350,8 @@
                 <w:b/>
                 <w:bCs/>
                 <w:color w:val="FFFFFF"/>
-                <w:sz w:val="24"/>
-                <w:szCs w:val="24"/>
+                <w:sz w:val="16"/>
+                <w:szCs w:val="16"/>
               </w:rPr>
               <w:t>? Yes/No</w:t>
             </w:r>
@@ -378,16 +368,20 @@
             </w:tcBorders>
             <w:shd w:val="clear" w:color="auto" w:fill="2E4053"/>
             <w:tcMar>
-              <w:top w:w="80" w:type="dxa"/>
-              <w:left w:w="100" w:type="dxa"/>
-              <w:bottom w:w="80" w:type="dxa"/>
-              <w:right w:w="100" w:type="dxa"/>
+              <w:top w:w="60" w:type="dxa"/>
+              <w:left w:w="80" w:type="dxa"/>
+              <w:bottom w:w="60" w:type="dxa"/>
+              <w:right w:w="80" w:type="dxa"/>
             </w:tcMar>
             <w:vAlign w:val="center"/>
           </w:tcPr>
           <w:p>
             <w:pPr>
               <w:jc w:val="center"/>
+              <w:rPr>
+                <w:sz w:val="16"/>
+                <w:szCs w:val="16"/>
+              </w:rPr>
             </w:pPr>
             <w:proofErr w:type="spellStart"/>
             <w:r>
@@ -396,8 +390,8 @@
                 <w:b/>
                 <w:bCs/>
                 <w:color w:val="FFFFFF"/>
-                <w:sz w:val="24"/>
-                <w:szCs w:val="24"/>
+                <w:sz w:val="16"/>
+                <w:szCs w:val="16"/>
               </w:rPr>
               <w:t>Disinfected</w:t>
             </w:r>
@@ -408,8 +402,8 @@
                 <w:b/>
                 <w:bCs/>
                 <w:color w:val="FFFFFF"/>
-                <w:sz w:val="24"/>
-                <w:szCs w:val="24"/>
+                <w:sz w:val="16"/>
+                <w:szCs w:val="16"/>
               </w:rPr>
               <w:t>? Yes/No</w:t>
             </w:r>
@@ -426,16 +420,20 @@
             </w:tcBorders>
             <w:shd w:val="clear" w:color="auto" w:fill="2E4053"/>
             <w:tcMar>
-              <w:top w:w="80" w:type="dxa"/>
-              <w:left w:w="100" w:type="dxa"/>
-              <w:bottom w:w="80" w:type="dxa"/>
-              <w:right w:w="100" w:type="dxa"/>
+              <w:top w:w="60" w:type="dxa"/>
+              <w:left w:w="80" w:type="dxa"/>
+              <w:bottom w:w="60" w:type="dxa"/>
+              <w:right w:w="80" w:type="dxa"/>
             </w:tcMar>
             <w:vAlign w:val="center"/>
           </w:tcPr>
           <w:p>
             <w:pPr>
               <w:jc w:val="center"/>
+              <w:rPr>
+                <w:sz w:val="16"/>
+                <w:szCs w:val="16"/>
+              </w:rPr>
             </w:pPr>
             <w:proofErr w:type="spellStart"/>
             <w:r>
@@ -444,8 +442,8 @@
                 <w:b/>
                 <w:bCs/>
                 <w:color w:val="FFFFFF"/>
-                <w:sz w:val="24"/>
-                <w:szCs w:val="24"/>
+                <w:sz w:val="16"/>
+                <w:szCs w:val="16"/>
               </w:rPr>
               <w:t>Responsible</w:t>
             </w:r>
@@ -456,8 +454,8 @@
                 <w:b/>
                 <w:bCs/>
                 <w:color w:val="FFFFFF"/>
-                <w:sz w:val="24"/>
-                <w:szCs w:val="24"/>
+                <w:sz w:val="16"/>
+                <w:szCs w:val="16"/>
               </w:rPr>
               <w:t xml:space="preserve"> / </w:t>
             </w:r>
@@ -468,8 +466,8 @@
                 <w:b/>
                 <w:bCs/>
                 <w:color w:val="FFFFFF"/>
-                <w:sz w:val="24"/>
-                <w:szCs w:val="24"/>
+                <w:sz w:val="16"/>
+                <w:szCs w:val="16"/>
               </w:rPr>
               <w:t>Signature</w:t>
             </w:r>
@@ -478,14 +476,8 @@
         </w:tc>
       </w:tr>
       <w:tr>
-        <w:tblPrEx>
-          <w:tblCellMar>
-            <w:top w:w="0" w:type="dxa"/>
-            <w:bottom w:w="0" w:type="dxa"/>
-          </w:tblCellMar>
-        </w:tblPrEx>
         <w:trPr>
-          <w:trHeight w:val="480"/>
+          <w:trHeight w:val="460"/>
         </w:trPr>
         <w:tc>
           <w:tcPr>
@@ -498,10 +490,10 @@
             </w:tcBorders>
             <w:shd w:val="clear" w:color="auto" w:fill="F5F5F5"/>
             <w:tcMar>
-              <w:top w:w="80" w:type="dxa"/>
-              <w:left w:w="100" w:type="dxa"/>
-              <w:bottom w:w="80" w:type="dxa"/>
-              <w:right w:w="100" w:type="dxa"/>
+              <w:top w:w="30" w:type="dxa"/>
+              <w:left w:w="80" w:type="dxa"/>
+              <w:bottom w:w="30" w:type="dxa"/>
+              <w:right w:w="80" w:type="dxa"/>
             </w:tcMar>
           </w:tcPr>
           <w:p>
@@ -569,100 +561,94 @@
             </w:tcBorders>
             <w:shd w:val="clear" w:color="auto" w:fill="F5F5F5"/>
             <w:tcMar>
-              <w:top w:w="80" w:type="dxa"/>
-              <w:left w:w="100" w:type="dxa"/>
-              <w:bottom w:w="80" w:type="dxa"/>
-              <w:right w:w="100" w:type="dxa"/>
-            </w:tcMar>
-          </w:tcPr>
-          <w:p/>
-        </w:tc>
-        <w:tc>
-          <w:tcPr>
-            <w:tcW w:w="800" w:type="pct"/>
-            <w:tcBorders>
-              <w:top w:val="single" w:sz="4" w:space="0" w:color="CCCCCC"/>
-              <w:left w:val="single" w:sz="4" w:space="0" w:color="CCCCCC"/>
-              <w:bottom w:val="single" w:sz="4" w:space="0" w:color="CCCCCC"/>
-              <w:right w:val="single" w:sz="4" w:space="0" w:color="CCCCCC"/>
-            </w:tcBorders>
-            <w:shd w:val="clear" w:color="auto" w:fill="F5F5F5"/>
-            <w:tcMar>
-              <w:top w:w="80" w:type="dxa"/>
-              <w:left w:w="100" w:type="dxa"/>
-              <w:bottom w:w="80" w:type="dxa"/>
-              <w:right w:w="100" w:type="dxa"/>
-            </w:tcMar>
-          </w:tcPr>
-          <w:p/>
-        </w:tc>
-        <w:tc>
-          <w:tcPr>
-            <w:tcW w:w="800" w:type="pct"/>
-            <w:tcBorders>
-              <w:top w:val="single" w:sz="4" w:space="0" w:color="CCCCCC"/>
-              <w:left w:val="single" w:sz="4" w:space="0" w:color="CCCCCC"/>
-              <w:bottom w:val="single" w:sz="4" w:space="0" w:color="CCCCCC"/>
-              <w:right w:val="single" w:sz="4" w:space="0" w:color="CCCCCC"/>
-            </w:tcBorders>
-            <w:shd w:val="clear" w:color="auto" w:fill="F5F5F5"/>
-            <w:tcMar>
-              <w:top w:w="80" w:type="dxa"/>
-              <w:left w:w="100" w:type="dxa"/>
-              <w:bottom w:w="80" w:type="dxa"/>
-              <w:right w:w="100" w:type="dxa"/>
-            </w:tcMar>
-          </w:tcPr>
-          <w:p/>
-        </w:tc>
-        <w:tc>
-          <w:tcPr>
-            <w:tcW w:w="800" w:type="pct"/>
-            <w:tcBorders>
-              <w:top w:val="single" w:sz="4" w:space="0" w:color="CCCCCC"/>
-              <w:left w:val="single" w:sz="4" w:space="0" w:color="CCCCCC"/>
-              <w:bottom w:val="single" w:sz="4" w:space="0" w:color="CCCCCC"/>
-              <w:right w:val="single" w:sz="4" w:space="0" w:color="CCCCCC"/>
-            </w:tcBorders>
-            <w:shd w:val="clear" w:color="auto" w:fill="F5F5F5"/>
-            <w:tcMar>
-              <w:top w:w="80" w:type="dxa"/>
-              <w:left w:w="100" w:type="dxa"/>
-              <w:bottom w:w="80" w:type="dxa"/>
-              <w:right w:w="100" w:type="dxa"/>
-            </w:tcMar>
-          </w:tcPr>
-          <w:p/>
-        </w:tc>
-        <w:tc>
-          <w:tcPr>
-            <w:tcW w:w="800" w:type="pct"/>
-            <w:tcBorders>
-              <w:top w:val="single" w:sz="4" w:space="0" w:color="CCCCCC"/>
-              <w:left w:val="single" w:sz="4" w:space="0" w:color="CCCCCC"/>
-              <w:bottom w:val="single" w:sz="4" w:space="0" w:color="CCCCCC"/>
-              <w:right w:val="single" w:sz="4" w:space="0" w:color="CCCCCC"/>
-            </w:tcBorders>
-            <w:shd w:val="clear" w:color="auto" w:fill="F5F5F5"/>
-            <w:tcMar>
-              <w:top w:w="80" w:type="dxa"/>
-              <w:left w:w="100" w:type="dxa"/>
-              <w:bottom w:w="80" w:type="dxa"/>
-              <w:right w:w="100" w:type="dxa"/>
+              <w:top w:w="30" w:type="dxa"/>
+              <w:left w:w="80" w:type="dxa"/>
+              <w:bottom w:w="30" w:type="dxa"/>
+              <w:right w:w="80" w:type="dxa"/>
+            </w:tcMar>
+          </w:tcPr>
+          <w:p/>
+        </w:tc>
+        <w:tc>
+          <w:tcPr>
+            <w:tcW w:w="800" w:type="pct"/>
+            <w:tcBorders>
+              <w:top w:val="single" w:sz="4" w:space="0" w:color="CCCCCC"/>
+              <w:left w:val="single" w:sz="4" w:space="0" w:color="CCCCCC"/>
+              <w:bottom w:val="single" w:sz="4" w:space="0" w:color="CCCCCC"/>
+              <w:right w:val="single" w:sz="4" w:space="0" w:color="CCCCCC"/>
+            </w:tcBorders>
+            <w:shd w:val="clear" w:color="auto" w:fill="F5F5F5"/>
+            <w:tcMar>
+              <w:top w:w="30" w:type="dxa"/>
+              <w:left w:w="80" w:type="dxa"/>
+              <w:bottom w:w="30" w:type="dxa"/>
+              <w:right w:w="80" w:type="dxa"/>
+            </w:tcMar>
+          </w:tcPr>
+          <w:p/>
+        </w:tc>
+        <w:tc>
+          <w:tcPr>
+            <w:tcW w:w="800" w:type="pct"/>
+            <w:tcBorders>
+              <w:top w:val="single" w:sz="4" w:space="0" w:color="CCCCCC"/>
+              <w:left w:val="single" w:sz="4" w:space="0" w:color="CCCCCC"/>
+              <w:bottom w:val="single" w:sz="4" w:space="0" w:color="CCCCCC"/>
+              <w:right w:val="single" w:sz="4" w:space="0" w:color="CCCCCC"/>
+            </w:tcBorders>
+            <w:shd w:val="clear" w:color="auto" w:fill="F5F5F5"/>
+            <w:tcMar>
+              <w:top w:w="30" w:type="dxa"/>
+              <w:left w:w="80" w:type="dxa"/>
+              <w:bottom w:w="30" w:type="dxa"/>
+              <w:right w:w="80" w:type="dxa"/>
+            </w:tcMar>
+          </w:tcPr>
+          <w:p/>
+        </w:tc>
+        <w:tc>
+          <w:tcPr>
+            <w:tcW w:w="800" w:type="pct"/>
+            <w:tcBorders>
+              <w:top w:val="single" w:sz="4" w:space="0" w:color="CCCCCC"/>
+              <w:left w:val="single" w:sz="4" w:space="0" w:color="CCCCCC"/>
+              <w:bottom w:val="single" w:sz="4" w:space="0" w:color="CCCCCC"/>
+              <w:right w:val="single" w:sz="4" w:space="0" w:color="CCCCCC"/>
+            </w:tcBorders>
+            <w:shd w:val="clear" w:color="auto" w:fill="F5F5F5"/>
+            <w:tcMar>
+              <w:top w:w="30" w:type="dxa"/>
+              <w:left w:w="80" w:type="dxa"/>
+              <w:bottom w:w="30" w:type="dxa"/>
+              <w:right w:w="80" w:type="dxa"/>
+            </w:tcMar>
+          </w:tcPr>
+          <w:p/>
+        </w:tc>
+        <w:tc>
+          <w:tcPr>
+            <w:tcW w:w="800" w:type="pct"/>
+            <w:tcBorders>
+              <w:top w:val="single" w:sz="4" w:space="0" w:color="CCCCCC"/>
+              <w:left w:val="single" w:sz="4" w:space="0" w:color="CCCCCC"/>
+              <w:bottom w:val="single" w:sz="4" w:space="0" w:color="CCCCCC"/>
+              <w:right w:val="single" w:sz="4" w:space="0" w:color="CCCCCC"/>
+            </w:tcBorders>
+            <w:shd w:val="clear" w:color="auto" w:fill="F5F5F5"/>
+            <w:tcMar>
+              <w:top w:w="30" w:type="dxa"/>
+              <w:left w:w="80" w:type="dxa"/>
+              <w:bottom w:w="30" w:type="dxa"/>
+              <w:right w:w="80" w:type="dxa"/>
             </w:tcMar>
           </w:tcPr>
           <w:p/>
         </w:tc>
       </w:tr>
       <w:tr>
-        <w:tblPrEx>
-          <w:tblCellMar>
-            <w:top w:w="0" w:type="dxa"/>
-            <w:bottom w:w="0" w:type="dxa"/>
-          </w:tblCellMar>
-        </w:tblPrEx>
         <w:trPr>
-          <w:trHeight w:val="480"/>
+          <w:trHeight w:val="460"/>
         </w:trPr>
         <w:tc>
           <w:tcPr>
@@ -675,10 +661,10 @@
             </w:tcBorders>
             <w:shd w:val="clear" w:color="auto" w:fill="FFFFFF"/>
             <w:tcMar>
-              <w:top w:w="80" w:type="dxa"/>
-              <w:left w:w="100" w:type="dxa"/>
-              <w:bottom w:w="80" w:type="dxa"/>
-              <w:right w:w="100" w:type="dxa"/>
+              <w:top w:w="30" w:type="dxa"/>
+              <w:left w:w="80" w:type="dxa"/>
+              <w:bottom w:w="30" w:type="dxa"/>
+              <w:right w:w="80" w:type="dxa"/>
             </w:tcMar>
           </w:tcPr>
           <w:p>
@@ -715,100 +701,94 @@
             </w:tcBorders>
             <w:shd w:val="clear" w:color="auto" w:fill="FFFFFF"/>
             <w:tcMar>
-              <w:top w:w="80" w:type="dxa"/>
-              <w:left w:w="100" w:type="dxa"/>
-              <w:bottom w:w="80" w:type="dxa"/>
-              <w:right w:w="100" w:type="dxa"/>
-            </w:tcMar>
-          </w:tcPr>
-          <w:p/>
-        </w:tc>
-        <w:tc>
-          <w:tcPr>
-            <w:tcW w:w="800" w:type="pct"/>
-            <w:tcBorders>
-              <w:top w:val="single" w:sz="4" w:space="0" w:color="CCCCCC"/>
-              <w:left w:val="single" w:sz="4" w:space="0" w:color="CCCCCC"/>
-              <w:bottom w:val="single" w:sz="4" w:space="0" w:color="CCCCCC"/>
-              <w:right w:val="single" w:sz="4" w:space="0" w:color="CCCCCC"/>
-            </w:tcBorders>
-            <w:shd w:val="clear" w:color="auto" w:fill="FFFFFF"/>
-            <w:tcMar>
-              <w:top w:w="80" w:type="dxa"/>
-              <w:left w:w="100" w:type="dxa"/>
-              <w:bottom w:w="80" w:type="dxa"/>
-              <w:right w:w="100" w:type="dxa"/>
-            </w:tcMar>
-          </w:tcPr>
-          <w:p/>
-        </w:tc>
-        <w:tc>
-          <w:tcPr>
-            <w:tcW w:w="800" w:type="pct"/>
-            <w:tcBorders>
-              <w:top w:val="single" w:sz="4" w:space="0" w:color="CCCCCC"/>
-              <w:left w:val="single" w:sz="4" w:space="0" w:color="CCCCCC"/>
-              <w:bottom w:val="single" w:sz="4" w:space="0" w:color="CCCCCC"/>
-              <w:right w:val="single" w:sz="4" w:space="0" w:color="CCCCCC"/>
-            </w:tcBorders>
-            <w:shd w:val="clear" w:color="auto" w:fill="FFFFFF"/>
-            <w:tcMar>
-              <w:top w:w="80" w:type="dxa"/>
-              <w:left w:w="100" w:type="dxa"/>
-              <w:bottom w:w="80" w:type="dxa"/>
-              <w:right w:w="100" w:type="dxa"/>
-            </w:tcMar>
-          </w:tcPr>
-          <w:p/>
-        </w:tc>
-        <w:tc>
-          <w:tcPr>
-            <w:tcW w:w="800" w:type="pct"/>
-            <w:tcBorders>
-              <w:top w:val="single" w:sz="4" w:space="0" w:color="CCCCCC"/>
-              <w:left w:val="single" w:sz="4" w:space="0" w:color="CCCCCC"/>
-              <w:bottom w:val="single" w:sz="4" w:space="0" w:color="CCCCCC"/>
-              <w:right w:val="single" w:sz="4" w:space="0" w:color="CCCCCC"/>
-            </w:tcBorders>
-            <w:shd w:val="clear" w:color="auto" w:fill="FFFFFF"/>
-            <w:tcMar>
-              <w:top w:w="80" w:type="dxa"/>
-              <w:left w:w="100" w:type="dxa"/>
-              <w:bottom w:w="80" w:type="dxa"/>
-              <w:right w:w="100" w:type="dxa"/>
-            </w:tcMar>
-          </w:tcPr>
-          <w:p/>
-        </w:tc>
-        <w:tc>
-          <w:tcPr>
-            <w:tcW w:w="800" w:type="pct"/>
-            <w:tcBorders>
-              <w:top w:val="single" w:sz="4" w:space="0" w:color="CCCCCC"/>
-              <w:left w:val="single" w:sz="4" w:space="0" w:color="CCCCCC"/>
-              <w:bottom w:val="single" w:sz="4" w:space="0" w:color="CCCCCC"/>
-              <w:right w:val="single" w:sz="4" w:space="0" w:color="CCCCCC"/>
-            </w:tcBorders>
-            <w:shd w:val="clear" w:color="auto" w:fill="FFFFFF"/>
-            <w:tcMar>
-              <w:top w:w="80" w:type="dxa"/>
-              <w:left w:w="100" w:type="dxa"/>
-              <w:bottom w:w="80" w:type="dxa"/>
-              <w:right w:w="100" w:type="dxa"/>
+              <w:top w:w="30" w:type="dxa"/>
+              <w:left w:w="80" w:type="dxa"/>
+              <w:bottom w:w="30" w:type="dxa"/>
+              <w:right w:w="80" w:type="dxa"/>
+            </w:tcMar>
+          </w:tcPr>
+          <w:p/>
+        </w:tc>
+        <w:tc>
+          <w:tcPr>
+            <w:tcW w:w="800" w:type="pct"/>
+            <w:tcBorders>
+              <w:top w:val="single" w:sz="4" w:space="0" w:color="CCCCCC"/>
+              <w:left w:val="single" w:sz="4" w:space="0" w:color="CCCCCC"/>
+              <w:bottom w:val="single" w:sz="4" w:space="0" w:color="CCCCCC"/>
+              <w:right w:val="single" w:sz="4" w:space="0" w:color="CCCCCC"/>
+            </w:tcBorders>
+            <w:shd w:val="clear" w:color="auto" w:fill="FFFFFF"/>
+            <w:tcMar>
+              <w:top w:w="30" w:type="dxa"/>
+              <w:left w:w="80" w:type="dxa"/>
+              <w:bottom w:w="30" w:type="dxa"/>
+              <w:right w:w="80" w:type="dxa"/>
+            </w:tcMar>
+          </w:tcPr>
+          <w:p/>
+        </w:tc>
+        <w:tc>
+          <w:tcPr>
+            <w:tcW w:w="800" w:type="pct"/>
+            <w:tcBorders>
+              <w:top w:val="single" w:sz="4" w:space="0" w:color="CCCCCC"/>
+              <w:left w:val="single" w:sz="4" w:space="0" w:color="CCCCCC"/>
+              <w:bottom w:val="single" w:sz="4" w:space="0" w:color="CCCCCC"/>
+              <w:right w:val="single" w:sz="4" w:space="0" w:color="CCCCCC"/>
+            </w:tcBorders>
+            <w:shd w:val="clear" w:color="auto" w:fill="FFFFFF"/>
+            <w:tcMar>
+              <w:top w:w="30" w:type="dxa"/>
+              <w:left w:w="80" w:type="dxa"/>
+              <w:bottom w:w="30" w:type="dxa"/>
+              <w:right w:w="80" w:type="dxa"/>
+            </w:tcMar>
+          </w:tcPr>
+          <w:p/>
+        </w:tc>
+        <w:tc>
+          <w:tcPr>
+            <w:tcW w:w="800" w:type="pct"/>
+            <w:tcBorders>
+              <w:top w:val="single" w:sz="4" w:space="0" w:color="CCCCCC"/>
+              <w:left w:val="single" w:sz="4" w:space="0" w:color="CCCCCC"/>
+              <w:bottom w:val="single" w:sz="4" w:space="0" w:color="CCCCCC"/>
+              <w:right w:val="single" w:sz="4" w:space="0" w:color="CCCCCC"/>
+            </w:tcBorders>
+            <w:shd w:val="clear" w:color="auto" w:fill="FFFFFF"/>
+            <w:tcMar>
+              <w:top w:w="30" w:type="dxa"/>
+              <w:left w:w="80" w:type="dxa"/>
+              <w:bottom w:w="30" w:type="dxa"/>
+              <w:right w:w="80" w:type="dxa"/>
+            </w:tcMar>
+          </w:tcPr>
+          <w:p/>
+        </w:tc>
+        <w:tc>
+          <w:tcPr>
+            <w:tcW w:w="800" w:type="pct"/>
+            <w:tcBorders>
+              <w:top w:val="single" w:sz="4" w:space="0" w:color="CCCCCC"/>
+              <w:left w:val="single" w:sz="4" w:space="0" w:color="CCCCCC"/>
+              <w:bottom w:val="single" w:sz="4" w:space="0" w:color="CCCCCC"/>
+              <w:right w:val="single" w:sz="4" w:space="0" w:color="CCCCCC"/>
+            </w:tcBorders>
+            <w:shd w:val="clear" w:color="auto" w:fill="FFFFFF"/>
+            <w:tcMar>
+              <w:top w:w="30" w:type="dxa"/>
+              <w:left w:w="80" w:type="dxa"/>
+              <w:bottom w:w="30" w:type="dxa"/>
+              <w:right w:w="80" w:type="dxa"/>
             </w:tcMar>
           </w:tcPr>
           <w:p/>
         </w:tc>
       </w:tr>
       <w:tr>
-        <w:tblPrEx>
-          <w:tblCellMar>
-            <w:top w:w="0" w:type="dxa"/>
-            <w:bottom w:w="0" w:type="dxa"/>
-          </w:tblCellMar>
-        </w:tblPrEx>
         <w:trPr>
-          <w:trHeight w:val="480"/>
+          <w:trHeight w:val="460"/>
         </w:trPr>
         <w:tc>
           <w:tcPr>
@@ -821,10 +801,10 @@
             </w:tcBorders>
             <w:shd w:val="clear" w:color="auto" w:fill="F5F5F5"/>
             <w:tcMar>
-              <w:top w:w="80" w:type="dxa"/>
-              <w:left w:w="100" w:type="dxa"/>
-              <w:bottom w:w="80" w:type="dxa"/>
-              <w:right w:w="100" w:type="dxa"/>
+              <w:top w:w="30" w:type="dxa"/>
+              <w:left w:w="80" w:type="dxa"/>
+              <w:bottom w:w="30" w:type="dxa"/>
+              <w:right w:w="80" w:type="dxa"/>
             </w:tcMar>
           </w:tcPr>
           <w:p>
@@ -872,100 +852,94 @@
             </w:tcBorders>
             <w:shd w:val="clear" w:color="auto" w:fill="F5F5F5"/>
             <w:tcMar>
-              <w:top w:w="80" w:type="dxa"/>
-              <w:left w:w="100" w:type="dxa"/>
-              <w:bottom w:w="80" w:type="dxa"/>
-              <w:right w:w="100" w:type="dxa"/>
-            </w:tcMar>
-          </w:tcPr>
-          <w:p/>
-        </w:tc>
-        <w:tc>
-          <w:tcPr>
-            <w:tcW w:w="800" w:type="pct"/>
-            <w:tcBorders>
-              <w:top w:val="single" w:sz="4" w:space="0" w:color="CCCCCC"/>
-              <w:left w:val="single" w:sz="4" w:space="0" w:color="CCCCCC"/>
-              <w:bottom w:val="single" w:sz="4" w:space="0" w:color="CCCCCC"/>
-              <w:right w:val="single" w:sz="4" w:space="0" w:color="CCCCCC"/>
-            </w:tcBorders>
-            <w:shd w:val="clear" w:color="auto" w:fill="F5F5F5"/>
-            <w:tcMar>
-              <w:top w:w="80" w:type="dxa"/>
-              <w:left w:w="100" w:type="dxa"/>
-              <w:bottom w:w="80" w:type="dxa"/>
-              <w:right w:w="100" w:type="dxa"/>
-            </w:tcMar>
-          </w:tcPr>
-          <w:p/>
-        </w:tc>
-        <w:tc>
-          <w:tcPr>
-            <w:tcW w:w="800" w:type="pct"/>
-            <w:tcBorders>
-              <w:top w:val="single" w:sz="4" w:space="0" w:color="CCCCCC"/>
-              <w:left w:val="single" w:sz="4" w:space="0" w:color="CCCCCC"/>
-              <w:bottom w:val="single" w:sz="4" w:space="0" w:color="CCCCCC"/>
-              <w:right w:val="single" w:sz="4" w:space="0" w:color="CCCCCC"/>
-            </w:tcBorders>
-            <w:shd w:val="clear" w:color="auto" w:fill="F5F5F5"/>
-            <w:tcMar>
-              <w:top w:w="80" w:type="dxa"/>
-              <w:left w:w="100" w:type="dxa"/>
-              <w:bottom w:w="80" w:type="dxa"/>
-              <w:right w:w="100" w:type="dxa"/>
-            </w:tcMar>
-          </w:tcPr>
-          <w:p/>
-        </w:tc>
-        <w:tc>
-          <w:tcPr>
-            <w:tcW w:w="800" w:type="pct"/>
-            <w:tcBorders>
-              <w:top w:val="single" w:sz="4" w:space="0" w:color="CCCCCC"/>
-              <w:left w:val="single" w:sz="4" w:space="0" w:color="CCCCCC"/>
-              <w:bottom w:val="single" w:sz="4" w:space="0" w:color="CCCCCC"/>
-              <w:right w:val="single" w:sz="4" w:space="0" w:color="CCCCCC"/>
-            </w:tcBorders>
-            <w:shd w:val="clear" w:color="auto" w:fill="F5F5F5"/>
-            <w:tcMar>
-              <w:top w:w="80" w:type="dxa"/>
-              <w:left w:w="100" w:type="dxa"/>
-              <w:bottom w:w="80" w:type="dxa"/>
-              <w:right w:w="100" w:type="dxa"/>
-            </w:tcMar>
-          </w:tcPr>
-          <w:p/>
-        </w:tc>
-        <w:tc>
-          <w:tcPr>
-            <w:tcW w:w="800" w:type="pct"/>
-            <w:tcBorders>
-              <w:top w:val="single" w:sz="4" w:space="0" w:color="CCCCCC"/>
-              <w:left w:val="single" w:sz="4" w:space="0" w:color="CCCCCC"/>
-              <w:bottom w:val="single" w:sz="4" w:space="0" w:color="CCCCCC"/>
-              <w:right w:val="single" w:sz="4" w:space="0" w:color="CCCCCC"/>
-            </w:tcBorders>
-            <w:shd w:val="clear" w:color="auto" w:fill="F5F5F5"/>
-            <w:tcMar>
-              <w:top w:w="80" w:type="dxa"/>
-              <w:left w:w="100" w:type="dxa"/>
-              <w:bottom w:w="80" w:type="dxa"/>
-              <w:right w:w="100" w:type="dxa"/>
+              <w:top w:w="30" w:type="dxa"/>
+              <w:left w:w="80" w:type="dxa"/>
+              <w:bottom w:w="30" w:type="dxa"/>
+              <w:right w:w="80" w:type="dxa"/>
+            </w:tcMar>
+          </w:tcPr>
+          <w:p/>
+        </w:tc>
+        <w:tc>
+          <w:tcPr>
+            <w:tcW w:w="800" w:type="pct"/>
+            <w:tcBorders>
+              <w:top w:val="single" w:sz="4" w:space="0" w:color="CCCCCC"/>
+              <w:left w:val="single" w:sz="4" w:space="0" w:color="CCCCCC"/>
+              <w:bottom w:val="single" w:sz="4" w:space="0" w:color="CCCCCC"/>
+              <w:right w:val="single" w:sz="4" w:space="0" w:color="CCCCCC"/>
+            </w:tcBorders>
+            <w:shd w:val="clear" w:color="auto" w:fill="F5F5F5"/>
+            <w:tcMar>
+              <w:top w:w="30" w:type="dxa"/>
+              <w:left w:w="80" w:type="dxa"/>
+              <w:bottom w:w="30" w:type="dxa"/>
+              <w:right w:w="80" w:type="dxa"/>
+            </w:tcMar>
+          </w:tcPr>
+          <w:p/>
+        </w:tc>
+        <w:tc>
+          <w:tcPr>
+            <w:tcW w:w="800" w:type="pct"/>
+            <w:tcBorders>
+              <w:top w:val="single" w:sz="4" w:space="0" w:color="CCCCCC"/>
+              <w:left w:val="single" w:sz="4" w:space="0" w:color="CCCCCC"/>
+              <w:bottom w:val="single" w:sz="4" w:space="0" w:color="CCCCCC"/>
+              <w:right w:val="single" w:sz="4" w:space="0" w:color="CCCCCC"/>
+            </w:tcBorders>
+            <w:shd w:val="clear" w:color="auto" w:fill="F5F5F5"/>
+            <w:tcMar>
+              <w:top w:w="30" w:type="dxa"/>
+              <w:left w:w="80" w:type="dxa"/>
+              <w:bottom w:w="30" w:type="dxa"/>
+              <w:right w:w="80" w:type="dxa"/>
+            </w:tcMar>
+          </w:tcPr>
+          <w:p/>
+        </w:tc>
+        <w:tc>
+          <w:tcPr>
+            <w:tcW w:w="800" w:type="pct"/>
+            <w:tcBorders>
+              <w:top w:val="single" w:sz="4" w:space="0" w:color="CCCCCC"/>
+              <w:left w:val="single" w:sz="4" w:space="0" w:color="CCCCCC"/>
+              <w:bottom w:val="single" w:sz="4" w:space="0" w:color="CCCCCC"/>
+              <w:right w:val="single" w:sz="4" w:space="0" w:color="CCCCCC"/>
+            </w:tcBorders>
+            <w:shd w:val="clear" w:color="auto" w:fill="F5F5F5"/>
+            <w:tcMar>
+              <w:top w:w="30" w:type="dxa"/>
+              <w:left w:w="80" w:type="dxa"/>
+              <w:bottom w:w="30" w:type="dxa"/>
+              <w:right w:w="80" w:type="dxa"/>
+            </w:tcMar>
+          </w:tcPr>
+          <w:p/>
+        </w:tc>
+        <w:tc>
+          <w:tcPr>
+            <w:tcW w:w="800" w:type="pct"/>
+            <w:tcBorders>
+              <w:top w:val="single" w:sz="4" w:space="0" w:color="CCCCCC"/>
+              <w:left w:val="single" w:sz="4" w:space="0" w:color="CCCCCC"/>
+              <w:bottom w:val="single" w:sz="4" w:space="0" w:color="CCCCCC"/>
+              <w:right w:val="single" w:sz="4" w:space="0" w:color="CCCCCC"/>
+            </w:tcBorders>
+            <w:shd w:val="clear" w:color="auto" w:fill="F5F5F5"/>
+            <w:tcMar>
+              <w:top w:w="30" w:type="dxa"/>
+              <w:left w:w="80" w:type="dxa"/>
+              <w:bottom w:w="30" w:type="dxa"/>
+              <w:right w:w="80" w:type="dxa"/>
             </w:tcMar>
           </w:tcPr>
           <w:p/>
         </w:tc>
       </w:tr>
       <w:tr>
-        <w:tblPrEx>
-          <w:tblCellMar>
-            <w:top w:w="0" w:type="dxa"/>
-            <w:bottom w:w="0" w:type="dxa"/>
-          </w:tblCellMar>
-        </w:tblPrEx>
         <w:trPr>
-          <w:trHeight w:val="480"/>
+          <w:trHeight w:val="460"/>
         </w:trPr>
         <w:tc>
           <w:tcPr>
@@ -978,10 +952,10 @@
             </w:tcBorders>
             <w:shd w:val="clear" w:color="auto" w:fill="FFFFFF"/>
             <w:tcMar>
-              <w:top w:w="80" w:type="dxa"/>
-              <w:left w:w="100" w:type="dxa"/>
-              <w:bottom w:w="80" w:type="dxa"/>
-              <w:right w:w="100" w:type="dxa"/>
+              <w:top w:w="30" w:type="dxa"/>
+              <w:left w:w="80" w:type="dxa"/>
+              <w:bottom w:w="30" w:type="dxa"/>
+              <w:right w:w="80" w:type="dxa"/>
             </w:tcMar>
           </w:tcPr>
           <w:p>
@@ -1029,100 +1003,94 @@
             </w:tcBorders>
             <w:shd w:val="clear" w:color="auto" w:fill="FFFFFF"/>
             <w:tcMar>
-              <w:top w:w="80" w:type="dxa"/>
-              <w:left w:w="100" w:type="dxa"/>
-              <w:bottom w:w="80" w:type="dxa"/>
-              <w:right w:w="100" w:type="dxa"/>
-            </w:tcMar>
-          </w:tcPr>
-          <w:p/>
-        </w:tc>
-        <w:tc>
-          <w:tcPr>
-            <w:tcW w:w="800" w:type="pct"/>
-            <w:tcBorders>
-              <w:top w:val="single" w:sz="4" w:space="0" w:color="CCCCCC"/>
-              <w:left w:val="single" w:sz="4" w:space="0" w:color="CCCCCC"/>
-              <w:bottom w:val="single" w:sz="4" w:space="0" w:color="CCCCCC"/>
-              <w:right w:val="single" w:sz="4" w:space="0" w:color="CCCCCC"/>
-            </w:tcBorders>
-            <w:shd w:val="clear" w:color="auto" w:fill="FFFFFF"/>
-            <w:tcMar>
-              <w:top w:w="80" w:type="dxa"/>
-              <w:left w:w="100" w:type="dxa"/>
-              <w:bottom w:w="80" w:type="dxa"/>
-              <w:right w:w="100" w:type="dxa"/>
-            </w:tcMar>
-          </w:tcPr>
-          <w:p/>
-        </w:tc>
-        <w:tc>
-          <w:tcPr>
-            <w:tcW w:w="800" w:type="pct"/>
-            <w:tcBorders>
-              <w:top w:val="single" w:sz="4" w:space="0" w:color="CCCCCC"/>
-              <w:left w:val="single" w:sz="4" w:space="0" w:color="CCCCCC"/>
-              <w:bottom w:val="single" w:sz="4" w:space="0" w:color="CCCCCC"/>
-              <w:right w:val="single" w:sz="4" w:space="0" w:color="CCCCCC"/>
-            </w:tcBorders>
-            <w:shd w:val="clear" w:color="auto" w:fill="FFFFFF"/>
-            <w:tcMar>
-              <w:top w:w="80" w:type="dxa"/>
-              <w:left w:w="100" w:type="dxa"/>
-              <w:bottom w:w="80" w:type="dxa"/>
-              <w:right w:w="100" w:type="dxa"/>
-            </w:tcMar>
-          </w:tcPr>
-          <w:p/>
-        </w:tc>
-        <w:tc>
-          <w:tcPr>
-            <w:tcW w:w="800" w:type="pct"/>
-            <w:tcBorders>
-              <w:top w:val="single" w:sz="4" w:space="0" w:color="CCCCCC"/>
-              <w:left w:val="single" w:sz="4" w:space="0" w:color="CCCCCC"/>
-              <w:bottom w:val="single" w:sz="4" w:space="0" w:color="CCCCCC"/>
-              <w:right w:val="single" w:sz="4" w:space="0" w:color="CCCCCC"/>
-            </w:tcBorders>
-            <w:shd w:val="clear" w:color="auto" w:fill="FFFFFF"/>
-            <w:tcMar>
-              <w:top w:w="80" w:type="dxa"/>
-              <w:left w:w="100" w:type="dxa"/>
-              <w:bottom w:w="80" w:type="dxa"/>
-              <w:right w:w="100" w:type="dxa"/>
-            </w:tcMar>
-          </w:tcPr>
-          <w:p/>
-        </w:tc>
-        <w:tc>
-          <w:tcPr>
-            <w:tcW w:w="800" w:type="pct"/>
-            <w:tcBorders>
-              <w:top w:val="single" w:sz="4" w:space="0" w:color="CCCCCC"/>
-              <w:left w:val="single" w:sz="4" w:space="0" w:color="CCCCCC"/>
-              <w:bottom w:val="single" w:sz="4" w:space="0" w:color="CCCCCC"/>
-              <w:right w:val="single" w:sz="4" w:space="0" w:color="CCCCCC"/>
-            </w:tcBorders>
-            <w:shd w:val="clear" w:color="auto" w:fill="FFFFFF"/>
-            <w:tcMar>
-              <w:top w:w="80" w:type="dxa"/>
-              <w:left w:w="100" w:type="dxa"/>
-              <w:bottom w:w="80" w:type="dxa"/>
-              <w:right w:w="100" w:type="dxa"/>
+              <w:top w:w="30" w:type="dxa"/>
+              <w:left w:w="80" w:type="dxa"/>
+              <w:bottom w:w="30" w:type="dxa"/>
+              <w:right w:w="80" w:type="dxa"/>
+            </w:tcMar>
+          </w:tcPr>
+          <w:p/>
+        </w:tc>
+        <w:tc>
+          <w:tcPr>
+            <w:tcW w:w="800" w:type="pct"/>
+            <w:tcBorders>
+              <w:top w:val="single" w:sz="4" w:space="0" w:color="CCCCCC"/>
+              <w:left w:val="single" w:sz="4" w:space="0" w:color="CCCCCC"/>
+              <w:bottom w:val="single" w:sz="4" w:space="0" w:color="CCCCCC"/>
+              <w:right w:val="single" w:sz="4" w:space="0" w:color="CCCCCC"/>
+            </w:tcBorders>
+            <w:shd w:val="clear" w:color="auto" w:fill="FFFFFF"/>
+            <w:tcMar>
+              <w:top w:w="30" w:type="dxa"/>
+              <w:left w:w="80" w:type="dxa"/>
+              <w:bottom w:w="30" w:type="dxa"/>
+              <w:right w:w="80" w:type="dxa"/>
+            </w:tcMar>
+          </w:tcPr>
+          <w:p/>
+        </w:tc>
+        <w:tc>
+          <w:tcPr>
+            <w:tcW w:w="800" w:type="pct"/>
+            <w:tcBorders>
+              <w:top w:val="single" w:sz="4" w:space="0" w:color="CCCCCC"/>
+              <w:left w:val="single" w:sz="4" w:space="0" w:color="CCCCCC"/>
+              <w:bottom w:val="single" w:sz="4" w:space="0" w:color="CCCCCC"/>
+              <w:right w:val="single" w:sz="4" w:space="0" w:color="CCCCCC"/>
+            </w:tcBorders>
+            <w:shd w:val="clear" w:color="auto" w:fill="FFFFFF"/>
+            <w:tcMar>
+              <w:top w:w="30" w:type="dxa"/>
+              <w:left w:w="80" w:type="dxa"/>
+              <w:bottom w:w="30" w:type="dxa"/>
+              <w:right w:w="80" w:type="dxa"/>
+            </w:tcMar>
+          </w:tcPr>
+          <w:p/>
+        </w:tc>
+        <w:tc>
+          <w:tcPr>
+            <w:tcW w:w="800" w:type="pct"/>
+            <w:tcBorders>
+              <w:top w:val="single" w:sz="4" w:space="0" w:color="CCCCCC"/>
+              <w:left w:val="single" w:sz="4" w:space="0" w:color="CCCCCC"/>
+              <w:bottom w:val="single" w:sz="4" w:space="0" w:color="CCCCCC"/>
+              <w:right w:val="single" w:sz="4" w:space="0" w:color="CCCCCC"/>
+            </w:tcBorders>
+            <w:shd w:val="clear" w:color="auto" w:fill="FFFFFF"/>
+            <w:tcMar>
+              <w:top w:w="30" w:type="dxa"/>
+              <w:left w:w="80" w:type="dxa"/>
+              <w:bottom w:w="30" w:type="dxa"/>
+              <w:right w:w="80" w:type="dxa"/>
+            </w:tcMar>
+          </w:tcPr>
+          <w:p/>
+        </w:tc>
+        <w:tc>
+          <w:tcPr>
+            <w:tcW w:w="800" w:type="pct"/>
+            <w:tcBorders>
+              <w:top w:val="single" w:sz="4" w:space="0" w:color="CCCCCC"/>
+              <w:left w:val="single" w:sz="4" w:space="0" w:color="CCCCCC"/>
+              <w:bottom w:val="single" w:sz="4" w:space="0" w:color="CCCCCC"/>
+              <w:right w:val="single" w:sz="4" w:space="0" w:color="CCCCCC"/>
+            </w:tcBorders>
+            <w:shd w:val="clear" w:color="auto" w:fill="FFFFFF"/>
+            <w:tcMar>
+              <w:top w:w="30" w:type="dxa"/>
+              <w:left w:w="80" w:type="dxa"/>
+              <w:bottom w:w="30" w:type="dxa"/>
+              <w:right w:w="80" w:type="dxa"/>
             </w:tcMar>
           </w:tcPr>
           <w:p/>
         </w:tc>
       </w:tr>
       <w:tr>
-        <w:tblPrEx>
-          <w:tblCellMar>
-            <w:top w:w="0" w:type="dxa"/>
-            <w:bottom w:w="0" w:type="dxa"/>
-          </w:tblCellMar>
-        </w:tblPrEx>
         <w:trPr>
-          <w:trHeight w:val="480"/>
+          <w:trHeight w:val="460"/>
         </w:trPr>
         <w:tc>
           <w:tcPr>
@@ -1135,10 +1103,10 @@
             </w:tcBorders>
             <w:shd w:val="clear" w:color="auto" w:fill="F5F5F5"/>
             <w:tcMar>
-              <w:top w:w="80" w:type="dxa"/>
-              <w:left w:w="100" w:type="dxa"/>
-              <w:bottom w:w="80" w:type="dxa"/>
-              <w:right w:w="100" w:type="dxa"/>
+              <w:top w:w="30" w:type="dxa"/>
+              <w:left w:w="80" w:type="dxa"/>
+              <w:bottom w:w="30" w:type="dxa"/>
+              <w:right w:w="80" w:type="dxa"/>
             </w:tcMar>
           </w:tcPr>
           <w:p>
@@ -1184,100 +1152,94 @@
             </w:tcBorders>
             <w:shd w:val="clear" w:color="auto" w:fill="F5F5F5"/>
             <w:tcMar>
-              <w:top w:w="80" w:type="dxa"/>
-              <w:left w:w="100" w:type="dxa"/>
-              <w:bottom w:w="80" w:type="dxa"/>
-              <w:right w:w="100" w:type="dxa"/>
-            </w:tcMar>
-          </w:tcPr>
-          <w:p/>
-        </w:tc>
-        <w:tc>
-          <w:tcPr>
-            <w:tcW w:w="800" w:type="pct"/>
-            <w:tcBorders>
-              <w:top w:val="single" w:sz="4" w:space="0" w:color="CCCCCC"/>
-              <w:left w:val="single" w:sz="4" w:space="0" w:color="CCCCCC"/>
-              <w:bottom w:val="single" w:sz="4" w:space="0" w:color="CCCCCC"/>
-              <w:right w:val="single" w:sz="4" w:space="0" w:color="CCCCCC"/>
-            </w:tcBorders>
-            <w:shd w:val="clear" w:color="auto" w:fill="F5F5F5"/>
-            <w:tcMar>
-              <w:top w:w="80" w:type="dxa"/>
-              <w:left w:w="100" w:type="dxa"/>
-              <w:bottom w:w="80" w:type="dxa"/>
-              <w:right w:w="100" w:type="dxa"/>
-            </w:tcMar>
-          </w:tcPr>
-          <w:p/>
-        </w:tc>
-        <w:tc>
-          <w:tcPr>
-            <w:tcW w:w="800" w:type="pct"/>
-            <w:tcBorders>
-              <w:top w:val="single" w:sz="4" w:space="0" w:color="CCCCCC"/>
-              <w:left w:val="single" w:sz="4" w:space="0" w:color="CCCCCC"/>
-              <w:bottom w:val="single" w:sz="4" w:space="0" w:color="CCCCCC"/>
-              <w:right w:val="single" w:sz="4" w:space="0" w:color="CCCCCC"/>
-            </w:tcBorders>
-            <w:shd w:val="clear" w:color="auto" w:fill="F5F5F5"/>
-            <w:tcMar>
-              <w:top w:w="80" w:type="dxa"/>
-              <w:left w:w="100" w:type="dxa"/>
-              <w:bottom w:w="80" w:type="dxa"/>
-              <w:right w:w="100" w:type="dxa"/>
-            </w:tcMar>
-          </w:tcPr>
-          <w:p/>
-        </w:tc>
-        <w:tc>
-          <w:tcPr>
-            <w:tcW w:w="800" w:type="pct"/>
-            <w:tcBorders>
-              <w:top w:val="single" w:sz="4" w:space="0" w:color="CCCCCC"/>
-              <w:left w:val="single" w:sz="4" w:space="0" w:color="CCCCCC"/>
-              <w:bottom w:val="single" w:sz="4" w:space="0" w:color="CCCCCC"/>
-              <w:right w:val="single" w:sz="4" w:space="0" w:color="CCCCCC"/>
-            </w:tcBorders>
-            <w:shd w:val="clear" w:color="auto" w:fill="F5F5F5"/>
-            <w:tcMar>
-              <w:top w:w="80" w:type="dxa"/>
-              <w:left w:w="100" w:type="dxa"/>
-              <w:bottom w:w="80" w:type="dxa"/>
-              <w:right w:w="100" w:type="dxa"/>
-            </w:tcMar>
-          </w:tcPr>
-          <w:p/>
-        </w:tc>
-        <w:tc>
-          <w:tcPr>
-            <w:tcW w:w="800" w:type="pct"/>
-            <w:tcBorders>
-              <w:top w:val="single" w:sz="4" w:space="0" w:color="CCCCCC"/>
-              <w:left w:val="single" w:sz="4" w:space="0" w:color="CCCCCC"/>
-              <w:bottom w:val="single" w:sz="4" w:space="0" w:color="CCCCCC"/>
-              <w:right w:val="single" w:sz="4" w:space="0" w:color="CCCCCC"/>
-            </w:tcBorders>
-            <w:shd w:val="clear" w:color="auto" w:fill="F5F5F5"/>
-            <w:tcMar>
-              <w:top w:w="80" w:type="dxa"/>
-              <w:left w:w="100" w:type="dxa"/>
-              <w:bottom w:w="80" w:type="dxa"/>
-              <w:right w:w="100" w:type="dxa"/>
+              <w:top w:w="30" w:type="dxa"/>
+              <w:left w:w="80" w:type="dxa"/>
+              <w:bottom w:w="30" w:type="dxa"/>
+              <w:right w:w="80" w:type="dxa"/>
+            </w:tcMar>
+          </w:tcPr>
+          <w:p/>
+        </w:tc>
+        <w:tc>
+          <w:tcPr>
+            <w:tcW w:w="800" w:type="pct"/>
+            <w:tcBorders>
+              <w:top w:val="single" w:sz="4" w:space="0" w:color="CCCCCC"/>
+              <w:left w:val="single" w:sz="4" w:space="0" w:color="CCCCCC"/>
+              <w:bottom w:val="single" w:sz="4" w:space="0" w:color="CCCCCC"/>
+              <w:right w:val="single" w:sz="4" w:space="0" w:color="CCCCCC"/>
+            </w:tcBorders>
+            <w:shd w:val="clear" w:color="auto" w:fill="F5F5F5"/>
+            <w:tcMar>
+              <w:top w:w="30" w:type="dxa"/>
+              <w:left w:w="80" w:type="dxa"/>
+              <w:bottom w:w="30" w:type="dxa"/>
+              <w:right w:w="80" w:type="dxa"/>
+            </w:tcMar>
+          </w:tcPr>
+          <w:p/>
+        </w:tc>
+        <w:tc>
+          <w:tcPr>
+            <w:tcW w:w="800" w:type="pct"/>
+            <w:tcBorders>
+              <w:top w:val="single" w:sz="4" w:space="0" w:color="CCCCCC"/>
+              <w:left w:val="single" w:sz="4" w:space="0" w:color="CCCCCC"/>
+              <w:bottom w:val="single" w:sz="4" w:space="0" w:color="CCCCCC"/>
+              <w:right w:val="single" w:sz="4" w:space="0" w:color="CCCCCC"/>
+            </w:tcBorders>
+            <w:shd w:val="clear" w:color="auto" w:fill="F5F5F5"/>
+            <w:tcMar>
+              <w:top w:w="30" w:type="dxa"/>
+              <w:left w:w="80" w:type="dxa"/>
+              <w:bottom w:w="30" w:type="dxa"/>
+              <w:right w:w="80" w:type="dxa"/>
+            </w:tcMar>
+          </w:tcPr>
+          <w:p/>
+        </w:tc>
+        <w:tc>
+          <w:tcPr>
+            <w:tcW w:w="800" w:type="pct"/>
+            <w:tcBorders>
+              <w:top w:val="single" w:sz="4" w:space="0" w:color="CCCCCC"/>
+              <w:left w:val="single" w:sz="4" w:space="0" w:color="CCCCCC"/>
+              <w:bottom w:val="single" w:sz="4" w:space="0" w:color="CCCCCC"/>
+              <w:right w:val="single" w:sz="4" w:space="0" w:color="CCCCCC"/>
+            </w:tcBorders>
+            <w:shd w:val="clear" w:color="auto" w:fill="F5F5F5"/>
+            <w:tcMar>
+              <w:top w:w="30" w:type="dxa"/>
+              <w:left w:w="80" w:type="dxa"/>
+              <w:bottom w:w="30" w:type="dxa"/>
+              <w:right w:w="80" w:type="dxa"/>
+            </w:tcMar>
+          </w:tcPr>
+          <w:p/>
+        </w:tc>
+        <w:tc>
+          <w:tcPr>
+            <w:tcW w:w="800" w:type="pct"/>
+            <w:tcBorders>
+              <w:top w:val="single" w:sz="4" w:space="0" w:color="CCCCCC"/>
+              <w:left w:val="single" w:sz="4" w:space="0" w:color="CCCCCC"/>
+              <w:bottom w:val="single" w:sz="4" w:space="0" w:color="CCCCCC"/>
+              <w:right w:val="single" w:sz="4" w:space="0" w:color="CCCCCC"/>
+            </w:tcBorders>
+            <w:shd w:val="clear" w:color="auto" w:fill="F5F5F5"/>
+            <w:tcMar>
+              <w:top w:w="30" w:type="dxa"/>
+              <w:left w:w="80" w:type="dxa"/>
+              <w:bottom w:w="30" w:type="dxa"/>
+              <w:right w:w="80" w:type="dxa"/>
             </w:tcMar>
           </w:tcPr>
           <w:p/>
         </w:tc>
       </w:tr>
       <w:tr>
-        <w:tblPrEx>
-          <w:tblCellMar>
-            <w:top w:w="0" w:type="dxa"/>
-            <w:bottom w:w="0" w:type="dxa"/>
-          </w:tblCellMar>
-        </w:tblPrEx>
         <w:trPr>
-          <w:trHeight w:val="480"/>
+          <w:trHeight w:val="460"/>
         </w:trPr>
         <w:tc>
           <w:tcPr>
@@ -1290,10 +1252,10 @@
             </w:tcBorders>
             <w:shd w:val="clear" w:color="auto" w:fill="FFFFFF"/>
             <w:tcMar>
-              <w:top w:w="80" w:type="dxa"/>
-              <w:left w:w="100" w:type="dxa"/>
-              <w:bottom w:w="80" w:type="dxa"/>
-              <w:right w:w="100" w:type="dxa"/>
+              <w:top w:w="30" w:type="dxa"/>
+              <w:left w:w="80" w:type="dxa"/>
+              <w:bottom w:w="30" w:type="dxa"/>
+              <w:right w:w="80" w:type="dxa"/>
             </w:tcMar>
           </w:tcPr>
           <w:p>
@@ -1341,86 +1303,86 @@
             </w:tcBorders>
             <w:shd w:val="clear" w:color="auto" w:fill="FFFFFF"/>
             <w:tcMar>
-              <w:top w:w="80" w:type="dxa"/>
-              <w:left w:w="100" w:type="dxa"/>
-              <w:bottom w:w="80" w:type="dxa"/>
-              <w:right w:w="100" w:type="dxa"/>
-            </w:tcMar>
-          </w:tcPr>
-          <w:p/>
-        </w:tc>
-        <w:tc>
-          <w:tcPr>
-            <w:tcW w:w="800" w:type="pct"/>
-            <w:tcBorders>
-              <w:top w:val="single" w:sz="4" w:space="0" w:color="CCCCCC"/>
-              <w:left w:val="single" w:sz="4" w:space="0" w:color="CCCCCC"/>
-              <w:bottom w:val="single" w:sz="4" w:space="0" w:color="CCCCCC"/>
-              <w:right w:val="single" w:sz="4" w:space="0" w:color="CCCCCC"/>
-            </w:tcBorders>
-            <w:shd w:val="clear" w:color="auto" w:fill="FFFFFF"/>
-            <w:tcMar>
-              <w:top w:w="80" w:type="dxa"/>
-              <w:left w:w="100" w:type="dxa"/>
-              <w:bottom w:w="80" w:type="dxa"/>
-              <w:right w:w="100" w:type="dxa"/>
-            </w:tcMar>
-          </w:tcPr>
-          <w:p/>
-        </w:tc>
-        <w:tc>
-          <w:tcPr>
-            <w:tcW w:w="800" w:type="pct"/>
-            <w:tcBorders>
-              <w:top w:val="single" w:sz="4" w:space="0" w:color="CCCCCC"/>
-              <w:left w:val="single" w:sz="4" w:space="0" w:color="CCCCCC"/>
-              <w:bottom w:val="single" w:sz="4" w:space="0" w:color="CCCCCC"/>
-              <w:right w:val="single" w:sz="4" w:space="0" w:color="CCCCCC"/>
-            </w:tcBorders>
-            <w:shd w:val="clear" w:color="auto" w:fill="FFFFFF"/>
-            <w:tcMar>
-              <w:top w:w="80" w:type="dxa"/>
-              <w:left w:w="100" w:type="dxa"/>
-              <w:bottom w:w="80" w:type="dxa"/>
-              <w:right w:w="100" w:type="dxa"/>
-            </w:tcMar>
-          </w:tcPr>
-          <w:p/>
-        </w:tc>
-        <w:tc>
-          <w:tcPr>
-            <w:tcW w:w="800" w:type="pct"/>
-            <w:tcBorders>
-              <w:top w:val="single" w:sz="4" w:space="0" w:color="CCCCCC"/>
-              <w:left w:val="single" w:sz="4" w:space="0" w:color="CCCCCC"/>
-              <w:bottom w:val="single" w:sz="4" w:space="0" w:color="CCCCCC"/>
-              <w:right w:val="single" w:sz="4" w:space="0" w:color="CCCCCC"/>
-            </w:tcBorders>
-            <w:shd w:val="clear" w:color="auto" w:fill="FFFFFF"/>
-            <w:tcMar>
-              <w:top w:w="80" w:type="dxa"/>
-              <w:left w:w="100" w:type="dxa"/>
-              <w:bottom w:w="80" w:type="dxa"/>
-              <w:right w:w="100" w:type="dxa"/>
-            </w:tcMar>
-          </w:tcPr>
-          <w:p/>
-        </w:tc>
-        <w:tc>
-          <w:tcPr>
-            <w:tcW w:w="800" w:type="pct"/>
-            <w:tcBorders>
-              <w:top w:val="single" w:sz="4" w:space="0" w:color="CCCCCC"/>
-              <w:left w:val="single" w:sz="4" w:space="0" w:color="CCCCCC"/>
-              <w:bottom w:val="single" w:sz="4" w:space="0" w:color="CCCCCC"/>
-              <w:right w:val="single" w:sz="4" w:space="0" w:color="CCCCCC"/>
-            </w:tcBorders>
-            <w:shd w:val="clear" w:color="auto" w:fill="FFFFFF"/>
-            <w:tcMar>
-              <w:top w:w="80" w:type="dxa"/>
-              <w:left w:w="100" w:type="dxa"/>
-              <w:bottom w:w="80" w:type="dxa"/>
-              <w:right w:w="100" w:type="dxa"/>
+              <w:top w:w="30" w:type="dxa"/>
+              <w:left w:w="80" w:type="dxa"/>
+              <w:bottom w:w="30" w:type="dxa"/>
+              <w:right w:w="80" w:type="dxa"/>
+            </w:tcMar>
+          </w:tcPr>
+          <w:p/>
+        </w:tc>
+        <w:tc>
+          <w:tcPr>
+            <w:tcW w:w="800" w:type="pct"/>
+            <w:tcBorders>
+              <w:top w:val="single" w:sz="4" w:space="0" w:color="CCCCCC"/>
+              <w:left w:val="single" w:sz="4" w:space="0" w:color="CCCCCC"/>
+              <w:bottom w:val="single" w:sz="4" w:space="0" w:color="CCCCCC"/>
+              <w:right w:val="single" w:sz="4" w:space="0" w:color="CCCCCC"/>
+            </w:tcBorders>
+            <w:shd w:val="clear" w:color="auto" w:fill="FFFFFF"/>
+            <w:tcMar>
+              <w:top w:w="30" w:type="dxa"/>
+              <w:left w:w="80" w:type="dxa"/>
+              <w:bottom w:w="30" w:type="dxa"/>
+              <w:right w:w="80" w:type="dxa"/>
+            </w:tcMar>
+          </w:tcPr>
+          <w:p/>
+        </w:tc>
+        <w:tc>
+          <w:tcPr>
+            <w:tcW w:w="800" w:type="pct"/>
+            <w:tcBorders>
+              <w:top w:val="single" w:sz="4" w:space="0" w:color="CCCCCC"/>
+              <w:left w:val="single" w:sz="4" w:space="0" w:color="CCCCCC"/>
+              <w:bottom w:val="single" w:sz="4" w:space="0" w:color="CCCCCC"/>
+              <w:right w:val="single" w:sz="4" w:space="0" w:color="CCCCCC"/>
+            </w:tcBorders>
+            <w:shd w:val="clear" w:color="auto" w:fill="FFFFFF"/>
+            <w:tcMar>
+              <w:top w:w="30" w:type="dxa"/>
+              <w:left w:w="80" w:type="dxa"/>
+              <w:bottom w:w="30" w:type="dxa"/>
+              <w:right w:w="80" w:type="dxa"/>
+            </w:tcMar>
+          </w:tcPr>
+          <w:p/>
+        </w:tc>
+        <w:tc>
+          <w:tcPr>
+            <w:tcW w:w="800" w:type="pct"/>
+            <w:tcBorders>
+              <w:top w:val="single" w:sz="4" w:space="0" w:color="CCCCCC"/>
+              <w:left w:val="single" w:sz="4" w:space="0" w:color="CCCCCC"/>
+              <w:bottom w:val="single" w:sz="4" w:space="0" w:color="CCCCCC"/>
+              <w:right w:val="single" w:sz="4" w:space="0" w:color="CCCCCC"/>
+            </w:tcBorders>
+            <w:shd w:val="clear" w:color="auto" w:fill="FFFFFF"/>
+            <w:tcMar>
+              <w:top w:w="30" w:type="dxa"/>
+              <w:left w:w="80" w:type="dxa"/>
+              <w:bottom w:w="30" w:type="dxa"/>
+              <w:right w:w="80" w:type="dxa"/>
+            </w:tcMar>
+          </w:tcPr>
+          <w:p/>
+        </w:tc>
+        <w:tc>
+          <w:tcPr>
+            <w:tcW w:w="800" w:type="pct"/>
+            <w:tcBorders>
+              <w:top w:val="single" w:sz="4" w:space="0" w:color="CCCCCC"/>
+              <w:left w:val="single" w:sz="4" w:space="0" w:color="CCCCCC"/>
+              <w:bottom w:val="single" w:sz="4" w:space="0" w:color="CCCCCC"/>
+              <w:right w:val="single" w:sz="4" w:space="0" w:color="CCCCCC"/>
+            </w:tcBorders>
+            <w:shd w:val="clear" w:color="auto" w:fill="FFFFFF"/>
+            <w:tcMar>
+              <w:top w:w="30" w:type="dxa"/>
+              <w:left w:w="80" w:type="dxa"/>
+              <w:bottom w:w="30" w:type="dxa"/>
+              <w:right w:w="80" w:type="dxa"/>
             </w:tcMar>
           </w:tcPr>
           <w:p/>
@@ -1428,121 +1390,9 @@
       </w:tr>
     </w:tbl>
     <w:p/>
-    <w:p/>
-    <w:p/>
-    <w:p>
-      <w:pPr>
-        <w:rPr>
-          <w:lang w:val="en-IE"/>
-        </w:rPr>
-      </w:pPr>
-      <w:proofErr w:type="spellStart"/>
-      <w:r>
-        <w:rPr>
-          <w:rFonts w:ascii="Arial" w:eastAsia="Arial" w:hAnsi="Arial" w:cs="Arial"/>
-          <w:b/>
-          <w:bCs/>
-          <w:color w:val="B22222"/>
-          <w:sz w:val="24"/>
-          <w:szCs w:val="24"/>
-          <w:lang w:val="en-IE"/>
-        </w:rPr>
-        <w:t>ÓRALE</w:t>
-      </w:r>
-      <w:proofErr w:type="spellEnd"/>
-      <w:r>
-        <w:rPr>
-          <w:rFonts w:ascii="Arial" w:eastAsia="Arial" w:hAnsi="Arial" w:cs="Arial"/>
-          <w:b/>
-          <w:bCs/>
-          <w:color w:val="B22222"/>
-          <w:sz w:val="24"/>
-          <w:szCs w:val="24"/>
-          <w:lang w:val="en-IE"/>
-        </w:rPr>
-        <w:t xml:space="preserve"> – AUTHENTIC MEXICAN </w:t>
-      </w:r>
-      <w:proofErr w:type="spellStart"/>
-      <w:r>
-        <w:rPr>
-          <w:rFonts w:ascii="Arial" w:eastAsia="Arial" w:hAnsi="Arial" w:cs="Arial"/>
-          <w:b/>
-          <w:bCs/>
-          <w:color w:val="B22222"/>
-          <w:sz w:val="24"/>
-          <w:szCs w:val="24"/>
-          <w:lang w:val="en-IE"/>
-        </w:rPr>
-        <w:t>FLAVOR</w:t>
-      </w:r>
-      <w:proofErr w:type="spellEnd"/>
-    </w:p>
-    <w:p>
-      <w:pPr>
-        <w:rPr>
-          <w:lang w:val="en-IE"/>
-        </w:rPr>
-      </w:pPr>
-      <w:r>
-        <w:rPr>
-          <w:rFonts w:ascii="Arial" w:eastAsia="Arial" w:hAnsi="Arial" w:cs="Arial"/>
-          <w:b/>
-          <w:bCs/>
-          <w:color w:val="2E4053"/>
-          <w:sz w:val="24"/>
-          <w:szCs w:val="24"/>
-          <w:lang w:val="en-IE"/>
-        </w:rPr>
-        <w:t>HACCP-06 — Daily Cleaning and Disinfection Log</w:t>
-      </w:r>
-    </w:p>
     <w:p>
       <w:pPr>
         <w:spacing w:after="120"/>
-        <w:rPr>
-          <w:lang w:val="en-IE"/>
-        </w:rPr>
-      </w:pPr>
-      <w:r>
-        <w:rPr>
-          <w:rFonts w:ascii="Arial" w:eastAsia="Arial" w:hAnsi="Arial" w:cs="Arial"/>
-          <w:color w:val="555555"/>
-          <w:lang w:val="en-IE"/>
-        </w:rPr>
-        <w:t>Version 1.4 · August 17, 2026</w:t>
-      </w:r>
-    </w:p>
-    <w:p>
-      <w:pPr>
-        <w:spacing w:after="200"/>
-        <w:rPr>
-          <w:lang w:val="en-IE"/>
-        </w:rPr>
-      </w:pPr>
-      <w:r>
-        <w:rPr>
-          <w:rFonts w:ascii="Arial" w:eastAsia="Arial" w:hAnsi="Arial" w:cs="Arial"/>
-          <w:b/>
-          <w:bCs/>
-          <w:i/>
-          <w:iCs/>
-          <w:lang w:val="en-IE"/>
-        </w:rPr>
-        <w:t xml:space="preserve">Instructions: </w:t>
-      </w:r>
-      <w:r>
-        <w:rPr>
-          <w:rFonts w:ascii="Arial" w:eastAsia="Arial" w:hAnsi="Arial" w:cs="Arial"/>
-          <w:i/>
-          <w:iCs/>
-          <w:lang w:val="en-IE"/>
-        </w:rPr>
-        <w:t>Complete at the end of each session. One form per day. File in the HACCP folder.</w:t>
-      </w:r>
-    </w:p>
-    <w:p>
-      <w:pPr>
-        <w:spacing w:after="160"/>
         <w:rPr>
           <w:lang w:val="en-IE"/>
         </w:rPr>
@@ -1570,7 +1420,7 @@
           <w:left w:w="10" w:type="dxa"/>
           <w:right w:w="10" w:type="dxa"/>
         </w:tblCellMar>
-        <w:tblLook w:val="0000" w:firstRow="0" w:lastRow="0" w:firstColumn="0" w:lastColumn="0" w:noHBand="0" w:noVBand="0"/>
+        <w:tblLook w:val="04A0" w:firstRow="1" w:lastRow="0" w:firstColumn="1" w:lastColumn="0" w:noHBand="0" w:noVBand="1"/>
       </w:tblPr>
       <w:tblGrid>
         <w:gridCol w:w="1850"/>
@@ -1581,13 +1431,8 @@
         <w:gridCol w:w="1849"/>
       </w:tblGrid>
       <w:tr>
-        <w:tblPrEx>
-          <w:tblCellMar>
-            <w:top w:w="0" w:type="dxa"/>
-            <w:bottom w:w="0" w:type="dxa"/>
-          </w:tblCellMar>
-        </w:tblPrEx>
         <w:trPr>
+          <w:trHeight w:val="460"/>
           <w:tblHeader/>
         </w:trPr>
         <w:tc>
@@ -1601,16 +1446,20 @@
             </w:tcBorders>
             <w:shd w:val="clear" w:color="auto" w:fill="2E4053"/>
             <w:tcMar>
-              <w:top w:w="80" w:type="dxa"/>
-              <w:left w:w="100" w:type="dxa"/>
-              <w:bottom w:w="80" w:type="dxa"/>
-              <w:right w:w="100" w:type="dxa"/>
+              <w:top w:w="60" w:type="dxa"/>
+              <w:left w:w="80" w:type="dxa"/>
+              <w:bottom w:w="60" w:type="dxa"/>
+              <w:right w:w="80" w:type="dxa"/>
             </w:tcMar>
             <w:vAlign w:val="center"/>
           </w:tcPr>
           <w:p>
             <w:pPr>
               <w:jc w:val="center"/>
+              <w:rPr>
+                <w:sz w:val="16"/>
+                <w:szCs w:val="16"/>
+              </w:rPr>
             </w:pPr>
             <w:proofErr w:type="spellStart"/>
             <w:r>
@@ -1619,8 +1468,8 @@
                 <w:b/>
                 <w:bCs/>
                 <w:color w:val="FFFFFF"/>
-                <w:sz w:val="24"/>
-                <w:szCs w:val="24"/>
+                <w:sz w:val="16"/>
+                <w:szCs w:val="16"/>
               </w:rPr>
               <w:t>Area</w:t>
             </w:r>
@@ -1631,8 +1480,8 @@
                 <w:b/>
                 <w:bCs/>
                 <w:color w:val="FFFFFF"/>
-                <w:sz w:val="24"/>
-                <w:szCs w:val="24"/>
+                <w:sz w:val="16"/>
+                <w:szCs w:val="16"/>
               </w:rPr>
               <w:t xml:space="preserve"> / </w:t>
             </w:r>
@@ -1643,8 +1492,8 @@
                 <w:b/>
                 <w:bCs/>
                 <w:color w:val="FFFFFF"/>
-                <w:sz w:val="24"/>
-                <w:szCs w:val="24"/>
+                <w:sz w:val="16"/>
+                <w:szCs w:val="16"/>
               </w:rPr>
               <w:t>Equipment</w:t>
             </w:r>
@@ -1662,16 +1511,20 @@
             </w:tcBorders>
             <w:shd w:val="clear" w:color="auto" w:fill="2E4053"/>
             <w:tcMar>
-              <w:top w:w="80" w:type="dxa"/>
-              <w:left w:w="100" w:type="dxa"/>
-              <w:bottom w:w="80" w:type="dxa"/>
-              <w:right w:w="100" w:type="dxa"/>
+              <w:top w:w="60" w:type="dxa"/>
+              <w:left w:w="80" w:type="dxa"/>
+              <w:bottom w:w="60" w:type="dxa"/>
+              <w:right w:w="80" w:type="dxa"/>
             </w:tcMar>
             <w:vAlign w:val="center"/>
           </w:tcPr>
           <w:p>
             <w:pPr>
               <w:jc w:val="center"/>
+              <w:rPr>
+                <w:sz w:val="16"/>
+                <w:szCs w:val="16"/>
+              </w:rPr>
             </w:pPr>
             <w:r>
               <w:rPr>
@@ -1679,8 +1532,8 @@
                 <w:b/>
                 <w:bCs/>
                 <w:color w:val="FFFFFF"/>
-                <w:sz w:val="24"/>
-                <w:szCs w:val="24"/>
+                <w:sz w:val="16"/>
+                <w:szCs w:val="16"/>
               </w:rPr>
               <w:t>Time</w:t>
             </w:r>
@@ -1697,16 +1550,20 @@
             </w:tcBorders>
             <w:shd w:val="clear" w:color="auto" w:fill="2E4053"/>
             <w:tcMar>
-              <w:top w:w="80" w:type="dxa"/>
-              <w:left w:w="100" w:type="dxa"/>
-              <w:bottom w:w="80" w:type="dxa"/>
-              <w:right w:w="100" w:type="dxa"/>
+              <w:top w:w="60" w:type="dxa"/>
+              <w:left w:w="80" w:type="dxa"/>
+              <w:bottom w:w="60" w:type="dxa"/>
+              <w:right w:w="80" w:type="dxa"/>
             </w:tcMar>
             <w:vAlign w:val="center"/>
           </w:tcPr>
           <w:p>
             <w:pPr>
               <w:jc w:val="center"/>
+              <w:rPr>
+                <w:sz w:val="16"/>
+                <w:szCs w:val="16"/>
+              </w:rPr>
             </w:pPr>
             <w:proofErr w:type="spellStart"/>
             <w:r>
@@ -1715,8 +1572,8 @@
                 <w:b/>
                 <w:bCs/>
                 <w:color w:val="FFFFFF"/>
-                <w:sz w:val="24"/>
-                <w:szCs w:val="24"/>
+                <w:sz w:val="16"/>
+                <w:szCs w:val="16"/>
               </w:rPr>
               <w:t>Product</w:t>
             </w:r>
@@ -1727,8 +1584,8 @@
                 <w:b/>
                 <w:bCs/>
                 <w:color w:val="FFFFFF"/>
-                <w:sz w:val="24"/>
-                <w:szCs w:val="24"/>
+                <w:sz w:val="16"/>
+                <w:szCs w:val="16"/>
               </w:rPr>
               <w:t xml:space="preserve"> </w:t>
             </w:r>
@@ -1739,8 +1596,8 @@
                 <w:b/>
                 <w:bCs/>
                 <w:color w:val="FFFFFF"/>
-                <w:sz w:val="24"/>
-                <w:szCs w:val="24"/>
+                <w:sz w:val="16"/>
+                <w:szCs w:val="16"/>
               </w:rPr>
               <w:t>used</w:t>
             </w:r>
@@ -1758,16 +1615,20 @@
             </w:tcBorders>
             <w:shd w:val="clear" w:color="auto" w:fill="2E4053"/>
             <w:tcMar>
-              <w:top w:w="80" w:type="dxa"/>
-              <w:left w:w="100" w:type="dxa"/>
-              <w:bottom w:w="80" w:type="dxa"/>
-              <w:right w:w="100" w:type="dxa"/>
+              <w:top w:w="60" w:type="dxa"/>
+              <w:left w:w="80" w:type="dxa"/>
+              <w:bottom w:w="60" w:type="dxa"/>
+              <w:right w:w="80" w:type="dxa"/>
             </w:tcMar>
             <w:vAlign w:val="center"/>
           </w:tcPr>
           <w:p>
             <w:pPr>
               <w:jc w:val="center"/>
+              <w:rPr>
+                <w:sz w:val="16"/>
+                <w:szCs w:val="16"/>
+              </w:rPr>
             </w:pPr>
             <w:proofErr w:type="spellStart"/>
             <w:r>
@@ -1776,8 +1637,8 @@
                 <w:b/>
                 <w:bCs/>
                 <w:color w:val="FFFFFF"/>
-                <w:sz w:val="24"/>
-                <w:szCs w:val="24"/>
+                <w:sz w:val="16"/>
+                <w:szCs w:val="16"/>
               </w:rPr>
               <w:t>Rinsed</w:t>
             </w:r>
@@ -1788,8 +1649,8 @@
                 <w:b/>
                 <w:bCs/>
                 <w:color w:val="FFFFFF"/>
-                <w:sz w:val="24"/>
-                <w:szCs w:val="24"/>
+                <w:sz w:val="16"/>
+                <w:szCs w:val="16"/>
               </w:rPr>
               <w:t>? Yes/No</w:t>
             </w:r>
@@ -1806,16 +1667,20 @@
             </w:tcBorders>
             <w:shd w:val="clear" w:color="auto" w:fill="2E4053"/>
             <w:tcMar>
-              <w:top w:w="80" w:type="dxa"/>
-              <w:left w:w="100" w:type="dxa"/>
-              <w:bottom w:w="80" w:type="dxa"/>
-              <w:right w:w="100" w:type="dxa"/>
+              <w:top w:w="60" w:type="dxa"/>
+              <w:left w:w="80" w:type="dxa"/>
+              <w:bottom w:w="60" w:type="dxa"/>
+              <w:right w:w="80" w:type="dxa"/>
             </w:tcMar>
             <w:vAlign w:val="center"/>
           </w:tcPr>
           <w:p>
             <w:pPr>
               <w:jc w:val="center"/>
+              <w:rPr>
+                <w:sz w:val="16"/>
+                <w:szCs w:val="16"/>
+              </w:rPr>
             </w:pPr>
             <w:proofErr w:type="spellStart"/>
             <w:r>
@@ -1824,8 +1689,8 @@
                 <w:b/>
                 <w:bCs/>
                 <w:color w:val="FFFFFF"/>
-                <w:sz w:val="24"/>
-                <w:szCs w:val="24"/>
+                <w:sz w:val="16"/>
+                <w:szCs w:val="16"/>
               </w:rPr>
               <w:t>Disinfected</w:t>
             </w:r>
@@ -1836,8 +1701,8 @@
                 <w:b/>
                 <w:bCs/>
                 <w:color w:val="FFFFFF"/>
-                <w:sz w:val="24"/>
-                <w:szCs w:val="24"/>
+                <w:sz w:val="16"/>
+                <w:szCs w:val="16"/>
               </w:rPr>
               <w:t>? Yes/No</w:t>
             </w:r>
@@ -1854,16 +1719,20 @@
             </w:tcBorders>
             <w:shd w:val="clear" w:color="auto" w:fill="2E4053"/>
             <w:tcMar>
-              <w:top w:w="80" w:type="dxa"/>
-              <w:left w:w="100" w:type="dxa"/>
-              <w:bottom w:w="80" w:type="dxa"/>
-              <w:right w:w="100" w:type="dxa"/>
+              <w:top w:w="60" w:type="dxa"/>
+              <w:left w:w="80" w:type="dxa"/>
+              <w:bottom w:w="60" w:type="dxa"/>
+              <w:right w:w="80" w:type="dxa"/>
             </w:tcMar>
             <w:vAlign w:val="center"/>
           </w:tcPr>
           <w:p>
             <w:pPr>
               <w:jc w:val="center"/>
+              <w:rPr>
+                <w:sz w:val="16"/>
+                <w:szCs w:val="16"/>
+              </w:rPr>
             </w:pPr>
             <w:proofErr w:type="spellStart"/>
             <w:r>
@@ -1872,8 +1741,8 @@
                 <w:b/>
                 <w:bCs/>
                 <w:color w:val="FFFFFF"/>
-                <w:sz w:val="24"/>
-                <w:szCs w:val="24"/>
+                <w:sz w:val="16"/>
+                <w:szCs w:val="16"/>
               </w:rPr>
               <w:t>Responsible</w:t>
             </w:r>
@@ -1884,8 +1753,8 @@
                 <w:b/>
                 <w:bCs/>
                 <w:color w:val="FFFFFF"/>
-                <w:sz w:val="24"/>
-                <w:szCs w:val="24"/>
+                <w:sz w:val="16"/>
+                <w:szCs w:val="16"/>
               </w:rPr>
               <w:t xml:space="preserve"> / </w:t>
             </w:r>
@@ -1896,8 +1765,8 @@
                 <w:b/>
                 <w:bCs/>
                 <w:color w:val="FFFFFF"/>
-                <w:sz w:val="24"/>
-                <w:szCs w:val="24"/>
+                <w:sz w:val="16"/>
+                <w:szCs w:val="16"/>
               </w:rPr>
               <w:t>Signature</w:t>
             </w:r>
@@ -1906,14 +1775,8 @@
         </w:tc>
       </w:tr>
       <w:tr>
-        <w:tblPrEx>
-          <w:tblCellMar>
-            <w:top w:w="0" w:type="dxa"/>
-            <w:bottom w:w="0" w:type="dxa"/>
-          </w:tblCellMar>
-        </w:tblPrEx>
         <w:trPr>
-          <w:trHeight w:val="480"/>
+          <w:trHeight w:val="460"/>
         </w:trPr>
         <w:tc>
           <w:tcPr>
@@ -1926,10 +1789,10 @@
             </w:tcBorders>
             <w:shd w:val="clear" w:color="auto" w:fill="F5F5F5"/>
             <w:tcMar>
-              <w:top w:w="80" w:type="dxa"/>
-              <w:left w:w="100" w:type="dxa"/>
-              <w:bottom w:w="80" w:type="dxa"/>
-              <w:right w:w="100" w:type="dxa"/>
+              <w:top w:w="30" w:type="dxa"/>
+              <w:left w:w="80" w:type="dxa"/>
+              <w:bottom w:w="30" w:type="dxa"/>
+              <w:right w:w="80" w:type="dxa"/>
             </w:tcMar>
           </w:tcPr>
           <w:p>
@@ -1997,100 +1860,94 @@
             </w:tcBorders>
             <w:shd w:val="clear" w:color="auto" w:fill="F5F5F5"/>
             <w:tcMar>
-              <w:top w:w="80" w:type="dxa"/>
-              <w:left w:w="100" w:type="dxa"/>
-              <w:bottom w:w="80" w:type="dxa"/>
-              <w:right w:w="100" w:type="dxa"/>
-            </w:tcMar>
-          </w:tcPr>
-          <w:p/>
-        </w:tc>
-        <w:tc>
-          <w:tcPr>
-            <w:tcW w:w="800" w:type="pct"/>
-            <w:tcBorders>
-              <w:top w:val="single" w:sz="4" w:space="0" w:color="CCCCCC"/>
-              <w:left w:val="single" w:sz="4" w:space="0" w:color="CCCCCC"/>
-              <w:bottom w:val="single" w:sz="4" w:space="0" w:color="CCCCCC"/>
-              <w:right w:val="single" w:sz="4" w:space="0" w:color="CCCCCC"/>
-            </w:tcBorders>
-            <w:shd w:val="clear" w:color="auto" w:fill="F5F5F5"/>
-            <w:tcMar>
-              <w:top w:w="80" w:type="dxa"/>
-              <w:left w:w="100" w:type="dxa"/>
-              <w:bottom w:w="80" w:type="dxa"/>
-              <w:right w:w="100" w:type="dxa"/>
-            </w:tcMar>
-          </w:tcPr>
-          <w:p/>
-        </w:tc>
-        <w:tc>
-          <w:tcPr>
-            <w:tcW w:w="800" w:type="pct"/>
-            <w:tcBorders>
-              <w:top w:val="single" w:sz="4" w:space="0" w:color="CCCCCC"/>
-              <w:left w:val="single" w:sz="4" w:space="0" w:color="CCCCCC"/>
-              <w:bottom w:val="single" w:sz="4" w:space="0" w:color="CCCCCC"/>
-              <w:right w:val="single" w:sz="4" w:space="0" w:color="CCCCCC"/>
-            </w:tcBorders>
-            <w:shd w:val="clear" w:color="auto" w:fill="F5F5F5"/>
-            <w:tcMar>
-              <w:top w:w="80" w:type="dxa"/>
-              <w:left w:w="100" w:type="dxa"/>
-              <w:bottom w:w="80" w:type="dxa"/>
-              <w:right w:w="100" w:type="dxa"/>
-            </w:tcMar>
-          </w:tcPr>
-          <w:p/>
-        </w:tc>
-        <w:tc>
-          <w:tcPr>
-            <w:tcW w:w="800" w:type="pct"/>
-            <w:tcBorders>
-              <w:top w:val="single" w:sz="4" w:space="0" w:color="CCCCCC"/>
-              <w:left w:val="single" w:sz="4" w:space="0" w:color="CCCCCC"/>
-              <w:bottom w:val="single" w:sz="4" w:space="0" w:color="CCCCCC"/>
-              <w:right w:val="single" w:sz="4" w:space="0" w:color="CCCCCC"/>
-            </w:tcBorders>
-            <w:shd w:val="clear" w:color="auto" w:fill="F5F5F5"/>
-            <w:tcMar>
-              <w:top w:w="80" w:type="dxa"/>
-              <w:left w:w="100" w:type="dxa"/>
-              <w:bottom w:w="80" w:type="dxa"/>
-              <w:right w:w="100" w:type="dxa"/>
-            </w:tcMar>
-          </w:tcPr>
-          <w:p/>
-        </w:tc>
-        <w:tc>
-          <w:tcPr>
-            <w:tcW w:w="800" w:type="pct"/>
-            <w:tcBorders>
-              <w:top w:val="single" w:sz="4" w:space="0" w:color="CCCCCC"/>
-              <w:left w:val="single" w:sz="4" w:space="0" w:color="CCCCCC"/>
-              <w:bottom w:val="single" w:sz="4" w:space="0" w:color="CCCCCC"/>
-              <w:right w:val="single" w:sz="4" w:space="0" w:color="CCCCCC"/>
-            </w:tcBorders>
-            <w:shd w:val="clear" w:color="auto" w:fill="F5F5F5"/>
-            <w:tcMar>
-              <w:top w:w="80" w:type="dxa"/>
-              <w:left w:w="100" w:type="dxa"/>
-              <w:bottom w:w="80" w:type="dxa"/>
-              <w:right w:w="100" w:type="dxa"/>
+              <w:top w:w="30" w:type="dxa"/>
+              <w:left w:w="80" w:type="dxa"/>
+              <w:bottom w:w="30" w:type="dxa"/>
+              <w:right w:w="80" w:type="dxa"/>
+            </w:tcMar>
+          </w:tcPr>
+          <w:p/>
+        </w:tc>
+        <w:tc>
+          <w:tcPr>
+            <w:tcW w:w="800" w:type="pct"/>
+            <w:tcBorders>
+              <w:top w:val="single" w:sz="4" w:space="0" w:color="CCCCCC"/>
+              <w:left w:val="single" w:sz="4" w:space="0" w:color="CCCCCC"/>
+              <w:bottom w:val="single" w:sz="4" w:space="0" w:color="CCCCCC"/>
+              <w:right w:val="single" w:sz="4" w:space="0" w:color="CCCCCC"/>
+            </w:tcBorders>
+            <w:shd w:val="clear" w:color="auto" w:fill="F5F5F5"/>
+            <w:tcMar>
+              <w:top w:w="30" w:type="dxa"/>
+              <w:left w:w="80" w:type="dxa"/>
+              <w:bottom w:w="30" w:type="dxa"/>
+              <w:right w:w="80" w:type="dxa"/>
+            </w:tcMar>
+          </w:tcPr>
+          <w:p/>
+        </w:tc>
+        <w:tc>
+          <w:tcPr>
+            <w:tcW w:w="800" w:type="pct"/>
+            <w:tcBorders>
+              <w:top w:val="single" w:sz="4" w:space="0" w:color="CCCCCC"/>
+              <w:left w:val="single" w:sz="4" w:space="0" w:color="CCCCCC"/>
+              <w:bottom w:val="single" w:sz="4" w:space="0" w:color="CCCCCC"/>
+              <w:right w:val="single" w:sz="4" w:space="0" w:color="CCCCCC"/>
+            </w:tcBorders>
+            <w:shd w:val="clear" w:color="auto" w:fill="F5F5F5"/>
+            <w:tcMar>
+              <w:top w:w="30" w:type="dxa"/>
+              <w:left w:w="80" w:type="dxa"/>
+              <w:bottom w:w="30" w:type="dxa"/>
+              <w:right w:w="80" w:type="dxa"/>
+            </w:tcMar>
+          </w:tcPr>
+          <w:p/>
+        </w:tc>
+        <w:tc>
+          <w:tcPr>
+            <w:tcW w:w="800" w:type="pct"/>
+            <w:tcBorders>
+              <w:top w:val="single" w:sz="4" w:space="0" w:color="CCCCCC"/>
+              <w:left w:val="single" w:sz="4" w:space="0" w:color="CCCCCC"/>
+              <w:bottom w:val="single" w:sz="4" w:space="0" w:color="CCCCCC"/>
+              <w:right w:val="single" w:sz="4" w:space="0" w:color="CCCCCC"/>
+            </w:tcBorders>
+            <w:shd w:val="clear" w:color="auto" w:fill="F5F5F5"/>
+            <w:tcMar>
+              <w:top w:w="30" w:type="dxa"/>
+              <w:left w:w="80" w:type="dxa"/>
+              <w:bottom w:w="30" w:type="dxa"/>
+              <w:right w:w="80" w:type="dxa"/>
+            </w:tcMar>
+          </w:tcPr>
+          <w:p/>
+        </w:tc>
+        <w:tc>
+          <w:tcPr>
+            <w:tcW w:w="800" w:type="pct"/>
+            <w:tcBorders>
+              <w:top w:val="single" w:sz="4" w:space="0" w:color="CCCCCC"/>
+              <w:left w:val="single" w:sz="4" w:space="0" w:color="CCCCCC"/>
+              <w:bottom w:val="single" w:sz="4" w:space="0" w:color="CCCCCC"/>
+              <w:right w:val="single" w:sz="4" w:space="0" w:color="CCCCCC"/>
+            </w:tcBorders>
+            <w:shd w:val="clear" w:color="auto" w:fill="F5F5F5"/>
+            <w:tcMar>
+              <w:top w:w="30" w:type="dxa"/>
+              <w:left w:w="80" w:type="dxa"/>
+              <w:bottom w:w="30" w:type="dxa"/>
+              <w:right w:w="80" w:type="dxa"/>
             </w:tcMar>
           </w:tcPr>
           <w:p/>
         </w:tc>
       </w:tr>
       <w:tr>
-        <w:tblPrEx>
-          <w:tblCellMar>
-            <w:top w:w="0" w:type="dxa"/>
-            <w:bottom w:w="0" w:type="dxa"/>
-          </w:tblCellMar>
-        </w:tblPrEx>
         <w:trPr>
-          <w:trHeight w:val="480"/>
+          <w:trHeight w:val="460"/>
         </w:trPr>
         <w:tc>
           <w:tcPr>
@@ -2103,10 +1960,10 @@
             </w:tcBorders>
             <w:shd w:val="clear" w:color="auto" w:fill="FFFFFF"/>
             <w:tcMar>
-              <w:top w:w="80" w:type="dxa"/>
-              <w:left w:w="100" w:type="dxa"/>
-              <w:bottom w:w="80" w:type="dxa"/>
-              <w:right w:w="100" w:type="dxa"/>
+              <w:top w:w="30" w:type="dxa"/>
+              <w:left w:w="80" w:type="dxa"/>
+              <w:bottom w:w="30" w:type="dxa"/>
+              <w:right w:w="80" w:type="dxa"/>
             </w:tcMar>
           </w:tcPr>
           <w:p>
@@ -2143,100 +2000,94 @@
             </w:tcBorders>
             <w:shd w:val="clear" w:color="auto" w:fill="FFFFFF"/>
             <w:tcMar>
-              <w:top w:w="80" w:type="dxa"/>
-              <w:left w:w="100" w:type="dxa"/>
-              <w:bottom w:w="80" w:type="dxa"/>
-              <w:right w:w="100" w:type="dxa"/>
-            </w:tcMar>
-          </w:tcPr>
-          <w:p/>
-        </w:tc>
-        <w:tc>
-          <w:tcPr>
-            <w:tcW w:w="800" w:type="pct"/>
-            <w:tcBorders>
-              <w:top w:val="single" w:sz="4" w:space="0" w:color="CCCCCC"/>
-              <w:left w:val="single" w:sz="4" w:space="0" w:color="CCCCCC"/>
-              <w:bottom w:val="single" w:sz="4" w:space="0" w:color="CCCCCC"/>
-              <w:right w:val="single" w:sz="4" w:space="0" w:color="CCCCCC"/>
-            </w:tcBorders>
-            <w:shd w:val="clear" w:color="auto" w:fill="FFFFFF"/>
-            <w:tcMar>
-              <w:top w:w="80" w:type="dxa"/>
-              <w:left w:w="100" w:type="dxa"/>
-              <w:bottom w:w="80" w:type="dxa"/>
-              <w:right w:w="100" w:type="dxa"/>
-            </w:tcMar>
-          </w:tcPr>
-          <w:p/>
-        </w:tc>
-        <w:tc>
-          <w:tcPr>
-            <w:tcW w:w="800" w:type="pct"/>
-            <w:tcBorders>
-              <w:top w:val="single" w:sz="4" w:space="0" w:color="CCCCCC"/>
-              <w:left w:val="single" w:sz="4" w:space="0" w:color="CCCCCC"/>
-              <w:bottom w:val="single" w:sz="4" w:space="0" w:color="CCCCCC"/>
-              <w:right w:val="single" w:sz="4" w:space="0" w:color="CCCCCC"/>
-            </w:tcBorders>
-            <w:shd w:val="clear" w:color="auto" w:fill="FFFFFF"/>
-            <w:tcMar>
-              <w:top w:w="80" w:type="dxa"/>
-              <w:left w:w="100" w:type="dxa"/>
-              <w:bottom w:w="80" w:type="dxa"/>
-              <w:right w:w="100" w:type="dxa"/>
-            </w:tcMar>
-          </w:tcPr>
-          <w:p/>
-        </w:tc>
-        <w:tc>
-          <w:tcPr>
-            <w:tcW w:w="800" w:type="pct"/>
-            <w:tcBorders>
-              <w:top w:val="single" w:sz="4" w:space="0" w:color="CCCCCC"/>
-              <w:left w:val="single" w:sz="4" w:space="0" w:color="CCCCCC"/>
-              <w:bottom w:val="single" w:sz="4" w:space="0" w:color="CCCCCC"/>
-              <w:right w:val="single" w:sz="4" w:space="0" w:color="CCCCCC"/>
-            </w:tcBorders>
-            <w:shd w:val="clear" w:color="auto" w:fill="FFFFFF"/>
-            <w:tcMar>
-              <w:top w:w="80" w:type="dxa"/>
-              <w:left w:w="100" w:type="dxa"/>
-              <w:bottom w:w="80" w:type="dxa"/>
-              <w:right w:w="100" w:type="dxa"/>
-            </w:tcMar>
-          </w:tcPr>
-          <w:p/>
-        </w:tc>
-        <w:tc>
-          <w:tcPr>
-            <w:tcW w:w="800" w:type="pct"/>
-            <w:tcBorders>
-              <w:top w:val="single" w:sz="4" w:space="0" w:color="CCCCCC"/>
-              <w:left w:val="single" w:sz="4" w:space="0" w:color="CCCCCC"/>
-              <w:bottom w:val="single" w:sz="4" w:space="0" w:color="CCCCCC"/>
-              <w:right w:val="single" w:sz="4" w:space="0" w:color="CCCCCC"/>
-            </w:tcBorders>
-            <w:shd w:val="clear" w:color="auto" w:fill="FFFFFF"/>
-            <w:tcMar>
-              <w:top w:w="80" w:type="dxa"/>
-              <w:left w:w="100" w:type="dxa"/>
-              <w:bottom w:w="80" w:type="dxa"/>
-              <w:right w:w="100" w:type="dxa"/>
+              <w:top w:w="30" w:type="dxa"/>
+              <w:left w:w="80" w:type="dxa"/>
+              <w:bottom w:w="30" w:type="dxa"/>
+              <w:right w:w="80" w:type="dxa"/>
+            </w:tcMar>
+          </w:tcPr>
+          <w:p/>
+        </w:tc>
+        <w:tc>
+          <w:tcPr>
+            <w:tcW w:w="800" w:type="pct"/>
+            <w:tcBorders>
+              <w:top w:val="single" w:sz="4" w:space="0" w:color="CCCCCC"/>
+              <w:left w:val="single" w:sz="4" w:space="0" w:color="CCCCCC"/>
+              <w:bottom w:val="single" w:sz="4" w:space="0" w:color="CCCCCC"/>
+              <w:right w:val="single" w:sz="4" w:space="0" w:color="CCCCCC"/>
+            </w:tcBorders>
+            <w:shd w:val="clear" w:color="auto" w:fill="FFFFFF"/>
+            <w:tcMar>
+              <w:top w:w="30" w:type="dxa"/>
+              <w:left w:w="80" w:type="dxa"/>
+              <w:bottom w:w="30" w:type="dxa"/>
+              <w:right w:w="80" w:type="dxa"/>
+            </w:tcMar>
+          </w:tcPr>
+          <w:p/>
+        </w:tc>
+        <w:tc>
+          <w:tcPr>
+            <w:tcW w:w="800" w:type="pct"/>
+            <w:tcBorders>
+              <w:top w:val="single" w:sz="4" w:space="0" w:color="CCCCCC"/>
+              <w:left w:val="single" w:sz="4" w:space="0" w:color="CCCCCC"/>
+              <w:bottom w:val="single" w:sz="4" w:space="0" w:color="CCCCCC"/>
+              <w:right w:val="single" w:sz="4" w:space="0" w:color="CCCCCC"/>
+            </w:tcBorders>
+            <w:shd w:val="clear" w:color="auto" w:fill="FFFFFF"/>
+            <w:tcMar>
+              <w:top w:w="30" w:type="dxa"/>
+              <w:left w:w="80" w:type="dxa"/>
+              <w:bottom w:w="30" w:type="dxa"/>
+              <w:right w:w="80" w:type="dxa"/>
+            </w:tcMar>
+          </w:tcPr>
+          <w:p/>
+        </w:tc>
+        <w:tc>
+          <w:tcPr>
+            <w:tcW w:w="800" w:type="pct"/>
+            <w:tcBorders>
+              <w:top w:val="single" w:sz="4" w:space="0" w:color="CCCCCC"/>
+              <w:left w:val="single" w:sz="4" w:space="0" w:color="CCCCCC"/>
+              <w:bottom w:val="single" w:sz="4" w:space="0" w:color="CCCCCC"/>
+              <w:right w:val="single" w:sz="4" w:space="0" w:color="CCCCCC"/>
+            </w:tcBorders>
+            <w:shd w:val="clear" w:color="auto" w:fill="FFFFFF"/>
+            <w:tcMar>
+              <w:top w:w="30" w:type="dxa"/>
+              <w:left w:w="80" w:type="dxa"/>
+              <w:bottom w:w="30" w:type="dxa"/>
+              <w:right w:w="80" w:type="dxa"/>
+            </w:tcMar>
+          </w:tcPr>
+          <w:p/>
+        </w:tc>
+        <w:tc>
+          <w:tcPr>
+            <w:tcW w:w="800" w:type="pct"/>
+            <w:tcBorders>
+              <w:top w:val="single" w:sz="4" w:space="0" w:color="CCCCCC"/>
+              <w:left w:val="single" w:sz="4" w:space="0" w:color="CCCCCC"/>
+              <w:bottom w:val="single" w:sz="4" w:space="0" w:color="CCCCCC"/>
+              <w:right w:val="single" w:sz="4" w:space="0" w:color="CCCCCC"/>
+            </w:tcBorders>
+            <w:shd w:val="clear" w:color="auto" w:fill="FFFFFF"/>
+            <w:tcMar>
+              <w:top w:w="30" w:type="dxa"/>
+              <w:left w:w="80" w:type="dxa"/>
+              <w:bottom w:w="30" w:type="dxa"/>
+              <w:right w:w="80" w:type="dxa"/>
             </w:tcMar>
           </w:tcPr>
           <w:p/>
         </w:tc>
       </w:tr>
       <w:tr>
-        <w:tblPrEx>
-          <w:tblCellMar>
-            <w:top w:w="0" w:type="dxa"/>
-            <w:bottom w:w="0" w:type="dxa"/>
-          </w:tblCellMar>
-        </w:tblPrEx>
         <w:trPr>
-          <w:trHeight w:val="480"/>
+          <w:trHeight w:val="460"/>
         </w:trPr>
         <w:tc>
           <w:tcPr>
@@ -2249,10 +2100,10 @@
             </w:tcBorders>
             <w:shd w:val="clear" w:color="auto" w:fill="F5F5F5"/>
             <w:tcMar>
-              <w:top w:w="80" w:type="dxa"/>
-              <w:left w:w="100" w:type="dxa"/>
-              <w:bottom w:w="80" w:type="dxa"/>
-              <w:right w:w="100" w:type="dxa"/>
+              <w:top w:w="30" w:type="dxa"/>
+              <w:left w:w="80" w:type="dxa"/>
+              <w:bottom w:w="30" w:type="dxa"/>
+              <w:right w:w="80" w:type="dxa"/>
             </w:tcMar>
           </w:tcPr>
           <w:p>
@@ -2300,100 +2151,94 @@
             </w:tcBorders>
             <w:shd w:val="clear" w:color="auto" w:fill="F5F5F5"/>
             <w:tcMar>
-              <w:top w:w="80" w:type="dxa"/>
-              <w:left w:w="100" w:type="dxa"/>
-              <w:bottom w:w="80" w:type="dxa"/>
-              <w:right w:w="100" w:type="dxa"/>
-            </w:tcMar>
-          </w:tcPr>
-          <w:p/>
-        </w:tc>
-        <w:tc>
-          <w:tcPr>
-            <w:tcW w:w="800" w:type="pct"/>
-            <w:tcBorders>
-              <w:top w:val="single" w:sz="4" w:space="0" w:color="CCCCCC"/>
-              <w:left w:val="single" w:sz="4" w:space="0" w:color="CCCCCC"/>
-              <w:bottom w:val="single" w:sz="4" w:space="0" w:color="CCCCCC"/>
-              <w:right w:val="single" w:sz="4" w:space="0" w:color="CCCCCC"/>
-            </w:tcBorders>
-            <w:shd w:val="clear" w:color="auto" w:fill="F5F5F5"/>
-            <w:tcMar>
-              <w:top w:w="80" w:type="dxa"/>
-              <w:left w:w="100" w:type="dxa"/>
-              <w:bottom w:w="80" w:type="dxa"/>
-              <w:right w:w="100" w:type="dxa"/>
-            </w:tcMar>
-          </w:tcPr>
-          <w:p/>
-        </w:tc>
-        <w:tc>
-          <w:tcPr>
-            <w:tcW w:w="800" w:type="pct"/>
-            <w:tcBorders>
-              <w:top w:val="single" w:sz="4" w:space="0" w:color="CCCCCC"/>
-              <w:left w:val="single" w:sz="4" w:space="0" w:color="CCCCCC"/>
-              <w:bottom w:val="single" w:sz="4" w:space="0" w:color="CCCCCC"/>
-              <w:right w:val="single" w:sz="4" w:space="0" w:color="CCCCCC"/>
-            </w:tcBorders>
-            <w:shd w:val="clear" w:color="auto" w:fill="F5F5F5"/>
-            <w:tcMar>
-              <w:top w:w="80" w:type="dxa"/>
-              <w:left w:w="100" w:type="dxa"/>
-              <w:bottom w:w="80" w:type="dxa"/>
-              <w:right w:w="100" w:type="dxa"/>
-            </w:tcMar>
-          </w:tcPr>
-          <w:p/>
-        </w:tc>
-        <w:tc>
-          <w:tcPr>
-            <w:tcW w:w="800" w:type="pct"/>
-            <w:tcBorders>
-              <w:top w:val="single" w:sz="4" w:space="0" w:color="CCCCCC"/>
-              <w:left w:val="single" w:sz="4" w:space="0" w:color="CCCCCC"/>
-              <w:bottom w:val="single" w:sz="4" w:space="0" w:color="CCCCCC"/>
-              <w:right w:val="single" w:sz="4" w:space="0" w:color="CCCCCC"/>
-            </w:tcBorders>
-            <w:shd w:val="clear" w:color="auto" w:fill="F5F5F5"/>
-            <w:tcMar>
-              <w:top w:w="80" w:type="dxa"/>
-              <w:left w:w="100" w:type="dxa"/>
-              <w:bottom w:w="80" w:type="dxa"/>
-              <w:right w:w="100" w:type="dxa"/>
-            </w:tcMar>
-          </w:tcPr>
-          <w:p/>
-        </w:tc>
-        <w:tc>
-          <w:tcPr>
-            <w:tcW w:w="800" w:type="pct"/>
-            <w:tcBorders>
-              <w:top w:val="single" w:sz="4" w:space="0" w:color="CCCCCC"/>
-              <w:left w:val="single" w:sz="4" w:space="0" w:color="CCCCCC"/>
-              <w:bottom w:val="single" w:sz="4" w:space="0" w:color="CCCCCC"/>
-              <w:right w:val="single" w:sz="4" w:space="0" w:color="CCCCCC"/>
-            </w:tcBorders>
-            <w:shd w:val="clear" w:color="auto" w:fill="F5F5F5"/>
-            <w:tcMar>
-              <w:top w:w="80" w:type="dxa"/>
-              <w:left w:w="100" w:type="dxa"/>
-              <w:bottom w:w="80" w:type="dxa"/>
-              <w:right w:w="100" w:type="dxa"/>
+              <w:top w:w="30" w:type="dxa"/>
+              <w:left w:w="80" w:type="dxa"/>
+              <w:bottom w:w="30" w:type="dxa"/>
+              <w:right w:w="80" w:type="dxa"/>
+            </w:tcMar>
+          </w:tcPr>
+          <w:p/>
+        </w:tc>
+        <w:tc>
+          <w:tcPr>
+            <w:tcW w:w="800" w:type="pct"/>
+            <w:tcBorders>
+              <w:top w:val="single" w:sz="4" w:space="0" w:color="CCCCCC"/>
+              <w:left w:val="single" w:sz="4" w:space="0" w:color="CCCCCC"/>
+              <w:bottom w:val="single" w:sz="4" w:space="0" w:color="CCCCCC"/>
+              <w:right w:val="single" w:sz="4" w:space="0" w:color="CCCCCC"/>
+            </w:tcBorders>
+            <w:shd w:val="clear" w:color="auto" w:fill="F5F5F5"/>
+            <w:tcMar>
+              <w:top w:w="30" w:type="dxa"/>
+              <w:left w:w="80" w:type="dxa"/>
+              <w:bottom w:w="30" w:type="dxa"/>
+              <w:right w:w="80" w:type="dxa"/>
+            </w:tcMar>
+          </w:tcPr>
+          <w:p/>
+        </w:tc>
+        <w:tc>
+          <w:tcPr>
+            <w:tcW w:w="800" w:type="pct"/>
+            <w:tcBorders>
+              <w:top w:val="single" w:sz="4" w:space="0" w:color="CCCCCC"/>
+              <w:left w:val="single" w:sz="4" w:space="0" w:color="CCCCCC"/>
+              <w:bottom w:val="single" w:sz="4" w:space="0" w:color="CCCCCC"/>
+              <w:right w:val="single" w:sz="4" w:space="0" w:color="CCCCCC"/>
+            </w:tcBorders>
+            <w:shd w:val="clear" w:color="auto" w:fill="F5F5F5"/>
+            <w:tcMar>
+              <w:top w:w="30" w:type="dxa"/>
+              <w:left w:w="80" w:type="dxa"/>
+              <w:bottom w:w="30" w:type="dxa"/>
+              <w:right w:w="80" w:type="dxa"/>
+            </w:tcMar>
+          </w:tcPr>
+          <w:p/>
+        </w:tc>
+        <w:tc>
+          <w:tcPr>
+            <w:tcW w:w="800" w:type="pct"/>
+            <w:tcBorders>
+              <w:top w:val="single" w:sz="4" w:space="0" w:color="CCCCCC"/>
+              <w:left w:val="single" w:sz="4" w:space="0" w:color="CCCCCC"/>
+              <w:bottom w:val="single" w:sz="4" w:space="0" w:color="CCCCCC"/>
+              <w:right w:val="single" w:sz="4" w:space="0" w:color="CCCCCC"/>
+            </w:tcBorders>
+            <w:shd w:val="clear" w:color="auto" w:fill="F5F5F5"/>
+            <w:tcMar>
+              <w:top w:w="30" w:type="dxa"/>
+              <w:left w:w="80" w:type="dxa"/>
+              <w:bottom w:w="30" w:type="dxa"/>
+              <w:right w:w="80" w:type="dxa"/>
+            </w:tcMar>
+          </w:tcPr>
+          <w:p/>
+        </w:tc>
+        <w:tc>
+          <w:tcPr>
+            <w:tcW w:w="800" w:type="pct"/>
+            <w:tcBorders>
+              <w:top w:val="single" w:sz="4" w:space="0" w:color="CCCCCC"/>
+              <w:left w:val="single" w:sz="4" w:space="0" w:color="CCCCCC"/>
+              <w:bottom w:val="single" w:sz="4" w:space="0" w:color="CCCCCC"/>
+              <w:right w:val="single" w:sz="4" w:space="0" w:color="CCCCCC"/>
+            </w:tcBorders>
+            <w:shd w:val="clear" w:color="auto" w:fill="F5F5F5"/>
+            <w:tcMar>
+              <w:top w:w="30" w:type="dxa"/>
+              <w:left w:w="80" w:type="dxa"/>
+              <w:bottom w:w="30" w:type="dxa"/>
+              <w:right w:w="80" w:type="dxa"/>
             </w:tcMar>
           </w:tcPr>
           <w:p/>
         </w:tc>
       </w:tr>
       <w:tr>
-        <w:tblPrEx>
-          <w:tblCellMar>
-            <w:top w:w="0" w:type="dxa"/>
-            <w:bottom w:w="0" w:type="dxa"/>
-          </w:tblCellMar>
-        </w:tblPrEx>
         <w:trPr>
-          <w:trHeight w:val="480"/>
+          <w:trHeight w:val="460"/>
         </w:trPr>
         <w:tc>
           <w:tcPr>
@@ -2406,10 +2251,10 @@
             </w:tcBorders>
             <w:shd w:val="clear" w:color="auto" w:fill="FFFFFF"/>
             <w:tcMar>
-              <w:top w:w="80" w:type="dxa"/>
-              <w:left w:w="100" w:type="dxa"/>
-              <w:bottom w:w="80" w:type="dxa"/>
-              <w:right w:w="100" w:type="dxa"/>
+              <w:top w:w="30" w:type="dxa"/>
+              <w:left w:w="80" w:type="dxa"/>
+              <w:bottom w:w="30" w:type="dxa"/>
+              <w:right w:w="80" w:type="dxa"/>
             </w:tcMar>
           </w:tcPr>
           <w:p>
@@ -2457,100 +2302,94 @@
             </w:tcBorders>
             <w:shd w:val="clear" w:color="auto" w:fill="FFFFFF"/>
             <w:tcMar>
-              <w:top w:w="80" w:type="dxa"/>
-              <w:left w:w="100" w:type="dxa"/>
-              <w:bottom w:w="80" w:type="dxa"/>
-              <w:right w:w="100" w:type="dxa"/>
-            </w:tcMar>
-          </w:tcPr>
-          <w:p/>
-        </w:tc>
-        <w:tc>
-          <w:tcPr>
-            <w:tcW w:w="800" w:type="pct"/>
-            <w:tcBorders>
-              <w:top w:val="single" w:sz="4" w:space="0" w:color="CCCCCC"/>
-              <w:left w:val="single" w:sz="4" w:space="0" w:color="CCCCCC"/>
-              <w:bottom w:val="single" w:sz="4" w:space="0" w:color="CCCCCC"/>
-              <w:right w:val="single" w:sz="4" w:space="0" w:color="CCCCCC"/>
-            </w:tcBorders>
-            <w:shd w:val="clear" w:color="auto" w:fill="FFFFFF"/>
-            <w:tcMar>
-              <w:top w:w="80" w:type="dxa"/>
-              <w:left w:w="100" w:type="dxa"/>
-              <w:bottom w:w="80" w:type="dxa"/>
-              <w:right w:w="100" w:type="dxa"/>
-            </w:tcMar>
-          </w:tcPr>
-          <w:p/>
-        </w:tc>
-        <w:tc>
-          <w:tcPr>
-            <w:tcW w:w="800" w:type="pct"/>
-            <w:tcBorders>
-              <w:top w:val="single" w:sz="4" w:space="0" w:color="CCCCCC"/>
-              <w:left w:val="single" w:sz="4" w:space="0" w:color="CCCCCC"/>
-              <w:bottom w:val="single" w:sz="4" w:space="0" w:color="CCCCCC"/>
-              <w:right w:val="single" w:sz="4" w:space="0" w:color="CCCCCC"/>
-            </w:tcBorders>
-            <w:shd w:val="clear" w:color="auto" w:fill="FFFFFF"/>
-            <w:tcMar>
-              <w:top w:w="80" w:type="dxa"/>
-              <w:left w:w="100" w:type="dxa"/>
-              <w:bottom w:w="80" w:type="dxa"/>
-              <w:right w:w="100" w:type="dxa"/>
-            </w:tcMar>
-          </w:tcPr>
-          <w:p/>
-        </w:tc>
-        <w:tc>
-          <w:tcPr>
-            <w:tcW w:w="800" w:type="pct"/>
-            <w:tcBorders>
-              <w:top w:val="single" w:sz="4" w:space="0" w:color="CCCCCC"/>
-              <w:left w:val="single" w:sz="4" w:space="0" w:color="CCCCCC"/>
-              <w:bottom w:val="single" w:sz="4" w:space="0" w:color="CCCCCC"/>
-              <w:right w:val="single" w:sz="4" w:space="0" w:color="CCCCCC"/>
-            </w:tcBorders>
-            <w:shd w:val="clear" w:color="auto" w:fill="FFFFFF"/>
-            <w:tcMar>
-              <w:top w:w="80" w:type="dxa"/>
-              <w:left w:w="100" w:type="dxa"/>
-              <w:bottom w:w="80" w:type="dxa"/>
-              <w:right w:w="100" w:type="dxa"/>
-            </w:tcMar>
-          </w:tcPr>
-          <w:p/>
-        </w:tc>
-        <w:tc>
-          <w:tcPr>
-            <w:tcW w:w="800" w:type="pct"/>
-            <w:tcBorders>
-              <w:top w:val="single" w:sz="4" w:space="0" w:color="CCCCCC"/>
-              <w:left w:val="single" w:sz="4" w:space="0" w:color="CCCCCC"/>
-              <w:bottom w:val="single" w:sz="4" w:space="0" w:color="CCCCCC"/>
-              <w:right w:val="single" w:sz="4" w:space="0" w:color="CCCCCC"/>
-            </w:tcBorders>
-            <w:shd w:val="clear" w:color="auto" w:fill="FFFFFF"/>
-            <w:tcMar>
-              <w:top w:w="80" w:type="dxa"/>
-              <w:left w:w="100" w:type="dxa"/>
-              <w:bottom w:w="80" w:type="dxa"/>
-              <w:right w:w="100" w:type="dxa"/>
+              <w:top w:w="30" w:type="dxa"/>
+              <w:left w:w="80" w:type="dxa"/>
+              <w:bottom w:w="30" w:type="dxa"/>
+              <w:right w:w="80" w:type="dxa"/>
+            </w:tcMar>
+          </w:tcPr>
+          <w:p/>
+        </w:tc>
+        <w:tc>
+          <w:tcPr>
+            <w:tcW w:w="800" w:type="pct"/>
+            <w:tcBorders>
+              <w:top w:val="single" w:sz="4" w:space="0" w:color="CCCCCC"/>
+              <w:left w:val="single" w:sz="4" w:space="0" w:color="CCCCCC"/>
+              <w:bottom w:val="single" w:sz="4" w:space="0" w:color="CCCCCC"/>
+              <w:right w:val="single" w:sz="4" w:space="0" w:color="CCCCCC"/>
+            </w:tcBorders>
+            <w:shd w:val="clear" w:color="auto" w:fill="FFFFFF"/>
+            <w:tcMar>
+              <w:top w:w="30" w:type="dxa"/>
+              <w:left w:w="80" w:type="dxa"/>
+              <w:bottom w:w="30" w:type="dxa"/>
+              <w:right w:w="80" w:type="dxa"/>
+            </w:tcMar>
+          </w:tcPr>
+          <w:p/>
+        </w:tc>
+        <w:tc>
+          <w:tcPr>
+            <w:tcW w:w="800" w:type="pct"/>
+            <w:tcBorders>
+              <w:top w:val="single" w:sz="4" w:space="0" w:color="CCCCCC"/>
+              <w:left w:val="single" w:sz="4" w:space="0" w:color="CCCCCC"/>
+              <w:bottom w:val="single" w:sz="4" w:space="0" w:color="CCCCCC"/>
+              <w:right w:val="single" w:sz="4" w:space="0" w:color="CCCCCC"/>
+            </w:tcBorders>
+            <w:shd w:val="clear" w:color="auto" w:fill="FFFFFF"/>
+            <w:tcMar>
+              <w:top w:w="30" w:type="dxa"/>
+              <w:left w:w="80" w:type="dxa"/>
+              <w:bottom w:w="30" w:type="dxa"/>
+              <w:right w:w="80" w:type="dxa"/>
+            </w:tcMar>
+          </w:tcPr>
+          <w:p/>
+        </w:tc>
+        <w:tc>
+          <w:tcPr>
+            <w:tcW w:w="800" w:type="pct"/>
+            <w:tcBorders>
+              <w:top w:val="single" w:sz="4" w:space="0" w:color="CCCCCC"/>
+              <w:left w:val="single" w:sz="4" w:space="0" w:color="CCCCCC"/>
+              <w:bottom w:val="single" w:sz="4" w:space="0" w:color="CCCCCC"/>
+              <w:right w:val="single" w:sz="4" w:space="0" w:color="CCCCCC"/>
+            </w:tcBorders>
+            <w:shd w:val="clear" w:color="auto" w:fill="FFFFFF"/>
+            <w:tcMar>
+              <w:top w:w="30" w:type="dxa"/>
+              <w:left w:w="80" w:type="dxa"/>
+              <w:bottom w:w="30" w:type="dxa"/>
+              <w:right w:w="80" w:type="dxa"/>
+            </w:tcMar>
+          </w:tcPr>
+          <w:p/>
+        </w:tc>
+        <w:tc>
+          <w:tcPr>
+            <w:tcW w:w="800" w:type="pct"/>
+            <w:tcBorders>
+              <w:top w:val="single" w:sz="4" w:space="0" w:color="CCCCCC"/>
+              <w:left w:val="single" w:sz="4" w:space="0" w:color="CCCCCC"/>
+              <w:bottom w:val="single" w:sz="4" w:space="0" w:color="CCCCCC"/>
+              <w:right w:val="single" w:sz="4" w:space="0" w:color="CCCCCC"/>
+            </w:tcBorders>
+            <w:shd w:val="clear" w:color="auto" w:fill="FFFFFF"/>
+            <w:tcMar>
+              <w:top w:w="30" w:type="dxa"/>
+              <w:left w:w="80" w:type="dxa"/>
+              <w:bottom w:w="30" w:type="dxa"/>
+              <w:right w:w="80" w:type="dxa"/>
             </w:tcMar>
           </w:tcPr>
           <w:p/>
         </w:tc>
       </w:tr>
       <w:tr>
-        <w:tblPrEx>
-          <w:tblCellMar>
-            <w:top w:w="0" w:type="dxa"/>
-            <w:bottom w:w="0" w:type="dxa"/>
-          </w:tblCellMar>
-        </w:tblPrEx>
         <w:trPr>
-          <w:trHeight w:val="480"/>
+          <w:trHeight w:val="460"/>
         </w:trPr>
         <w:tc>
           <w:tcPr>
@@ -2563,10 +2402,10 @@
             </w:tcBorders>
             <w:shd w:val="clear" w:color="auto" w:fill="F5F5F5"/>
             <w:tcMar>
-              <w:top w:w="80" w:type="dxa"/>
-              <w:left w:w="100" w:type="dxa"/>
-              <w:bottom w:w="80" w:type="dxa"/>
-              <w:right w:w="100" w:type="dxa"/>
+              <w:top w:w="30" w:type="dxa"/>
+              <w:left w:w="80" w:type="dxa"/>
+              <w:bottom w:w="30" w:type="dxa"/>
+              <w:right w:w="80" w:type="dxa"/>
             </w:tcMar>
           </w:tcPr>
           <w:p>
@@ -2612,100 +2451,94 @@
             </w:tcBorders>
             <w:shd w:val="clear" w:color="auto" w:fill="F5F5F5"/>
             <w:tcMar>
-              <w:top w:w="80" w:type="dxa"/>
-              <w:left w:w="100" w:type="dxa"/>
-              <w:bottom w:w="80" w:type="dxa"/>
-              <w:right w:w="100" w:type="dxa"/>
-            </w:tcMar>
-          </w:tcPr>
-          <w:p/>
-        </w:tc>
-        <w:tc>
-          <w:tcPr>
-            <w:tcW w:w="800" w:type="pct"/>
-            <w:tcBorders>
-              <w:top w:val="single" w:sz="4" w:space="0" w:color="CCCCCC"/>
-              <w:left w:val="single" w:sz="4" w:space="0" w:color="CCCCCC"/>
-              <w:bottom w:val="single" w:sz="4" w:space="0" w:color="CCCCCC"/>
-              <w:right w:val="single" w:sz="4" w:space="0" w:color="CCCCCC"/>
-            </w:tcBorders>
-            <w:shd w:val="clear" w:color="auto" w:fill="F5F5F5"/>
-            <w:tcMar>
-              <w:top w:w="80" w:type="dxa"/>
-              <w:left w:w="100" w:type="dxa"/>
-              <w:bottom w:w="80" w:type="dxa"/>
-              <w:right w:w="100" w:type="dxa"/>
-            </w:tcMar>
-          </w:tcPr>
-          <w:p/>
-        </w:tc>
-        <w:tc>
-          <w:tcPr>
-            <w:tcW w:w="800" w:type="pct"/>
-            <w:tcBorders>
-              <w:top w:val="single" w:sz="4" w:space="0" w:color="CCCCCC"/>
-              <w:left w:val="single" w:sz="4" w:space="0" w:color="CCCCCC"/>
-              <w:bottom w:val="single" w:sz="4" w:space="0" w:color="CCCCCC"/>
-              <w:right w:val="single" w:sz="4" w:space="0" w:color="CCCCCC"/>
-            </w:tcBorders>
-            <w:shd w:val="clear" w:color="auto" w:fill="F5F5F5"/>
-            <w:tcMar>
-              <w:top w:w="80" w:type="dxa"/>
-              <w:left w:w="100" w:type="dxa"/>
-              <w:bottom w:w="80" w:type="dxa"/>
-              <w:right w:w="100" w:type="dxa"/>
-            </w:tcMar>
-          </w:tcPr>
-          <w:p/>
-        </w:tc>
-        <w:tc>
-          <w:tcPr>
-            <w:tcW w:w="800" w:type="pct"/>
-            <w:tcBorders>
-              <w:top w:val="single" w:sz="4" w:space="0" w:color="CCCCCC"/>
-              <w:left w:val="single" w:sz="4" w:space="0" w:color="CCCCCC"/>
-              <w:bottom w:val="single" w:sz="4" w:space="0" w:color="CCCCCC"/>
-              <w:right w:val="single" w:sz="4" w:space="0" w:color="CCCCCC"/>
-            </w:tcBorders>
-            <w:shd w:val="clear" w:color="auto" w:fill="F5F5F5"/>
-            <w:tcMar>
-              <w:top w:w="80" w:type="dxa"/>
-              <w:left w:w="100" w:type="dxa"/>
-              <w:bottom w:w="80" w:type="dxa"/>
-              <w:right w:w="100" w:type="dxa"/>
-            </w:tcMar>
-          </w:tcPr>
-          <w:p/>
-        </w:tc>
-        <w:tc>
-          <w:tcPr>
-            <w:tcW w:w="800" w:type="pct"/>
-            <w:tcBorders>
-              <w:top w:val="single" w:sz="4" w:space="0" w:color="CCCCCC"/>
-              <w:left w:val="single" w:sz="4" w:space="0" w:color="CCCCCC"/>
-              <w:bottom w:val="single" w:sz="4" w:space="0" w:color="CCCCCC"/>
-              <w:right w:val="single" w:sz="4" w:space="0" w:color="CCCCCC"/>
-            </w:tcBorders>
-            <w:shd w:val="clear" w:color="auto" w:fill="F5F5F5"/>
-            <w:tcMar>
-              <w:top w:w="80" w:type="dxa"/>
-              <w:left w:w="100" w:type="dxa"/>
-              <w:bottom w:w="80" w:type="dxa"/>
-              <w:right w:w="100" w:type="dxa"/>
+              <w:top w:w="30" w:type="dxa"/>
+              <w:left w:w="80" w:type="dxa"/>
+              <w:bottom w:w="30" w:type="dxa"/>
+              <w:right w:w="80" w:type="dxa"/>
+            </w:tcMar>
+          </w:tcPr>
+          <w:p/>
+        </w:tc>
+        <w:tc>
+          <w:tcPr>
+            <w:tcW w:w="800" w:type="pct"/>
+            <w:tcBorders>
+              <w:top w:val="single" w:sz="4" w:space="0" w:color="CCCCCC"/>
+              <w:left w:val="single" w:sz="4" w:space="0" w:color="CCCCCC"/>
+              <w:bottom w:val="single" w:sz="4" w:space="0" w:color="CCCCCC"/>
+              <w:right w:val="single" w:sz="4" w:space="0" w:color="CCCCCC"/>
+            </w:tcBorders>
+            <w:shd w:val="clear" w:color="auto" w:fill="F5F5F5"/>
+            <w:tcMar>
+              <w:top w:w="30" w:type="dxa"/>
+              <w:left w:w="80" w:type="dxa"/>
+              <w:bottom w:w="30" w:type="dxa"/>
+              <w:right w:w="80" w:type="dxa"/>
+            </w:tcMar>
+          </w:tcPr>
+          <w:p/>
+        </w:tc>
+        <w:tc>
+          <w:tcPr>
+            <w:tcW w:w="800" w:type="pct"/>
+            <w:tcBorders>
+              <w:top w:val="single" w:sz="4" w:space="0" w:color="CCCCCC"/>
+              <w:left w:val="single" w:sz="4" w:space="0" w:color="CCCCCC"/>
+              <w:bottom w:val="single" w:sz="4" w:space="0" w:color="CCCCCC"/>
+              <w:right w:val="single" w:sz="4" w:space="0" w:color="CCCCCC"/>
+            </w:tcBorders>
+            <w:shd w:val="clear" w:color="auto" w:fill="F5F5F5"/>
+            <w:tcMar>
+              <w:top w:w="30" w:type="dxa"/>
+              <w:left w:w="80" w:type="dxa"/>
+              <w:bottom w:w="30" w:type="dxa"/>
+              <w:right w:w="80" w:type="dxa"/>
+            </w:tcMar>
+          </w:tcPr>
+          <w:p/>
+        </w:tc>
+        <w:tc>
+          <w:tcPr>
+            <w:tcW w:w="800" w:type="pct"/>
+            <w:tcBorders>
+              <w:top w:val="single" w:sz="4" w:space="0" w:color="CCCCCC"/>
+              <w:left w:val="single" w:sz="4" w:space="0" w:color="CCCCCC"/>
+              <w:bottom w:val="single" w:sz="4" w:space="0" w:color="CCCCCC"/>
+              <w:right w:val="single" w:sz="4" w:space="0" w:color="CCCCCC"/>
+            </w:tcBorders>
+            <w:shd w:val="clear" w:color="auto" w:fill="F5F5F5"/>
+            <w:tcMar>
+              <w:top w:w="30" w:type="dxa"/>
+              <w:left w:w="80" w:type="dxa"/>
+              <w:bottom w:w="30" w:type="dxa"/>
+              <w:right w:w="80" w:type="dxa"/>
+            </w:tcMar>
+          </w:tcPr>
+          <w:p/>
+        </w:tc>
+        <w:tc>
+          <w:tcPr>
+            <w:tcW w:w="800" w:type="pct"/>
+            <w:tcBorders>
+              <w:top w:val="single" w:sz="4" w:space="0" w:color="CCCCCC"/>
+              <w:left w:val="single" w:sz="4" w:space="0" w:color="CCCCCC"/>
+              <w:bottom w:val="single" w:sz="4" w:space="0" w:color="CCCCCC"/>
+              <w:right w:val="single" w:sz="4" w:space="0" w:color="CCCCCC"/>
+            </w:tcBorders>
+            <w:shd w:val="clear" w:color="auto" w:fill="F5F5F5"/>
+            <w:tcMar>
+              <w:top w:w="30" w:type="dxa"/>
+              <w:left w:w="80" w:type="dxa"/>
+              <w:bottom w:w="30" w:type="dxa"/>
+              <w:right w:w="80" w:type="dxa"/>
             </w:tcMar>
           </w:tcPr>
           <w:p/>
         </w:tc>
       </w:tr>
       <w:tr>
-        <w:tblPrEx>
-          <w:tblCellMar>
-            <w:top w:w="0" w:type="dxa"/>
-            <w:bottom w:w="0" w:type="dxa"/>
-          </w:tblCellMar>
-        </w:tblPrEx>
         <w:trPr>
-          <w:trHeight w:val="480"/>
+          <w:trHeight w:val="460"/>
         </w:trPr>
         <w:tc>
           <w:tcPr>
@@ -2718,10 +2551,10 @@
             </w:tcBorders>
             <w:shd w:val="clear" w:color="auto" w:fill="FFFFFF"/>
             <w:tcMar>
-              <w:top w:w="80" w:type="dxa"/>
-              <w:left w:w="100" w:type="dxa"/>
-              <w:bottom w:w="80" w:type="dxa"/>
-              <w:right w:w="100" w:type="dxa"/>
+              <w:top w:w="30" w:type="dxa"/>
+              <w:left w:w="80" w:type="dxa"/>
+              <w:bottom w:w="30" w:type="dxa"/>
+              <w:right w:w="80" w:type="dxa"/>
             </w:tcMar>
           </w:tcPr>
           <w:p>
@@ -2769,86 +2602,1374 @@
             </w:tcBorders>
             <w:shd w:val="clear" w:color="auto" w:fill="FFFFFF"/>
             <w:tcMar>
-              <w:top w:w="80" w:type="dxa"/>
-              <w:left w:w="100" w:type="dxa"/>
-              <w:bottom w:w="80" w:type="dxa"/>
-              <w:right w:w="100" w:type="dxa"/>
-            </w:tcMar>
-          </w:tcPr>
-          <w:p/>
-        </w:tc>
-        <w:tc>
-          <w:tcPr>
-            <w:tcW w:w="800" w:type="pct"/>
-            <w:tcBorders>
-              <w:top w:val="single" w:sz="4" w:space="0" w:color="CCCCCC"/>
-              <w:left w:val="single" w:sz="4" w:space="0" w:color="CCCCCC"/>
-              <w:bottom w:val="single" w:sz="4" w:space="0" w:color="CCCCCC"/>
-              <w:right w:val="single" w:sz="4" w:space="0" w:color="CCCCCC"/>
-            </w:tcBorders>
-            <w:shd w:val="clear" w:color="auto" w:fill="FFFFFF"/>
-            <w:tcMar>
-              <w:top w:w="80" w:type="dxa"/>
-              <w:left w:w="100" w:type="dxa"/>
-              <w:bottom w:w="80" w:type="dxa"/>
-              <w:right w:w="100" w:type="dxa"/>
-            </w:tcMar>
-          </w:tcPr>
-          <w:p/>
-        </w:tc>
-        <w:tc>
-          <w:tcPr>
-            <w:tcW w:w="800" w:type="pct"/>
-            <w:tcBorders>
-              <w:top w:val="single" w:sz="4" w:space="0" w:color="CCCCCC"/>
-              <w:left w:val="single" w:sz="4" w:space="0" w:color="CCCCCC"/>
-              <w:bottom w:val="single" w:sz="4" w:space="0" w:color="CCCCCC"/>
-              <w:right w:val="single" w:sz="4" w:space="0" w:color="CCCCCC"/>
-            </w:tcBorders>
-            <w:shd w:val="clear" w:color="auto" w:fill="FFFFFF"/>
-            <w:tcMar>
-              <w:top w:w="80" w:type="dxa"/>
-              <w:left w:w="100" w:type="dxa"/>
-              <w:bottom w:w="80" w:type="dxa"/>
-              <w:right w:w="100" w:type="dxa"/>
-            </w:tcMar>
-          </w:tcPr>
-          <w:p/>
-        </w:tc>
-        <w:tc>
-          <w:tcPr>
-            <w:tcW w:w="800" w:type="pct"/>
-            <w:tcBorders>
-              <w:top w:val="single" w:sz="4" w:space="0" w:color="CCCCCC"/>
-              <w:left w:val="single" w:sz="4" w:space="0" w:color="CCCCCC"/>
-              <w:bottom w:val="single" w:sz="4" w:space="0" w:color="CCCCCC"/>
-              <w:right w:val="single" w:sz="4" w:space="0" w:color="CCCCCC"/>
-            </w:tcBorders>
-            <w:shd w:val="clear" w:color="auto" w:fill="FFFFFF"/>
-            <w:tcMar>
-              <w:top w:w="80" w:type="dxa"/>
-              <w:left w:w="100" w:type="dxa"/>
-              <w:bottom w:w="80" w:type="dxa"/>
-              <w:right w:w="100" w:type="dxa"/>
-            </w:tcMar>
-          </w:tcPr>
-          <w:p/>
-        </w:tc>
-        <w:tc>
-          <w:tcPr>
-            <w:tcW w:w="800" w:type="pct"/>
-            <w:tcBorders>
-              <w:top w:val="single" w:sz="4" w:space="0" w:color="CCCCCC"/>
-              <w:left w:val="single" w:sz="4" w:space="0" w:color="CCCCCC"/>
-              <w:bottom w:val="single" w:sz="4" w:space="0" w:color="CCCCCC"/>
-              <w:right w:val="single" w:sz="4" w:space="0" w:color="CCCCCC"/>
-            </w:tcBorders>
-            <w:shd w:val="clear" w:color="auto" w:fill="FFFFFF"/>
-            <w:tcMar>
-              <w:top w:w="80" w:type="dxa"/>
-              <w:left w:w="100" w:type="dxa"/>
-              <w:bottom w:w="80" w:type="dxa"/>
-              <w:right w:w="100" w:type="dxa"/>
+              <w:top w:w="30" w:type="dxa"/>
+              <w:left w:w="80" w:type="dxa"/>
+              <w:bottom w:w="30" w:type="dxa"/>
+              <w:right w:w="80" w:type="dxa"/>
+            </w:tcMar>
+          </w:tcPr>
+          <w:p/>
+        </w:tc>
+        <w:tc>
+          <w:tcPr>
+            <w:tcW w:w="800" w:type="pct"/>
+            <w:tcBorders>
+              <w:top w:val="single" w:sz="4" w:space="0" w:color="CCCCCC"/>
+              <w:left w:val="single" w:sz="4" w:space="0" w:color="CCCCCC"/>
+              <w:bottom w:val="single" w:sz="4" w:space="0" w:color="CCCCCC"/>
+              <w:right w:val="single" w:sz="4" w:space="0" w:color="CCCCCC"/>
+            </w:tcBorders>
+            <w:shd w:val="clear" w:color="auto" w:fill="FFFFFF"/>
+            <w:tcMar>
+              <w:top w:w="30" w:type="dxa"/>
+              <w:left w:w="80" w:type="dxa"/>
+              <w:bottom w:w="30" w:type="dxa"/>
+              <w:right w:w="80" w:type="dxa"/>
+            </w:tcMar>
+          </w:tcPr>
+          <w:p/>
+        </w:tc>
+        <w:tc>
+          <w:tcPr>
+            <w:tcW w:w="800" w:type="pct"/>
+            <w:tcBorders>
+              <w:top w:val="single" w:sz="4" w:space="0" w:color="CCCCCC"/>
+              <w:left w:val="single" w:sz="4" w:space="0" w:color="CCCCCC"/>
+              <w:bottom w:val="single" w:sz="4" w:space="0" w:color="CCCCCC"/>
+              <w:right w:val="single" w:sz="4" w:space="0" w:color="CCCCCC"/>
+            </w:tcBorders>
+            <w:shd w:val="clear" w:color="auto" w:fill="FFFFFF"/>
+            <w:tcMar>
+              <w:top w:w="30" w:type="dxa"/>
+              <w:left w:w="80" w:type="dxa"/>
+              <w:bottom w:w="30" w:type="dxa"/>
+              <w:right w:w="80" w:type="dxa"/>
+            </w:tcMar>
+          </w:tcPr>
+          <w:p/>
+        </w:tc>
+        <w:tc>
+          <w:tcPr>
+            <w:tcW w:w="800" w:type="pct"/>
+            <w:tcBorders>
+              <w:top w:val="single" w:sz="4" w:space="0" w:color="CCCCCC"/>
+              <w:left w:val="single" w:sz="4" w:space="0" w:color="CCCCCC"/>
+              <w:bottom w:val="single" w:sz="4" w:space="0" w:color="CCCCCC"/>
+              <w:right w:val="single" w:sz="4" w:space="0" w:color="CCCCCC"/>
+            </w:tcBorders>
+            <w:shd w:val="clear" w:color="auto" w:fill="FFFFFF"/>
+            <w:tcMar>
+              <w:top w:w="30" w:type="dxa"/>
+              <w:left w:w="80" w:type="dxa"/>
+              <w:bottom w:w="30" w:type="dxa"/>
+              <w:right w:w="80" w:type="dxa"/>
+            </w:tcMar>
+          </w:tcPr>
+          <w:p/>
+        </w:tc>
+        <w:tc>
+          <w:tcPr>
+            <w:tcW w:w="800" w:type="pct"/>
+            <w:tcBorders>
+              <w:top w:val="single" w:sz="4" w:space="0" w:color="CCCCCC"/>
+              <w:left w:val="single" w:sz="4" w:space="0" w:color="CCCCCC"/>
+              <w:bottom w:val="single" w:sz="4" w:space="0" w:color="CCCCCC"/>
+              <w:right w:val="single" w:sz="4" w:space="0" w:color="CCCCCC"/>
+            </w:tcBorders>
+            <w:shd w:val="clear" w:color="auto" w:fill="FFFFFF"/>
+            <w:tcMar>
+              <w:top w:w="30" w:type="dxa"/>
+              <w:left w:w="80" w:type="dxa"/>
+              <w:bottom w:w="30" w:type="dxa"/>
+              <w:right w:w="80" w:type="dxa"/>
+            </w:tcMar>
+          </w:tcPr>
+          <w:p/>
+        </w:tc>
+      </w:tr>
+    </w:tbl>
+    <w:p/>
+    <w:p>
+      <w:pPr>
+        <w:spacing w:after="120"/>
+        <w:rPr>
+          <w:lang w:val="en-IE"/>
+        </w:rPr>
+      </w:pPr>
+      <w:r>
+        <w:rPr>
+          <w:rFonts w:ascii="Arial" w:eastAsia="Arial" w:hAnsi="Arial" w:cs="Arial"/>
+          <w:lang w:val="en-IE"/>
+        </w:rPr>
+        <w:t>Date: _____ / _____ / _______        Session:  ☐ Kitchen   ☐ Point of sale</w:t>
+      </w:r>
+    </w:p>
+    <w:tbl>
+      <w:tblPr>
+        <w:tblW w:w="5000" w:type="pct"/>
+        <w:tblBorders>
+          <w:top w:val="single" w:sz="4" w:space="0" w:color="auto"/>
+          <w:left w:val="single" w:sz="4" w:space="0" w:color="auto"/>
+          <w:bottom w:val="single" w:sz="4" w:space="0" w:color="auto"/>
+          <w:right w:val="single" w:sz="4" w:space="0" w:color="auto"/>
+          <w:insideH w:val="single" w:sz="4" w:space="0" w:color="auto"/>
+          <w:insideV w:val="single" w:sz="4" w:space="0" w:color="auto"/>
+        </w:tblBorders>
+        <w:tblCellMar>
+          <w:left w:w="10" w:type="dxa"/>
+          <w:right w:w="10" w:type="dxa"/>
+        </w:tblCellMar>
+        <w:tblLook w:val="04A0" w:firstRow="1" w:lastRow="0" w:firstColumn="1" w:lastColumn="0" w:noHBand="0" w:noVBand="1"/>
+      </w:tblPr>
+      <w:tblGrid>
+        <w:gridCol w:w="1850"/>
+        <w:gridCol w:w="1850"/>
+        <w:gridCol w:w="1849"/>
+        <w:gridCol w:w="1849"/>
+        <w:gridCol w:w="1849"/>
+        <w:gridCol w:w="1849"/>
+      </w:tblGrid>
+      <w:tr>
+        <w:trPr>
+          <w:trHeight w:val="460"/>
+          <w:tblHeader/>
+        </w:trPr>
+        <w:tc>
+          <w:tcPr>
+            <w:tcW w:w="800" w:type="pct"/>
+            <w:tcBorders>
+              <w:top w:val="single" w:sz="4" w:space="0" w:color="CCCCCC"/>
+              <w:left w:val="single" w:sz="4" w:space="0" w:color="CCCCCC"/>
+              <w:bottom w:val="single" w:sz="4" w:space="0" w:color="CCCCCC"/>
+              <w:right w:val="single" w:sz="4" w:space="0" w:color="CCCCCC"/>
+            </w:tcBorders>
+            <w:shd w:val="clear" w:color="auto" w:fill="2E4053"/>
+            <w:tcMar>
+              <w:top w:w="60" w:type="dxa"/>
+              <w:left w:w="80" w:type="dxa"/>
+              <w:bottom w:w="60" w:type="dxa"/>
+              <w:right w:w="80" w:type="dxa"/>
+            </w:tcMar>
+            <w:vAlign w:val="center"/>
+          </w:tcPr>
+          <w:p>
+            <w:pPr>
+              <w:jc w:val="center"/>
+              <w:rPr>
+                <w:sz w:val="16"/>
+                <w:szCs w:val="16"/>
+              </w:rPr>
+            </w:pPr>
+            <w:proofErr w:type="spellStart"/>
+            <w:r>
+              <w:rPr>
+                <w:rFonts w:ascii="Arial" w:eastAsia="Arial" w:hAnsi="Arial" w:cs="Arial"/>
+                <w:b/>
+                <w:bCs/>
+                <w:color w:val="FFFFFF"/>
+                <w:sz w:val="16"/>
+                <w:szCs w:val="16"/>
+              </w:rPr>
+              <w:t>Area</w:t>
+            </w:r>
+            <w:proofErr w:type="spellEnd"/>
+            <w:r>
+              <w:rPr>
+                <w:rFonts w:ascii="Arial" w:eastAsia="Arial" w:hAnsi="Arial" w:cs="Arial"/>
+                <w:b/>
+                <w:bCs/>
+                <w:color w:val="FFFFFF"/>
+                <w:sz w:val="16"/>
+                <w:szCs w:val="16"/>
+              </w:rPr>
+              <w:t xml:space="preserve"> / </w:t>
+            </w:r>
+            <w:proofErr w:type="spellStart"/>
+            <w:r>
+              <w:rPr>
+                <w:rFonts w:ascii="Arial" w:eastAsia="Arial" w:hAnsi="Arial" w:cs="Arial"/>
+                <w:b/>
+                <w:bCs/>
+                <w:color w:val="FFFFFF"/>
+                <w:sz w:val="16"/>
+                <w:szCs w:val="16"/>
+              </w:rPr>
+              <w:t>Equipment</w:t>
+            </w:r>
+            <w:proofErr w:type="spellEnd"/>
+          </w:p>
+        </w:tc>
+        <w:tc>
+          <w:tcPr>
+            <w:tcW w:w="800" w:type="pct"/>
+            <w:tcBorders>
+              <w:top w:val="single" w:sz="4" w:space="0" w:color="CCCCCC"/>
+              <w:left w:val="single" w:sz="4" w:space="0" w:color="CCCCCC"/>
+              <w:bottom w:val="single" w:sz="4" w:space="0" w:color="CCCCCC"/>
+              <w:right w:val="single" w:sz="4" w:space="0" w:color="CCCCCC"/>
+            </w:tcBorders>
+            <w:shd w:val="clear" w:color="auto" w:fill="2E4053"/>
+            <w:tcMar>
+              <w:top w:w="60" w:type="dxa"/>
+              <w:left w:w="80" w:type="dxa"/>
+              <w:bottom w:w="60" w:type="dxa"/>
+              <w:right w:w="80" w:type="dxa"/>
+            </w:tcMar>
+            <w:vAlign w:val="center"/>
+          </w:tcPr>
+          <w:p>
+            <w:pPr>
+              <w:jc w:val="center"/>
+              <w:rPr>
+                <w:sz w:val="16"/>
+                <w:szCs w:val="16"/>
+              </w:rPr>
+            </w:pPr>
+            <w:r>
+              <w:rPr>
+                <w:rFonts w:ascii="Arial" w:eastAsia="Arial" w:hAnsi="Arial" w:cs="Arial"/>
+                <w:b/>
+                <w:bCs/>
+                <w:color w:val="FFFFFF"/>
+                <w:sz w:val="16"/>
+                <w:szCs w:val="16"/>
+              </w:rPr>
+              <w:t>Time</w:t>
+            </w:r>
+          </w:p>
+        </w:tc>
+        <w:tc>
+          <w:tcPr>
+            <w:tcW w:w="800" w:type="pct"/>
+            <w:tcBorders>
+              <w:top w:val="single" w:sz="4" w:space="0" w:color="CCCCCC"/>
+              <w:left w:val="single" w:sz="4" w:space="0" w:color="CCCCCC"/>
+              <w:bottom w:val="single" w:sz="4" w:space="0" w:color="CCCCCC"/>
+              <w:right w:val="single" w:sz="4" w:space="0" w:color="CCCCCC"/>
+            </w:tcBorders>
+            <w:shd w:val="clear" w:color="auto" w:fill="2E4053"/>
+            <w:tcMar>
+              <w:top w:w="60" w:type="dxa"/>
+              <w:left w:w="80" w:type="dxa"/>
+              <w:bottom w:w="60" w:type="dxa"/>
+              <w:right w:w="80" w:type="dxa"/>
+            </w:tcMar>
+            <w:vAlign w:val="center"/>
+          </w:tcPr>
+          <w:p>
+            <w:pPr>
+              <w:jc w:val="center"/>
+              <w:rPr>
+                <w:sz w:val="16"/>
+                <w:szCs w:val="16"/>
+              </w:rPr>
+            </w:pPr>
+            <w:proofErr w:type="spellStart"/>
+            <w:r>
+              <w:rPr>
+                <w:rFonts w:ascii="Arial" w:eastAsia="Arial" w:hAnsi="Arial" w:cs="Arial"/>
+                <w:b/>
+                <w:bCs/>
+                <w:color w:val="FFFFFF"/>
+                <w:sz w:val="16"/>
+                <w:szCs w:val="16"/>
+              </w:rPr>
+              <w:t>Product</w:t>
+            </w:r>
+            <w:proofErr w:type="spellEnd"/>
+            <w:r>
+              <w:rPr>
+                <w:rFonts w:ascii="Arial" w:eastAsia="Arial" w:hAnsi="Arial" w:cs="Arial"/>
+                <w:b/>
+                <w:bCs/>
+                <w:color w:val="FFFFFF"/>
+                <w:sz w:val="16"/>
+                <w:szCs w:val="16"/>
+              </w:rPr>
+              <w:t xml:space="preserve"> </w:t>
+            </w:r>
+            <w:proofErr w:type="spellStart"/>
+            <w:r>
+              <w:rPr>
+                <w:rFonts w:ascii="Arial" w:eastAsia="Arial" w:hAnsi="Arial" w:cs="Arial"/>
+                <w:b/>
+                <w:bCs/>
+                <w:color w:val="FFFFFF"/>
+                <w:sz w:val="16"/>
+                <w:szCs w:val="16"/>
+              </w:rPr>
+              <w:t>used</w:t>
+            </w:r>
+            <w:proofErr w:type="spellEnd"/>
+          </w:p>
+        </w:tc>
+        <w:tc>
+          <w:tcPr>
+            <w:tcW w:w="800" w:type="pct"/>
+            <w:tcBorders>
+              <w:top w:val="single" w:sz="4" w:space="0" w:color="CCCCCC"/>
+              <w:left w:val="single" w:sz="4" w:space="0" w:color="CCCCCC"/>
+              <w:bottom w:val="single" w:sz="4" w:space="0" w:color="CCCCCC"/>
+              <w:right w:val="single" w:sz="4" w:space="0" w:color="CCCCCC"/>
+            </w:tcBorders>
+            <w:shd w:val="clear" w:color="auto" w:fill="2E4053"/>
+            <w:tcMar>
+              <w:top w:w="60" w:type="dxa"/>
+              <w:left w:w="80" w:type="dxa"/>
+              <w:bottom w:w="60" w:type="dxa"/>
+              <w:right w:w="80" w:type="dxa"/>
+            </w:tcMar>
+            <w:vAlign w:val="center"/>
+          </w:tcPr>
+          <w:p>
+            <w:pPr>
+              <w:jc w:val="center"/>
+              <w:rPr>
+                <w:sz w:val="16"/>
+                <w:szCs w:val="16"/>
+              </w:rPr>
+            </w:pPr>
+            <w:proofErr w:type="spellStart"/>
+            <w:r>
+              <w:rPr>
+                <w:rFonts w:ascii="Arial" w:eastAsia="Arial" w:hAnsi="Arial" w:cs="Arial"/>
+                <w:b/>
+                <w:bCs/>
+                <w:color w:val="FFFFFF"/>
+                <w:sz w:val="16"/>
+                <w:szCs w:val="16"/>
+              </w:rPr>
+              <w:t>Rinsed</w:t>
+            </w:r>
+            <w:proofErr w:type="spellEnd"/>
+            <w:r>
+              <w:rPr>
+                <w:rFonts w:ascii="Arial" w:eastAsia="Arial" w:hAnsi="Arial" w:cs="Arial"/>
+                <w:b/>
+                <w:bCs/>
+                <w:color w:val="FFFFFF"/>
+                <w:sz w:val="16"/>
+                <w:szCs w:val="16"/>
+              </w:rPr>
+              <w:t>? Yes/No</w:t>
+            </w:r>
+          </w:p>
+        </w:tc>
+        <w:tc>
+          <w:tcPr>
+            <w:tcW w:w="800" w:type="pct"/>
+            <w:tcBorders>
+              <w:top w:val="single" w:sz="4" w:space="0" w:color="CCCCCC"/>
+              <w:left w:val="single" w:sz="4" w:space="0" w:color="CCCCCC"/>
+              <w:bottom w:val="single" w:sz="4" w:space="0" w:color="CCCCCC"/>
+              <w:right w:val="single" w:sz="4" w:space="0" w:color="CCCCCC"/>
+            </w:tcBorders>
+            <w:shd w:val="clear" w:color="auto" w:fill="2E4053"/>
+            <w:tcMar>
+              <w:top w:w="60" w:type="dxa"/>
+              <w:left w:w="80" w:type="dxa"/>
+              <w:bottom w:w="60" w:type="dxa"/>
+              <w:right w:w="80" w:type="dxa"/>
+            </w:tcMar>
+            <w:vAlign w:val="center"/>
+          </w:tcPr>
+          <w:p>
+            <w:pPr>
+              <w:jc w:val="center"/>
+              <w:rPr>
+                <w:sz w:val="16"/>
+                <w:szCs w:val="16"/>
+              </w:rPr>
+            </w:pPr>
+            <w:proofErr w:type="spellStart"/>
+            <w:r>
+              <w:rPr>
+                <w:rFonts w:ascii="Arial" w:eastAsia="Arial" w:hAnsi="Arial" w:cs="Arial"/>
+                <w:b/>
+                <w:bCs/>
+                <w:color w:val="FFFFFF"/>
+                <w:sz w:val="16"/>
+                <w:szCs w:val="16"/>
+              </w:rPr>
+              <w:t>Disinfected</w:t>
+            </w:r>
+            <w:proofErr w:type="spellEnd"/>
+            <w:r>
+              <w:rPr>
+                <w:rFonts w:ascii="Arial" w:eastAsia="Arial" w:hAnsi="Arial" w:cs="Arial"/>
+                <w:b/>
+                <w:bCs/>
+                <w:color w:val="FFFFFF"/>
+                <w:sz w:val="16"/>
+                <w:szCs w:val="16"/>
+              </w:rPr>
+              <w:t>? Yes/No</w:t>
+            </w:r>
+          </w:p>
+        </w:tc>
+        <w:tc>
+          <w:tcPr>
+            <w:tcW w:w="800" w:type="pct"/>
+            <w:tcBorders>
+              <w:top w:val="single" w:sz="4" w:space="0" w:color="CCCCCC"/>
+              <w:left w:val="single" w:sz="4" w:space="0" w:color="CCCCCC"/>
+              <w:bottom w:val="single" w:sz="4" w:space="0" w:color="CCCCCC"/>
+              <w:right w:val="single" w:sz="4" w:space="0" w:color="CCCCCC"/>
+            </w:tcBorders>
+            <w:shd w:val="clear" w:color="auto" w:fill="2E4053"/>
+            <w:tcMar>
+              <w:top w:w="60" w:type="dxa"/>
+              <w:left w:w="80" w:type="dxa"/>
+              <w:bottom w:w="60" w:type="dxa"/>
+              <w:right w:w="80" w:type="dxa"/>
+            </w:tcMar>
+            <w:vAlign w:val="center"/>
+          </w:tcPr>
+          <w:p>
+            <w:pPr>
+              <w:jc w:val="center"/>
+              <w:rPr>
+                <w:sz w:val="16"/>
+                <w:szCs w:val="16"/>
+              </w:rPr>
+            </w:pPr>
+            <w:proofErr w:type="spellStart"/>
+            <w:r>
+              <w:rPr>
+                <w:rFonts w:ascii="Arial" w:eastAsia="Arial" w:hAnsi="Arial" w:cs="Arial"/>
+                <w:b/>
+                <w:bCs/>
+                <w:color w:val="FFFFFF"/>
+                <w:sz w:val="16"/>
+                <w:szCs w:val="16"/>
+              </w:rPr>
+              <w:t>Responsible</w:t>
+            </w:r>
+            <w:proofErr w:type="spellEnd"/>
+            <w:r>
+              <w:rPr>
+                <w:rFonts w:ascii="Arial" w:eastAsia="Arial" w:hAnsi="Arial" w:cs="Arial"/>
+                <w:b/>
+                <w:bCs/>
+                <w:color w:val="FFFFFF"/>
+                <w:sz w:val="16"/>
+                <w:szCs w:val="16"/>
+              </w:rPr>
+              <w:t xml:space="preserve"> / </w:t>
+            </w:r>
+            <w:proofErr w:type="spellStart"/>
+            <w:r>
+              <w:rPr>
+                <w:rFonts w:ascii="Arial" w:eastAsia="Arial" w:hAnsi="Arial" w:cs="Arial"/>
+                <w:b/>
+                <w:bCs/>
+                <w:color w:val="FFFFFF"/>
+                <w:sz w:val="16"/>
+                <w:szCs w:val="16"/>
+              </w:rPr>
+              <w:t>Signature</w:t>
+            </w:r>
+            <w:proofErr w:type="spellEnd"/>
+          </w:p>
+        </w:tc>
+      </w:tr>
+      <w:tr>
+        <w:trPr>
+          <w:trHeight w:val="460"/>
+        </w:trPr>
+        <w:tc>
+          <w:tcPr>
+            <w:tcW w:w="800" w:type="pct"/>
+            <w:tcBorders>
+              <w:top w:val="single" w:sz="4" w:space="0" w:color="CCCCCC"/>
+              <w:left w:val="single" w:sz="4" w:space="0" w:color="CCCCCC"/>
+              <w:bottom w:val="single" w:sz="4" w:space="0" w:color="CCCCCC"/>
+              <w:right w:val="single" w:sz="4" w:space="0" w:color="CCCCCC"/>
+            </w:tcBorders>
+            <w:shd w:val="clear" w:color="auto" w:fill="F5F5F5"/>
+            <w:tcMar>
+              <w:top w:w="30" w:type="dxa"/>
+              <w:left w:w="80" w:type="dxa"/>
+              <w:bottom w:w="30" w:type="dxa"/>
+              <w:right w:w="80" w:type="dxa"/>
+            </w:tcMar>
+          </w:tcPr>
+          <w:p>
+            <w:proofErr w:type="spellStart"/>
+            <w:r>
+              <w:rPr>
+                <w:rFonts w:ascii="Arial" w:eastAsia="Arial" w:hAnsi="Arial" w:cs="Arial"/>
+                <w:i/>
+                <w:iCs/>
+                <w:color w:val="555555"/>
+              </w:rPr>
+              <w:t>Domestic</w:t>
+            </w:r>
+            <w:proofErr w:type="spellEnd"/>
+            <w:r>
+              <w:rPr>
+                <w:rFonts w:ascii="Arial" w:eastAsia="Arial" w:hAnsi="Arial" w:cs="Arial"/>
+                <w:i/>
+                <w:iCs/>
+                <w:color w:val="555555"/>
+              </w:rPr>
+              <w:t xml:space="preserve"> </w:t>
+            </w:r>
+            <w:proofErr w:type="spellStart"/>
+            <w:r>
+              <w:rPr>
+                <w:rFonts w:ascii="Arial" w:eastAsia="Arial" w:hAnsi="Arial" w:cs="Arial"/>
+                <w:i/>
+                <w:iCs/>
+                <w:color w:val="555555"/>
+              </w:rPr>
+              <w:t>kitchen</w:t>
+            </w:r>
+            <w:proofErr w:type="spellEnd"/>
+            <w:r>
+              <w:rPr>
+                <w:rFonts w:ascii="Arial" w:eastAsia="Arial" w:hAnsi="Arial" w:cs="Arial"/>
+                <w:i/>
+                <w:iCs/>
+                <w:color w:val="555555"/>
+              </w:rPr>
+              <w:t xml:space="preserve"> </w:t>
+            </w:r>
+            <w:proofErr w:type="spellStart"/>
+            <w:r>
+              <w:rPr>
+                <w:rFonts w:ascii="Arial" w:eastAsia="Arial" w:hAnsi="Arial" w:cs="Arial"/>
+                <w:i/>
+                <w:iCs/>
+                <w:color w:val="555555"/>
+              </w:rPr>
+              <w:t>surfaces</w:t>
+            </w:r>
+            <w:proofErr w:type="spellEnd"/>
+          </w:p>
+        </w:tc>
+        <w:tc>
+          <w:tcPr>
+            <w:tcW w:w="800" w:type="pct"/>
+            <w:tcBorders>
+              <w:top w:val="single" w:sz="4" w:space="0" w:color="CCCCCC"/>
+              <w:left w:val="single" w:sz="4" w:space="0" w:color="CCCCCC"/>
+              <w:bottom w:val="single" w:sz="4" w:space="0" w:color="CCCCCC"/>
+              <w:right w:val="single" w:sz="4" w:space="0" w:color="CCCCCC"/>
+            </w:tcBorders>
+            <w:shd w:val="clear" w:color="auto" w:fill="F5F5F5"/>
+            <w:tcMar>
+              <w:top w:w="30" w:type="dxa"/>
+              <w:left w:w="80" w:type="dxa"/>
+              <w:bottom w:w="30" w:type="dxa"/>
+              <w:right w:w="80" w:type="dxa"/>
+            </w:tcMar>
+          </w:tcPr>
+          <w:p/>
+        </w:tc>
+        <w:tc>
+          <w:tcPr>
+            <w:tcW w:w="800" w:type="pct"/>
+            <w:tcBorders>
+              <w:top w:val="single" w:sz="4" w:space="0" w:color="CCCCCC"/>
+              <w:left w:val="single" w:sz="4" w:space="0" w:color="CCCCCC"/>
+              <w:bottom w:val="single" w:sz="4" w:space="0" w:color="CCCCCC"/>
+              <w:right w:val="single" w:sz="4" w:space="0" w:color="CCCCCC"/>
+            </w:tcBorders>
+            <w:shd w:val="clear" w:color="auto" w:fill="F5F5F5"/>
+            <w:tcMar>
+              <w:top w:w="30" w:type="dxa"/>
+              <w:left w:w="80" w:type="dxa"/>
+              <w:bottom w:w="30" w:type="dxa"/>
+              <w:right w:w="80" w:type="dxa"/>
+            </w:tcMar>
+          </w:tcPr>
+          <w:p/>
+        </w:tc>
+        <w:tc>
+          <w:tcPr>
+            <w:tcW w:w="800" w:type="pct"/>
+            <w:tcBorders>
+              <w:top w:val="single" w:sz="4" w:space="0" w:color="CCCCCC"/>
+              <w:left w:val="single" w:sz="4" w:space="0" w:color="CCCCCC"/>
+              <w:bottom w:val="single" w:sz="4" w:space="0" w:color="CCCCCC"/>
+              <w:right w:val="single" w:sz="4" w:space="0" w:color="CCCCCC"/>
+            </w:tcBorders>
+            <w:shd w:val="clear" w:color="auto" w:fill="F5F5F5"/>
+            <w:tcMar>
+              <w:top w:w="30" w:type="dxa"/>
+              <w:left w:w="80" w:type="dxa"/>
+              <w:bottom w:w="30" w:type="dxa"/>
+              <w:right w:w="80" w:type="dxa"/>
+            </w:tcMar>
+          </w:tcPr>
+          <w:p/>
+        </w:tc>
+        <w:tc>
+          <w:tcPr>
+            <w:tcW w:w="800" w:type="pct"/>
+            <w:tcBorders>
+              <w:top w:val="single" w:sz="4" w:space="0" w:color="CCCCCC"/>
+              <w:left w:val="single" w:sz="4" w:space="0" w:color="CCCCCC"/>
+              <w:bottom w:val="single" w:sz="4" w:space="0" w:color="CCCCCC"/>
+              <w:right w:val="single" w:sz="4" w:space="0" w:color="CCCCCC"/>
+            </w:tcBorders>
+            <w:shd w:val="clear" w:color="auto" w:fill="F5F5F5"/>
+            <w:tcMar>
+              <w:top w:w="30" w:type="dxa"/>
+              <w:left w:w="80" w:type="dxa"/>
+              <w:bottom w:w="30" w:type="dxa"/>
+              <w:right w:w="80" w:type="dxa"/>
+            </w:tcMar>
+          </w:tcPr>
+          <w:p/>
+        </w:tc>
+        <w:tc>
+          <w:tcPr>
+            <w:tcW w:w="800" w:type="pct"/>
+            <w:tcBorders>
+              <w:top w:val="single" w:sz="4" w:space="0" w:color="CCCCCC"/>
+              <w:left w:val="single" w:sz="4" w:space="0" w:color="CCCCCC"/>
+              <w:bottom w:val="single" w:sz="4" w:space="0" w:color="CCCCCC"/>
+              <w:right w:val="single" w:sz="4" w:space="0" w:color="CCCCCC"/>
+            </w:tcBorders>
+            <w:shd w:val="clear" w:color="auto" w:fill="F5F5F5"/>
+            <w:tcMar>
+              <w:top w:w="30" w:type="dxa"/>
+              <w:left w:w="80" w:type="dxa"/>
+              <w:bottom w:w="30" w:type="dxa"/>
+              <w:right w:w="80" w:type="dxa"/>
+            </w:tcMar>
+          </w:tcPr>
+          <w:p/>
+        </w:tc>
+      </w:tr>
+      <w:tr>
+        <w:trPr>
+          <w:trHeight w:val="460"/>
+        </w:trPr>
+        <w:tc>
+          <w:tcPr>
+            <w:tcW w:w="800" w:type="pct"/>
+            <w:tcBorders>
+              <w:top w:val="single" w:sz="4" w:space="0" w:color="CCCCCC"/>
+              <w:left w:val="single" w:sz="4" w:space="0" w:color="CCCCCC"/>
+              <w:bottom w:val="single" w:sz="4" w:space="0" w:color="CCCCCC"/>
+              <w:right w:val="single" w:sz="4" w:space="0" w:color="CCCCCC"/>
+            </w:tcBorders>
+            <w:shd w:val="clear" w:color="auto" w:fill="FFFFFF"/>
+            <w:tcMar>
+              <w:top w:w="30" w:type="dxa"/>
+              <w:left w:w="80" w:type="dxa"/>
+              <w:bottom w:w="30" w:type="dxa"/>
+              <w:right w:w="80" w:type="dxa"/>
+            </w:tcMar>
+          </w:tcPr>
+          <w:p>
+            <w:proofErr w:type="spellStart"/>
+            <w:r>
+              <w:rPr>
+                <w:rFonts w:ascii="Arial" w:eastAsia="Arial" w:hAnsi="Arial" w:cs="Arial"/>
+                <w:i/>
+                <w:iCs/>
+                <w:color w:val="555555"/>
+              </w:rPr>
+              <w:t>Hob</w:t>
+            </w:r>
+            <w:proofErr w:type="spellEnd"/>
+            <w:r>
+              <w:rPr>
+                <w:rFonts w:ascii="Arial" w:eastAsia="Arial" w:hAnsi="Arial" w:cs="Arial"/>
+                <w:i/>
+                <w:iCs/>
+                <w:color w:val="555555"/>
+              </w:rPr>
+              <w:t xml:space="preserve"> and extractor</w:t>
+            </w:r>
+          </w:p>
+        </w:tc>
+        <w:tc>
+          <w:tcPr>
+            <w:tcW w:w="800" w:type="pct"/>
+            <w:tcBorders>
+              <w:top w:val="single" w:sz="4" w:space="0" w:color="CCCCCC"/>
+              <w:left w:val="single" w:sz="4" w:space="0" w:color="CCCCCC"/>
+              <w:bottom w:val="single" w:sz="4" w:space="0" w:color="CCCCCC"/>
+              <w:right w:val="single" w:sz="4" w:space="0" w:color="CCCCCC"/>
+            </w:tcBorders>
+            <w:shd w:val="clear" w:color="auto" w:fill="FFFFFF"/>
+            <w:tcMar>
+              <w:top w:w="30" w:type="dxa"/>
+              <w:left w:w="80" w:type="dxa"/>
+              <w:bottom w:w="30" w:type="dxa"/>
+              <w:right w:w="80" w:type="dxa"/>
+            </w:tcMar>
+          </w:tcPr>
+          <w:p/>
+        </w:tc>
+        <w:tc>
+          <w:tcPr>
+            <w:tcW w:w="800" w:type="pct"/>
+            <w:tcBorders>
+              <w:top w:val="single" w:sz="4" w:space="0" w:color="CCCCCC"/>
+              <w:left w:val="single" w:sz="4" w:space="0" w:color="CCCCCC"/>
+              <w:bottom w:val="single" w:sz="4" w:space="0" w:color="CCCCCC"/>
+              <w:right w:val="single" w:sz="4" w:space="0" w:color="CCCCCC"/>
+            </w:tcBorders>
+            <w:shd w:val="clear" w:color="auto" w:fill="FFFFFF"/>
+            <w:tcMar>
+              <w:top w:w="30" w:type="dxa"/>
+              <w:left w:w="80" w:type="dxa"/>
+              <w:bottom w:w="30" w:type="dxa"/>
+              <w:right w:w="80" w:type="dxa"/>
+            </w:tcMar>
+          </w:tcPr>
+          <w:p/>
+        </w:tc>
+        <w:tc>
+          <w:tcPr>
+            <w:tcW w:w="800" w:type="pct"/>
+            <w:tcBorders>
+              <w:top w:val="single" w:sz="4" w:space="0" w:color="CCCCCC"/>
+              <w:left w:val="single" w:sz="4" w:space="0" w:color="CCCCCC"/>
+              <w:bottom w:val="single" w:sz="4" w:space="0" w:color="CCCCCC"/>
+              <w:right w:val="single" w:sz="4" w:space="0" w:color="CCCCCC"/>
+            </w:tcBorders>
+            <w:shd w:val="clear" w:color="auto" w:fill="FFFFFF"/>
+            <w:tcMar>
+              <w:top w:w="30" w:type="dxa"/>
+              <w:left w:w="80" w:type="dxa"/>
+              <w:bottom w:w="30" w:type="dxa"/>
+              <w:right w:w="80" w:type="dxa"/>
+            </w:tcMar>
+          </w:tcPr>
+          <w:p/>
+        </w:tc>
+        <w:tc>
+          <w:tcPr>
+            <w:tcW w:w="800" w:type="pct"/>
+            <w:tcBorders>
+              <w:top w:val="single" w:sz="4" w:space="0" w:color="CCCCCC"/>
+              <w:left w:val="single" w:sz="4" w:space="0" w:color="CCCCCC"/>
+              <w:bottom w:val="single" w:sz="4" w:space="0" w:color="CCCCCC"/>
+              <w:right w:val="single" w:sz="4" w:space="0" w:color="CCCCCC"/>
+            </w:tcBorders>
+            <w:shd w:val="clear" w:color="auto" w:fill="FFFFFF"/>
+            <w:tcMar>
+              <w:top w:w="30" w:type="dxa"/>
+              <w:left w:w="80" w:type="dxa"/>
+              <w:bottom w:w="30" w:type="dxa"/>
+              <w:right w:w="80" w:type="dxa"/>
+            </w:tcMar>
+          </w:tcPr>
+          <w:p/>
+        </w:tc>
+        <w:tc>
+          <w:tcPr>
+            <w:tcW w:w="800" w:type="pct"/>
+            <w:tcBorders>
+              <w:top w:val="single" w:sz="4" w:space="0" w:color="CCCCCC"/>
+              <w:left w:val="single" w:sz="4" w:space="0" w:color="CCCCCC"/>
+              <w:bottom w:val="single" w:sz="4" w:space="0" w:color="CCCCCC"/>
+              <w:right w:val="single" w:sz="4" w:space="0" w:color="CCCCCC"/>
+            </w:tcBorders>
+            <w:shd w:val="clear" w:color="auto" w:fill="FFFFFF"/>
+            <w:tcMar>
+              <w:top w:w="30" w:type="dxa"/>
+              <w:left w:w="80" w:type="dxa"/>
+              <w:bottom w:w="30" w:type="dxa"/>
+              <w:right w:w="80" w:type="dxa"/>
+            </w:tcMar>
+          </w:tcPr>
+          <w:p/>
+        </w:tc>
+      </w:tr>
+      <w:tr>
+        <w:trPr>
+          <w:trHeight w:val="460"/>
+        </w:trPr>
+        <w:tc>
+          <w:tcPr>
+            <w:tcW w:w="800" w:type="pct"/>
+            <w:tcBorders>
+              <w:top w:val="single" w:sz="4" w:space="0" w:color="CCCCCC"/>
+              <w:left w:val="single" w:sz="4" w:space="0" w:color="CCCCCC"/>
+              <w:bottom w:val="single" w:sz="4" w:space="0" w:color="CCCCCC"/>
+              <w:right w:val="single" w:sz="4" w:space="0" w:color="CCCCCC"/>
+            </w:tcBorders>
+            <w:shd w:val="clear" w:color="auto" w:fill="F5F5F5"/>
+            <w:tcMar>
+              <w:top w:w="30" w:type="dxa"/>
+              <w:left w:w="80" w:type="dxa"/>
+              <w:bottom w:w="30" w:type="dxa"/>
+              <w:right w:w="80" w:type="dxa"/>
+            </w:tcMar>
+          </w:tcPr>
+          <w:p>
+            <w:proofErr w:type="spellStart"/>
+            <w:r>
+              <w:rPr>
+                <w:rFonts w:ascii="Arial" w:eastAsia="Arial" w:hAnsi="Arial" w:cs="Arial"/>
+                <w:i/>
+                <w:iCs/>
+                <w:color w:val="555555"/>
+              </w:rPr>
+              <w:t>Chopping</w:t>
+            </w:r>
+            <w:proofErr w:type="spellEnd"/>
+            <w:r>
+              <w:rPr>
+                <w:rFonts w:ascii="Arial" w:eastAsia="Arial" w:hAnsi="Arial" w:cs="Arial"/>
+                <w:i/>
+                <w:iCs/>
+                <w:color w:val="555555"/>
+              </w:rPr>
+              <w:t xml:space="preserve"> </w:t>
+            </w:r>
+            <w:proofErr w:type="spellStart"/>
+            <w:r>
+              <w:rPr>
+                <w:rFonts w:ascii="Arial" w:eastAsia="Arial" w:hAnsi="Arial" w:cs="Arial"/>
+                <w:i/>
+                <w:iCs/>
+                <w:color w:val="555555"/>
+              </w:rPr>
+              <w:t>boards</w:t>
+            </w:r>
+            <w:proofErr w:type="spellEnd"/>
+          </w:p>
+        </w:tc>
+        <w:tc>
+          <w:tcPr>
+            <w:tcW w:w="800" w:type="pct"/>
+            <w:tcBorders>
+              <w:top w:val="single" w:sz="4" w:space="0" w:color="CCCCCC"/>
+              <w:left w:val="single" w:sz="4" w:space="0" w:color="CCCCCC"/>
+              <w:bottom w:val="single" w:sz="4" w:space="0" w:color="CCCCCC"/>
+              <w:right w:val="single" w:sz="4" w:space="0" w:color="CCCCCC"/>
+            </w:tcBorders>
+            <w:shd w:val="clear" w:color="auto" w:fill="F5F5F5"/>
+            <w:tcMar>
+              <w:top w:w="30" w:type="dxa"/>
+              <w:left w:w="80" w:type="dxa"/>
+              <w:bottom w:w="30" w:type="dxa"/>
+              <w:right w:w="80" w:type="dxa"/>
+            </w:tcMar>
+          </w:tcPr>
+          <w:p/>
+        </w:tc>
+        <w:tc>
+          <w:tcPr>
+            <w:tcW w:w="800" w:type="pct"/>
+            <w:tcBorders>
+              <w:top w:val="single" w:sz="4" w:space="0" w:color="CCCCCC"/>
+              <w:left w:val="single" w:sz="4" w:space="0" w:color="CCCCCC"/>
+              <w:bottom w:val="single" w:sz="4" w:space="0" w:color="CCCCCC"/>
+              <w:right w:val="single" w:sz="4" w:space="0" w:color="CCCCCC"/>
+            </w:tcBorders>
+            <w:shd w:val="clear" w:color="auto" w:fill="F5F5F5"/>
+            <w:tcMar>
+              <w:top w:w="30" w:type="dxa"/>
+              <w:left w:w="80" w:type="dxa"/>
+              <w:bottom w:w="30" w:type="dxa"/>
+              <w:right w:w="80" w:type="dxa"/>
+            </w:tcMar>
+          </w:tcPr>
+          <w:p/>
+        </w:tc>
+        <w:tc>
+          <w:tcPr>
+            <w:tcW w:w="800" w:type="pct"/>
+            <w:tcBorders>
+              <w:top w:val="single" w:sz="4" w:space="0" w:color="CCCCCC"/>
+              <w:left w:val="single" w:sz="4" w:space="0" w:color="CCCCCC"/>
+              <w:bottom w:val="single" w:sz="4" w:space="0" w:color="CCCCCC"/>
+              <w:right w:val="single" w:sz="4" w:space="0" w:color="CCCCCC"/>
+            </w:tcBorders>
+            <w:shd w:val="clear" w:color="auto" w:fill="F5F5F5"/>
+            <w:tcMar>
+              <w:top w:w="30" w:type="dxa"/>
+              <w:left w:w="80" w:type="dxa"/>
+              <w:bottom w:w="30" w:type="dxa"/>
+              <w:right w:w="80" w:type="dxa"/>
+            </w:tcMar>
+          </w:tcPr>
+          <w:p/>
+        </w:tc>
+        <w:tc>
+          <w:tcPr>
+            <w:tcW w:w="800" w:type="pct"/>
+            <w:tcBorders>
+              <w:top w:val="single" w:sz="4" w:space="0" w:color="CCCCCC"/>
+              <w:left w:val="single" w:sz="4" w:space="0" w:color="CCCCCC"/>
+              <w:bottom w:val="single" w:sz="4" w:space="0" w:color="CCCCCC"/>
+              <w:right w:val="single" w:sz="4" w:space="0" w:color="CCCCCC"/>
+            </w:tcBorders>
+            <w:shd w:val="clear" w:color="auto" w:fill="F5F5F5"/>
+            <w:tcMar>
+              <w:top w:w="30" w:type="dxa"/>
+              <w:left w:w="80" w:type="dxa"/>
+              <w:bottom w:w="30" w:type="dxa"/>
+              <w:right w:w="80" w:type="dxa"/>
+            </w:tcMar>
+          </w:tcPr>
+          <w:p/>
+        </w:tc>
+        <w:tc>
+          <w:tcPr>
+            <w:tcW w:w="800" w:type="pct"/>
+            <w:tcBorders>
+              <w:top w:val="single" w:sz="4" w:space="0" w:color="CCCCCC"/>
+              <w:left w:val="single" w:sz="4" w:space="0" w:color="CCCCCC"/>
+              <w:bottom w:val="single" w:sz="4" w:space="0" w:color="CCCCCC"/>
+              <w:right w:val="single" w:sz="4" w:space="0" w:color="CCCCCC"/>
+            </w:tcBorders>
+            <w:shd w:val="clear" w:color="auto" w:fill="F5F5F5"/>
+            <w:tcMar>
+              <w:top w:w="30" w:type="dxa"/>
+              <w:left w:w="80" w:type="dxa"/>
+              <w:bottom w:w="30" w:type="dxa"/>
+              <w:right w:w="80" w:type="dxa"/>
+            </w:tcMar>
+          </w:tcPr>
+          <w:p/>
+        </w:tc>
+      </w:tr>
+      <w:tr>
+        <w:trPr>
+          <w:trHeight w:val="460"/>
+        </w:trPr>
+        <w:tc>
+          <w:tcPr>
+            <w:tcW w:w="800" w:type="pct"/>
+            <w:tcBorders>
+              <w:top w:val="single" w:sz="4" w:space="0" w:color="CCCCCC"/>
+              <w:left w:val="single" w:sz="4" w:space="0" w:color="CCCCCC"/>
+              <w:bottom w:val="single" w:sz="4" w:space="0" w:color="CCCCCC"/>
+              <w:right w:val="single" w:sz="4" w:space="0" w:color="CCCCCC"/>
+            </w:tcBorders>
+            <w:shd w:val="clear" w:color="auto" w:fill="FFFFFF"/>
+            <w:tcMar>
+              <w:top w:w="30" w:type="dxa"/>
+              <w:left w:w="80" w:type="dxa"/>
+              <w:bottom w:w="30" w:type="dxa"/>
+              <w:right w:w="80" w:type="dxa"/>
+            </w:tcMar>
+          </w:tcPr>
+          <w:p>
+            <w:proofErr w:type="spellStart"/>
+            <w:r>
+              <w:rPr>
+                <w:rFonts w:ascii="Arial" w:eastAsia="Arial" w:hAnsi="Arial" w:cs="Arial"/>
+                <w:i/>
+                <w:iCs/>
+                <w:color w:val="555555"/>
+              </w:rPr>
+              <w:t>Chafing</w:t>
+            </w:r>
+            <w:proofErr w:type="spellEnd"/>
+            <w:r>
+              <w:rPr>
+                <w:rFonts w:ascii="Arial" w:eastAsia="Arial" w:hAnsi="Arial" w:cs="Arial"/>
+                <w:i/>
+                <w:iCs/>
+                <w:color w:val="555555"/>
+              </w:rPr>
+              <w:t xml:space="preserve"> </w:t>
+            </w:r>
+            <w:proofErr w:type="spellStart"/>
+            <w:r>
+              <w:rPr>
+                <w:rFonts w:ascii="Arial" w:eastAsia="Arial" w:hAnsi="Arial" w:cs="Arial"/>
+                <w:i/>
+                <w:iCs/>
+                <w:color w:val="555555"/>
+              </w:rPr>
+              <w:t>dishes</w:t>
+            </w:r>
+            <w:proofErr w:type="spellEnd"/>
+          </w:p>
+        </w:tc>
+        <w:tc>
+          <w:tcPr>
+            <w:tcW w:w="800" w:type="pct"/>
+            <w:tcBorders>
+              <w:top w:val="single" w:sz="4" w:space="0" w:color="CCCCCC"/>
+              <w:left w:val="single" w:sz="4" w:space="0" w:color="CCCCCC"/>
+              <w:bottom w:val="single" w:sz="4" w:space="0" w:color="CCCCCC"/>
+              <w:right w:val="single" w:sz="4" w:space="0" w:color="CCCCCC"/>
+            </w:tcBorders>
+            <w:shd w:val="clear" w:color="auto" w:fill="FFFFFF"/>
+            <w:tcMar>
+              <w:top w:w="30" w:type="dxa"/>
+              <w:left w:w="80" w:type="dxa"/>
+              <w:bottom w:w="30" w:type="dxa"/>
+              <w:right w:w="80" w:type="dxa"/>
+            </w:tcMar>
+          </w:tcPr>
+          <w:p/>
+        </w:tc>
+        <w:tc>
+          <w:tcPr>
+            <w:tcW w:w="800" w:type="pct"/>
+            <w:tcBorders>
+              <w:top w:val="single" w:sz="4" w:space="0" w:color="CCCCCC"/>
+              <w:left w:val="single" w:sz="4" w:space="0" w:color="CCCCCC"/>
+              <w:bottom w:val="single" w:sz="4" w:space="0" w:color="CCCCCC"/>
+              <w:right w:val="single" w:sz="4" w:space="0" w:color="CCCCCC"/>
+            </w:tcBorders>
+            <w:shd w:val="clear" w:color="auto" w:fill="FFFFFF"/>
+            <w:tcMar>
+              <w:top w:w="30" w:type="dxa"/>
+              <w:left w:w="80" w:type="dxa"/>
+              <w:bottom w:w="30" w:type="dxa"/>
+              <w:right w:w="80" w:type="dxa"/>
+            </w:tcMar>
+          </w:tcPr>
+          <w:p/>
+        </w:tc>
+        <w:tc>
+          <w:tcPr>
+            <w:tcW w:w="800" w:type="pct"/>
+            <w:tcBorders>
+              <w:top w:val="single" w:sz="4" w:space="0" w:color="CCCCCC"/>
+              <w:left w:val="single" w:sz="4" w:space="0" w:color="CCCCCC"/>
+              <w:bottom w:val="single" w:sz="4" w:space="0" w:color="CCCCCC"/>
+              <w:right w:val="single" w:sz="4" w:space="0" w:color="CCCCCC"/>
+            </w:tcBorders>
+            <w:shd w:val="clear" w:color="auto" w:fill="FFFFFF"/>
+            <w:tcMar>
+              <w:top w:w="30" w:type="dxa"/>
+              <w:left w:w="80" w:type="dxa"/>
+              <w:bottom w:w="30" w:type="dxa"/>
+              <w:right w:w="80" w:type="dxa"/>
+            </w:tcMar>
+          </w:tcPr>
+          <w:p/>
+        </w:tc>
+        <w:tc>
+          <w:tcPr>
+            <w:tcW w:w="800" w:type="pct"/>
+            <w:tcBorders>
+              <w:top w:val="single" w:sz="4" w:space="0" w:color="CCCCCC"/>
+              <w:left w:val="single" w:sz="4" w:space="0" w:color="CCCCCC"/>
+              <w:bottom w:val="single" w:sz="4" w:space="0" w:color="CCCCCC"/>
+              <w:right w:val="single" w:sz="4" w:space="0" w:color="CCCCCC"/>
+            </w:tcBorders>
+            <w:shd w:val="clear" w:color="auto" w:fill="FFFFFF"/>
+            <w:tcMar>
+              <w:top w:w="30" w:type="dxa"/>
+              <w:left w:w="80" w:type="dxa"/>
+              <w:bottom w:w="30" w:type="dxa"/>
+              <w:right w:w="80" w:type="dxa"/>
+            </w:tcMar>
+          </w:tcPr>
+          <w:p/>
+        </w:tc>
+        <w:tc>
+          <w:tcPr>
+            <w:tcW w:w="800" w:type="pct"/>
+            <w:tcBorders>
+              <w:top w:val="single" w:sz="4" w:space="0" w:color="CCCCCC"/>
+              <w:left w:val="single" w:sz="4" w:space="0" w:color="CCCCCC"/>
+              <w:bottom w:val="single" w:sz="4" w:space="0" w:color="CCCCCC"/>
+              <w:right w:val="single" w:sz="4" w:space="0" w:color="CCCCCC"/>
+            </w:tcBorders>
+            <w:shd w:val="clear" w:color="auto" w:fill="FFFFFF"/>
+            <w:tcMar>
+              <w:top w:w="30" w:type="dxa"/>
+              <w:left w:w="80" w:type="dxa"/>
+              <w:bottom w:w="30" w:type="dxa"/>
+              <w:right w:w="80" w:type="dxa"/>
+            </w:tcMar>
+          </w:tcPr>
+          <w:p/>
+        </w:tc>
+      </w:tr>
+      <w:tr>
+        <w:trPr>
+          <w:trHeight w:val="460"/>
+        </w:trPr>
+        <w:tc>
+          <w:tcPr>
+            <w:tcW w:w="800" w:type="pct"/>
+            <w:tcBorders>
+              <w:top w:val="single" w:sz="4" w:space="0" w:color="CCCCCC"/>
+              <w:left w:val="single" w:sz="4" w:space="0" w:color="CCCCCC"/>
+              <w:bottom w:val="single" w:sz="4" w:space="0" w:color="CCCCCC"/>
+              <w:right w:val="single" w:sz="4" w:space="0" w:color="CCCCCC"/>
+            </w:tcBorders>
+            <w:shd w:val="clear" w:color="auto" w:fill="F5F5F5"/>
+            <w:tcMar>
+              <w:top w:w="30" w:type="dxa"/>
+              <w:left w:w="80" w:type="dxa"/>
+              <w:bottom w:w="30" w:type="dxa"/>
+              <w:right w:w="80" w:type="dxa"/>
+            </w:tcMar>
+          </w:tcPr>
+          <w:p>
+            <w:r>
+              <w:rPr>
+                <w:rFonts w:ascii="Arial" w:eastAsia="Arial" w:hAnsi="Arial" w:cs="Arial"/>
+                <w:i/>
+                <w:iCs/>
+                <w:color w:val="555555"/>
+              </w:rPr>
+              <w:t xml:space="preserve">Point </w:t>
+            </w:r>
+            <w:proofErr w:type="spellStart"/>
+            <w:r>
+              <w:rPr>
+                <w:rFonts w:ascii="Arial" w:eastAsia="Arial" w:hAnsi="Arial" w:cs="Arial"/>
+                <w:i/>
+                <w:iCs/>
+                <w:color w:val="555555"/>
+              </w:rPr>
+              <w:t>of</w:t>
+            </w:r>
+            <w:proofErr w:type="spellEnd"/>
+            <w:r>
+              <w:rPr>
+                <w:rFonts w:ascii="Arial" w:eastAsia="Arial" w:hAnsi="Arial" w:cs="Arial"/>
+                <w:i/>
+                <w:iCs/>
+                <w:color w:val="555555"/>
+              </w:rPr>
+              <w:t xml:space="preserve"> sale table</w:t>
+            </w:r>
+          </w:p>
+        </w:tc>
+        <w:tc>
+          <w:tcPr>
+            <w:tcW w:w="800" w:type="pct"/>
+            <w:tcBorders>
+              <w:top w:val="single" w:sz="4" w:space="0" w:color="CCCCCC"/>
+              <w:left w:val="single" w:sz="4" w:space="0" w:color="CCCCCC"/>
+              <w:bottom w:val="single" w:sz="4" w:space="0" w:color="CCCCCC"/>
+              <w:right w:val="single" w:sz="4" w:space="0" w:color="CCCCCC"/>
+            </w:tcBorders>
+            <w:shd w:val="clear" w:color="auto" w:fill="F5F5F5"/>
+            <w:tcMar>
+              <w:top w:w="30" w:type="dxa"/>
+              <w:left w:w="80" w:type="dxa"/>
+              <w:bottom w:w="30" w:type="dxa"/>
+              <w:right w:w="80" w:type="dxa"/>
+            </w:tcMar>
+          </w:tcPr>
+          <w:p/>
+        </w:tc>
+        <w:tc>
+          <w:tcPr>
+            <w:tcW w:w="800" w:type="pct"/>
+            <w:tcBorders>
+              <w:top w:val="single" w:sz="4" w:space="0" w:color="CCCCCC"/>
+              <w:left w:val="single" w:sz="4" w:space="0" w:color="CCCCCC"/>
+              <w:bottom w:val="single" w:sz="4" w:space="0" w:color="CCCCCC"/>
+              <w:right w:val="single" w:sz="4" w:space="0" w:color="CCCCCC"/>
+            </w:tcBorders>
+            <w:shd w:val="clear" w:color="auto" w:fill="F5F5F5"/>
+            <w:tcMar>
+              <w:top w:w="30" w:type="dxa"/>
+              <w:left w:w="80" w:type="dxa"/>
+              <w:bottom w:w="30" w:type="dxa"/>
+              <w:right w:w="80" w:type="dxa"/>
+            </w:tcMar>
+          </w:tcPr>
+          <w:p/>
+        </w:tc>
+        <w:tc>
+          <w:tcPr>
+            <w:tcW w:w="800" w:type="pct"/>
+            <w:tcBorders>
+              <w:top w:val="single" w:sz="4" w:space="0" w:color="CCCCCC"/>
+              <w:left w:val="single" w:sz="4" w:space="0" w:color="CCCCCC"/>
+              <w:bottom w:val="single" w:sz="4" w:space="0" w:color="CCCCCC"/>
+              <w:right w:val="single" w:sz="4" w:space="0" w:color="CCCCCC"/>
+            </w:tcBorders>
+            <w:shd w:val="clear" w:color="auto" w:fill="F5F5F5"/>
+            <w:tcMar>
+              <w:top w:w="30" w:type="dxa"/>
+              <w:left w:w="80" w:type="dxa"/>
+              <w:bottom w:w="30" w:type="dxa"/>
+              <w:right w:w="80" w:type="dxa"/>
+            </w:tcMar>
+          </w:tcPr>
+          <w:p/>
+        </w:tc>
+        <w:tc>
+          <w:tcPr>
+            <w:tcW w:w="800" w:type="pct"/>
+            <w:tcBorders>
+              <w:top w:val="single" w:sz="4" w:space="0" w:color="CCCCCC"/>
+              <w:left w:val="single" w:sz="4" w:space="0" w:color="CCCCCC"/>
+              <w:bottom w:val="single" w:sz="4" w:space="0" w:color="CCCCCC"/>
+              <w:right w:val="single" w:sz="4" w:space="0" w:color="CCCCCC"/>
+            </w:tcBorders>
+            <w:shd w:val="clear" w:color="auto" w:fill="F5F5F5"/>
+            <w:tcMar>
+              <w:top w:w="30" w:type="dxa"/>
+              <w:left w:w="80" w:type="dxa"/>
+              <w:bottom w:w="30" w:type="dxa"/>
+              <w:right w:w="80" w:type="dxa"/>
+            </w:tcMar>
+          </w:tcPr>
+          <w:p/>
+        </w:tc>
+        <w:tc>
+          <w:tcPr>
+            <w:tcW w:w="800" w:type="pct"/>
+            <w:tcBorders>
+              <w:top w:val="single" w:sz="4" w:space="0" w:color="CCCCCC"/>
+              <w:left w:val="single" w:sz="4" w:space="0" w:color="CCCCCC"/>
+              <w:bottom w:val="single" w:sz="4" w:space="0" w:color="CCCCCC"/>
+              <w:right w:val="single" w:sz="4" w:space="0" w:color="CCCCCC"/>
+            </w:tcBorders>
+            <w:shd w:val="clear" w:color="auto" w:fill="F5F5F5"/>
+            <w:tcMar>
+              <w:top w:w="30" w:type="dxa"/>
+              <w:left w:w="80" w:type="dxa"/>
+              <w:bottom w:w="30" w:type="dxa"/>
+              <w:right w:w="80" w:type="dxa"/>
+            </w:tcMar>
+          </w:tcPr>
+          <w:p/>
+        </w:tc>
+      </w:tr>
+      <w:tr>
+        <w:trPr>
+          <w:trHeight w:val="460"/>
+        </w:trPr>
+        <w:tc>
+          <w:tcPr>
+            <w:tcW w:w="800" w:type="pct"/>
+            <w:tcBorders>
+              <w:top w:val="single" w:sz="4" w:space="0" w:color="CCCCCC"/>
+              <w:left w:val="single" w:sz="4" w:space="0" w:color="CCCCCC"/>
+              <w:bottom w:val="single" w:sz="4" w:space="0" w:color="CCCCCC"/>
+              <w:right w:val="single" w:sz="4" w:space="0" w:color="CCCCCC"/>
+            </w:tcBorders>
+            <w:shd w:val="clear" w:color="auto" w:fill="FFFFFF"/>
+            <w:tcMar>
+              <w:top w:w="30" w:type="dxa"/>
+              <w:left w:w="80" w:type="dxa"/>
+              <w:bottom w:w="30" w:type="dxa"/>
+              <w:right w:w="80" w:type="dxa"/>
+            </w:tcMar>
+          </w:tcPr>
+          <w:p>
+            <w:proofErr w:type="spellStart"/>
+            <w:r>
+              <w:rPr>
+                <w:rFonts w:ascii="Arial" w:eastAsia="Arial" w:hAnsi="Arial" w:cs="Arial"/>
+                <w:i/>
+                <w:iCs/>
+                <w:color w:val="555555"/>
+              </w:rPr>
+              <w:t>Handwashing</w:t>
+            </w:r>
+            <w:proofErr w:type="spellEnd"/>
+            <w:r>
+              <w:rPr>
+                <w:rFonts w:ascii="Arial" w:eastAsia="Arial" w:hAnsi="Arial" w:cs="Arial"/>
+                <w:i/>
+                <w:iCs/>
+                <w:color w:val="555555"/>
+              </w:rPr>
+              <w:t xml:space="preserve"> station</w:t>
+            </w:r>
+          </w:p>
+        </w:tc>
+        <w:tc>
+          <w:tcPr>
+            <w:tcW w:w="800" w:type="pct"/>
+            <w:tcBorders>
+              <w:top w:val="single" w:sz="4" w:space="0" w:color="CCCCCC"/>
+              <w:left w:val="single" w:sz="4" w:space="0" w:color="CCCCCC"/>
+              <w:bottom w:val="single" w:sz="4" w:space="0" w:color="CCCCCC"/>
+              <w:right w:val="single" w:sz="4" w:space="0" w:color="CCCCCC"/>
+            </w:tcBorders>
+            <w:shd w:val="clear" w:color="auto" w:fill="FFFFFF"/>
+            <w:tcMar>
+              <w:top w:w="30" w:type="dxa"/>
+              <w:left w:w="80" w:type="dxa"/>
+              <w:bottom w:w="30" w:type="dxa"/>
+              <w:right w:w="80" w:type="dxa"/>
+            </w:tcMar>
+          </w:tcPr>
+          <w:p/>
+        </w:tc>
+        <w:tc>
+          <w:tcPr>
+            <w:tcW w:w="800" w:type="pct"/>
+            <w:tcBorders>
+              <w:top w:val="single" w:sz="4" w:space="0" w:color="CCCCCC"/>
+              <w:left w:val="single" w:sz="4" w:space="0" w:color="CCCCCC"/>
+              <w:bottom w:val="single" w:sz="4" w:space="0" w:color="CCCCCC"/>
+              <w:right w:val="single" w:sz="4" w:space="0" w:color="CCCCCC"/>
+            </w:tcBorders>
+            <w:shd w:val="clear" w:color="auto" w:fill="FFFFFF"/>
+            <w:tcMar>
+              <w:top w:w="30" w:type="dxa"/>
+              <w:left w:w="80" w:type="dxa"/>
+              <w:bottom w:w="30" w:type="dxa"/>
+              <w:right w:w="80" w:type="dxa"/>
+            </w:tcMar>
+          </w:tcPr>
+          <w:p/>
+        </w:tc>
+        <w:tc>
+          <w:tcPr>
+            <w:tcW w:w="800" w:type="pct"/>
+            <w:tcBorders>
+              <w:top w:val="single" w:sz="4" w:space="0" w:color="CCCCCC"/>
+              <w:left w:val="single" w:sz="4" w:space="0" w:color="CCCCCC"/>
+              <w:bottom w:val="single" w:sz="4" w:space="0" w:color="CCCCCC"/>
+              <w:right w:val="single" w:sz="4" w:space="0" w:color="CCCCCC"/>
+            </w:tcBorders>
+            <w:shd w:val="clear" w:color="auto" w:fill="FFFFFF"/>
+            <w:tcMar>
+              <w:top w:w="30" w:type="dxa"/>
+              <w:left w:w="80" w:type="dxa"/>
+              <w:bottom w:w="30" w:type="dxa"/>
+              <w:right w:w="80" w:type="dxa"/>
+            </w:tcMar>
+          </w:tcPr>
+          <w:p/>
+        </w:tc>
+        <w:tc>
+          <w:tcPr>
+            <w:tcW w:w="800" w:type="pct"/>
+            <w:tcBorders>
+              <w:top w:val="single" w:sz="4" w:space="0" w:color="CCCCCC"/>
+              <w:left w:val="single" w:sz="4" w:space="0" w:color="CCCCCC"/>
+              <w:bottom w:val="single" w:sz="4" w:space="0" w:color="CCCCCC"/>
+              <w:right w:val="single" w:sz="4" w:space="0" w:color="CCCCCC"/>
+            </w:tcBorders>
+            <w:shd w:val="clear" w:color="auto" w:fill="FFFFFF"/>
+            <w:tcMar>
+              <w:top w:w="30" w:type="dxa"/>
+              <w:left w:w="80" w:type="dxa"/>
+              <w:bottom w:w="30" w:type="dxa"/>
+              <w:right w:w="80" w:type="dxa"/>
+            </w:tcMar>
+          </w:tcPr>
+          <w:p/>
+        </w:tc>
+        <w:tc>
+          <w:tcPr>
+            <w:tcW w:w="800" w:type="pct"/>
+            <w:tcBorders>
+              <w:top w:val="single" w:sz="4" w:space="0" w:color="CCCCCC"/>
+              <w:left w:val="single" w:sz="4" w:space="0" w:color="CCCCCC"/>
+              <w:bottom w:val="single" w:sz="4" w:space="0" w:color="CCCCCC"/>
+              <w:right w:val="single" w:sz="4" w:space="0" w:color="CCCCCC"/>
+            </w:tcBorders>
+            <w:shd w:val="clear" w:color="auto" w:fill="FFFFFF"/>
+            <w:tcMar>
+              <w:top w:w="30" w:type="dxa"/>
+              <w:left w:w="80" w:type="dxa"/>
+              <w:bottom w:w="30" w:type="dxa"/>
+              <w:right w:w="80" w:type="dxa"/>
             </w:tcMar>
           </w:tcPr>
           <w:p/>
@@ -2857,14 +3978,9 @@
     </w:tbl>
     <w:p/>
     <w:sectPr>
-      <w:headerReference w:type="even" r:id="rId7"/>
-      <w:headerReference w:type="default" r:id="rId8"/>
-      <w:footerReference w:type="even" r:id="rId9"/>
-      <w:footerReference w:type="default" r:id="rId10"/>
-      <w:headerReference w:type="first" r:id="rId11"/>
-      <w:footerReference w:type="first" r:id="rId12"/>
-      <w:pgSz w:w="12240" w:h="15840" w:code="1"/>
-      <w:pgMar w:top="567" w:right="567" w:bottom="567" w:left="567" w:header="142" w:footer="708" w:gutter="0"/>
+      <w:footerReference w:type="default" r:id="rId7"/>
+      <w:pgSz w:w="12240" w:h="15840"/>
+      <w:pgMar w:top="567" w:right="567" w:bottom="567" w:left="567" w:header="708" w:footer="284" w:gutter="0"/>
       <w:cols w:space="720"/>
       <w:docGrid w:linePitch="360"/>
     </w:sectPr>
@@ -2895,83 +4011,21 @@
 <w:ftr xmlns:wpc="http://schemas.microsoft.com/office/word/2010/wordprocessingCanvas" xmlns:cx="http://schemas.microsoft.com/office/drawing/2014/chartex" xmlns:cx1="http://schemas.microsoft.com/office/drawing/2015/9/8/chartex" xmlns:cx2="http://schemas.microsoft.com/office/drawing/2015/10/21/chartex" xmlns:cx3="http://schemas.microsoft.com/office/drawing/2016/5/9/chartex" xmlns:cx4="http://schemas.microsoft.com/office/drawing/2016/5/10/chartex" xmlns:cx5="http://schemas.microsoft.com/office/drawing/2016/5/11/chartex" xmlns:cx6="http://schemas.microsoft.com/office/drawing/2016/5/12/chartex" xmlns:cx7="http://schemas.microsoft.com/office/drawing/2016/5/13/chartex" xmlns:cx8="http://schemas.microsoft.com/office/drawing/2016/5/14/chartex" xmlns:mc="http://schemas.openxmlformats.org/markup-compatibility/2006" xmlns:aink="http://schemas.microsoft.com/office/drawing/2016/ink" xmlns:am3d="http://schemas.microsoft.com/office/drawing/2017/model3d" xmlns:o="urn:schemas-microsoft-com:office:office" xmlns:oel="http://schemas.microsoft.com/office/2019/extlst" xmlns:r="http://schemas.openxmlformats.org/officeDocument/2006/relationships" xmlns:m="http://schemas.openxmlformats.org/officeDocument/2006/math" xmlns:v="urn:schemas-microsoft-com:vml" xmlns:wp14="http://schemas.microsoft.com/office/word/2010/wordprocessingDrawing" xmlns:wp="http://schemas.openxmlformats.org/drawingml/2006/wordprocessingDrawing" xmlns:w10="urn:schemas-microsoft-com:office:word" xmlns:w="http://schemas.openxmlformats.org/wordprocessingml/2006/main" xmlns:w14="http://schemas.microsoft.com/office/word/2010/wordml" xmlns:w15="http://schemas.microsoft.com/office/word/2012/wordml" xmlns:w16cex="http://schemas.microsoft.com/office/word/2018/wordml/cex" xmlns:w16cid="http://schemas.microsoft.com/office/word/2016/wordml/cid" xmlns:w16="http://schemas.microsoft.com/office/word/2018/wordml" xmlns:w16du="http://schemas.microsoft.com/office/word/2023/wordml/word16du" xmlns:w16sdtdh="http://schemas.microsoft.com/office/word/2020/wordml/sdtdatahash" xmlns:w16se="http://schemas.microsoft.com/office/word/2015/wordml/symex" xmlns:wpg="http://schemas.microsoft.com/office/word/2010/wordprocessingGroup" xmlns:wpi="http://schemas.microsoft.com/office/word/2010/wordprocessingInk" xmlns:wne="http://schemas.microsoft.com/office/word/2006/wordml" xmlns:wps="http://schemas.microsoft.com/office/word/2010/wordprocessingShape" mc:Ignorable="w14 w15 w16se w16cid w16 w16cex w16sdtdh wp14">
   <w:p>
     <w:pPr>
-      <w:pStyle w:val="Piedepgina"/>
-    </w:pPr>
-  </w:p>
-</w:ftr>
-</file>
-
-<file path=word/footer2.xml><?xml version="1.0" encoding="utf-8"?>
-<w:ftr xmlns:wpc="http://schemas.microsoft.com/office/word/2010/wordprocessingCanvas" xmlns:cx="http://schemas.microsoft.com/office/drawing/2014/chartex" xmlns:cx1="http://schemas.microsoft.com/office/drawing/2015/9/8/chartex" xmlns:cx2="http://schemas.microsoft.com/office/drawing/2015/10/21/chartex" xmlns:cx3="http://schemas.microsoft.com/office/drawing/2016/5/9/chartex" xmlns:cx4="http://schemas.microsoft.com/office/drawing/2016/5/10/chartex" xmlns:cx5="http://schemas.microsoft.com/office/drawing/2016/5/11/chartex" xmlns:cx6="http://schemas.microsoft.com/office/drawing/2016/5/12/chartex" xmlns:cx7="http://schemas.microsoft.com/office/drawing/2016/5/13/chartex" xmlns:cx8="http://schemas.microsoft.com/office/drawing/2016/5/14/chartex" xmlns:mc="http://schemas.openxmlformats.org/markup-compatibility/2006" xmlns:aink="http://schemas.microsoft.com/office/drawing/2016/ink" xmlns:am3d="http://schemas.microsoft.com/office/drawing/2017/model3d" xmlns:o="urn:schemas-microsoft-com:office:office" xmlns:oel="http://schemas.microsoft.com/office/2019/extlst" xmlns:r="http://schemas.openxmlformats.org/officeDocument/2006/relationships" xmlns:m="http://schemas.openxmlformats.org/officeDocument/2006/math" xmlns:v="urn:schemas-microsoft-com:vml" xmlns:wp14="http://schemas.microsoft.com/office/word/2010/wordprocessingDrawing" xmlns:wp="http://schemas.openxmlformats.org/drawingml/2006/wordprocessingDrawing" xmlns:w10="urn:schemas-microsoft-com:office:word" xmlns:w="http://schemas.openxmlformats.org/wordprocessingml/2006/main" xmlns:w14="http://schemas.microsoft.com/office/word/2010/wordml" xmlns:w15="http://schemas.microsoft.com/office/word/2012/wordml" xmlns:w16cex="http://schemas.microsoft.com/office/word/2018/wordml/cex" xmlns:w16cid="http://schemas.microsoft.com/office/word/2016/wordml/cid" xmlns:w16="http://schemas.microsoft.com/office/word/2018/wordml" xmlns:w16du="http://schemas.microsoft.com/office/word/2023/wordml/word16du" xmlns:w16sdtdh="http://schemas.microsoft.com/office/word/2020/wordml/sdtdatahash" xmlns:w16se="http://schemas.microsoft.com/office/word/2015/wordml/symex" xmlns:wpg="http://schemas.microsoft.com/office/word/2010/wordprocessingGroup" xmlns:wpi="http://schemas.microsoft.com/office/word/2010/wordprocessingInk" xmlns:wne="http://schemas.microsoft.com/office/word/2006/wordml" xmlns:wps="http://schemas.microsoft.com/office/word/2010/wordprocessingShape" mc:Ignorable="w14 w15 w16se w16cid w16 w16cex w16sdtdh wp14">
-  <w:p>
-    <w:pPr>
       <w:jc w:val="center"/>
       <w:rPr>
         <w:lang w:val="en-IE"/>
       </w:rPr>
     </w:pPr>
-    <w:proofErr w:type="spellStart"/>
     <w:r>
       <w:rPr>
         <w:rFonts w:ascii="Arial" w:eastAsia="Arial" w:hAnsi="Arial" w:cs="Arial"/>
         <w:i/>
         <w:iCs/>
         <w:color w:val="555555"/>
-        <w:sz w:val="16"/>
-        <w:szCs w:val="16"/>
         <w:lang w:val="en-IE"/>
       </w:rPr>
-      <w:t>Órale</w:t>
+      <w:t>Órale – Authentic Mexican Flavor Limited · CRO 805512 · Format HACCP-06 v1.4</w:t>
     </w:r>
-    <w:proofErr w:type="spellEnd"/>
-    <w:r>
-      <w:rPr>
-        <w:rFonts w:ascii="Arial" w:eastAsia="Arial" w:hAnsi="Arial" w:cs="Arial"/>
-        <w:i/>
-        <w:iCs/>
-        <w:color w:val="555555"/>
-        <w:sz w:val="16"/>
-        <w:szCs w:val="16"/>
-        <w:lang w:val="en-IE"/>
-      </w:rPr>
-      <w:t xml:space="preserve"> – Authentic Mexican </w:t>
-    </w:r>
-    <w:proofErr w:type="spellStart"/>
-    <w:r>
-      <w:rPr>
-        <w:rFonts w:ascii="Arial" w:eastAsia="Arial" w:hAnsi="Arial" w:cs="Arial"/>
-        <w:i/>
-        <w:iCs/>
-        <w:color w:val="555555"/>
-        <w:sz w:val="16"/>
-        <w:szCs w:val="16"/>
-        <w:lang w:val="en-IE"/>
-      </w:rPr>
-      <w:t>Flavor</w:t>
-    </w:r>
-    <w:proofErr w:type="spellEnd"/>
-    <w:r>
-      <w:rPr>
-        <w:rFonts w:ascii="Arial" w:eastAsia="Arial" w:hAnsi="Arial" w:cs="Arial"/>
-        <w:i/>
-        <w:iCs/>
-        <w:color w:val="555555"/>
-        <w:sz w:val="16"/>
-        <w:szCs w:val="16"/>
-        <w:lang w:val="en-IE"/>
-      </w:rPr>
-      <w:t xml:space="preserve"> Limited · CRO 805512 · Format HACCP-06 v1.4</w:t>
-    </w:r>
-  </w:p>
-</w:ftr>
-</file>
-
-<file path=word/footer3.xml><?xml version="1.0" encoding="utf-8"?>
-<w:ftr xmlns:wpc="http://schemas.microsoft.com/office/word/2010/wordprocessingCanvas" xmlns:cx="http://schemas.microsoft.com/office/drawing/2014/chartex" xmlns:cx1="http://schemas.microsoft.com/office/drawing/2015/9/8/chartex" xmlns:cx2="http://schemas.microsoft.com/office/drawing/2015/10/21/chartex" xmlns:cx3="http://schemas.microsoft.com/office/drawing/2016/5/9/chartex" xmlns:cx4="http://schemas.microsoft.com/office/drawing/2016/5/10/chartex" xmlns:cx5="http://schemas.microsoft.com/office/drawing/2016/5/11/chartex" xmlns:cx6="http://schemas.microsoft.com/office/drawing/2016/5/12/chartex" xmlns:cx7="http://schemas.microsoft.com/office/drawing/2016/5/13/chartex" xmlns:cx8="http://schemas.microsoft.com/office/drawing/2016/5/14/chartex" xmlns:mc="http://schemas.openxmlformats.org/markup-compatibility/2006" xmlns:aink="http://schemas.microsoft.com/office/drawing/2016/ink" xmlns:am3d="http://schemas.microsoft.com/office/drawing/2017/model3d" xmlns:o="urn:schemas-microsoft-com:office:office" xmlns:oel="http://schemas.microsoft.com/office/2019/extlst" xmlns:r="http://schemas.openxmlformats.org/officeDocument/2006/relationships" xmlns:m="http://schemas.openxmlformats.org/officeDocument/2006/math" xmlns:v="urn:schemas-microsoft-com:vml" xmlns:wp14="http://schemas.microsoft.com/office/word/2010/wordprocessingDrawing" xmlns:wp="http://schemas.openxmlformats.org/drawingml/2006/wordprocessingDrawing" xmlns:w10="urn:schemas-microsoft-com:office:word" xmlns:w="http://schemas.openxmlformats.org/wordprocessingml/2006/main" xmlns:w14="http://schemas.microsoft.com/office/word/2010/wordml" xmlns:w15="http://schemas.microsoft.com/office/word/2012/wordml" xmlns:w16cex="http://schemas.microsoft.com/office/word/2018/wordml/cex" xmlns:w16cid="http://schemas.microsoft.com/office/word/2016/wordml/cid" xmlns:w16="http://schemas.microsoft.com/office/word/2018/wordml" xmlns:w16du="http://schemas.microsoft.com/office/word/2023/wordml/word16du" xmlns:w16sdtdh="http://schemas.microsoft.com/office/word/2020/wordml/sdtdatahash" xmlns:w16se="http://schemas.microsoft.com/office/word/2015/wordml/symex" xmlns:wpg="http://schemas.microsoft.com/office/word/2010/wordprocessingGroup" xmlns:wpi="http://schemas.microsoft.com/office/word/2010/wordprocessingInk" xmlns:wne="http://schemas.microsoft.com/office/word/2006/wordml" xmlns:wps="http://schemas.microsoft.com/office/word/2010/wordprocessingShape" mc:Ignorable="w14 w15 w16se w16cid w16 w16cex w16sdtdh wp14">
-  <w:p>
-    <w:pPr>
-      <w:pStyle w:val="Piedepgina"/>
-    </w:pPr>
   </w:p>
 </w:ftr>
 </file>
@@ -2995,43 +4049,13 @@
 </w:footnotes>
 </file>
 
-<file path=word/header1.xml><?xml version="1.0" encoding="utf-8"?>
-<w:hdr xmlns:wpc="http://schemas.microsoft.com/office/word/2010/wordprocessingCanvas" xmlns:cx="http://schemas.microsoft.com/office/drawing/2014/chartex" xmlns:cx1="http://schemas.microsoft.com/office/drawing/2015/9/8/chartex" xmlns:cx2="http://schemas.microsoft.com/office/drawing/2015/10/21/chartex" xmlns:cx3="http://schemas.microsoft.com/office/drawing/2016/5/9/chartex" xmlns:cx4="http://schemas.microsoft.com/office/drawing/2016/5/10/chartex" xmlns:cx5="http://schemas.microsoft.com/office/drawing/2016/5/11/chartex" xmlns:cx6="http://schemas.microsoft.com/office/drawing/2016/5/12/chartex" xmlns:cx7="http://schemas.microsoft.com/office/drawing/2016/5/13/chartex" xmlns:cx8="http://schemas.microsoft.com/office/drawing/2016/5/14/chartex" xmlns:mc="http://schemas.openxmlformats.org/markup-compatibility/2006" xmlns:aink="http://schemas.microsoft.com/office/drawing/2016/ink" xmlns:am3d="http://schemas.microsoft.com/office/drawing/2017/model3d" xmlns:o="urn:schemas-microsoft-com:office:office" xmlns:oel="http://schemas.microsoft.com/office/2019/extlst" xmlns:r="http://schemas.openxmlformats.org/officeDocument/2006/relationships" xmlns:m="http://schemas.openxmlformats.org/officeDocument/2006/math" xmlns:v="urn:schemas-microsoft-com:vml" xmlns:wp14="http://schemas.microsoft.com/office/word/2010/wordprocessingDrawing" xmlns:wp="http://schemas.openxmlformats.org/drawingml/2006/wordprocessingDrawing" xmlns:w10="urn:schemas-microsoft-com:office:word" xmlns:w="http://schemas.openxmlformats.org/wordprocessingml/2006/main" xmlns:w14="http://schemas.microsoft.com/office/word/2010/wordml" xmlns:w15="http://schemas.microsoft.com/office/word/2012/wordml" xmlns:w16cex="http://schemas.microsoft.com/office/word/2018/wordml/cex" xmlns:w16cid="http://schemas.microsoft.com/office/word/2016/wordml/cid" xmlns:w16="http://schemas.microsoft.com/office/word/2018/wordml" xmlns:w16du="http://schemas.microsoft.com/office/word/2023/wordml/word16du" xmlns:w16sdtdh="http://schemas.microsoft.com/office/word/2020/wordml/sdtdatahash" xmlns:w16se="http://schemas.microsoft.com/office/word/2015/wordml/symex" xmlns:wpg="http://schemas.microsoft.com/office/word/2010/wordprocessingGroup" xmlns:wpi="http://schemas.microsoft.com/office/word/2010/wordprocessingInk" xmlns:wne="http://schemas.microsoft.com/office/word/2006/wordml" xmlns:wps="http://schemas.microsoft.com/office/word/2010/wordprocessingShape" mc:Ignorable="w14 w15 w16se w16cid w16 w16cex w16sdtdh wp14">
-  <w:p>
-    <w:pPr>
-      <w:pStyle w:val="Encabezado"/>
-    </w:pPr>
-  </w:p>
-</w:hdr>
-</file>
-
-<file path=word/header2.xml><?xml version="1.0" encoding="utf-8"?>
-<w:hdr xmlns:wpc="http://schemas.microsoft.com/office/word/2010/wordprocessingCanvas" xmlns:cx="http://schemas.microsoft.com/office/drawing/2014/chartex" xmlns:cx1="http://schemas.microsoft.com/office/drawing/2015/9/8/chartex" xmlns:cx2="http://schemas.microsoft.com/office/drawing/2015/10/21/chartex" xmlns:cx3="http://schemas.microsoft.com/office/drawing/2016/5/9/chartex" xmlns:cx4="http://schemas.microsoft.com/office/drawing/2016/5/10/chartex" xmlns:cx5="http://schemas.microsoft.com/office/drawing/2016/5/11/chartex" xmlns:cx6="http://schemas.microsoft.com/office/drawing/2016/5/12/chartex" xmlns:cx7="http://schemas.microsoft.com/office/drawing/2016/5/13/chartex" xmlns:cx8="http://schemas.microsoft.com/office/drawing/2016/5/14/chartex" xmlns:mc="http://schemas.openxmlformats.org/markup-compatibility/2006" xmlns:aink="http://schemas.microsoft.com/office/drawing/2016/ink" xmlns:am3d="http://schemas.microsoft.com/office/drawing/2017/model3d" xmlns:o="urn:schemas-microsoft-com:office:office" xmlns:oel="http://schemas.microsoft.com/office/2019/extlst" xmlns:r="http://schemas.openxmlformats.org/officeDocument/2006/relationships" xmlns:m="http://schemas.openxmlformats.org/officeDocument/2006/math" xmlns:v="urn:schemas-microsoft-com:vml" xmlns:wp14="http://schemas.microsoft.com/office/word/2010/wordprocessingDrawing" xmlns:wp="http://schemas.openxmlformats.org/drawingml/2006/wordprocessingDrawing" xmlns:w10="urn:schemas-microsoft-com:office:word" xmlns:w="http://schemas.openxmlformats.org/wordprocessingml/2006/main" xmlns:w14="http://schemas.microsoft.com/office/word/2010/wordml" xmlns:w15="http://schemas.microsoft.com/office/word/2012/wordml" xmlns:w16cex="http://schemas.microsoft.com/office/word/2018/wordml/cex" xmlns:w16cid="http://schemas.microsoft.com/office/word/2016/wordml/cid" xmlns:w16="http://schemas.microsoft.com/office/word/2018/wordml" xmlns:w16du="http://schemas.microsoft.com/office/word/2023/wordml/word16du" xmlns:w16sdtdh="http://schemas.microsoft.com/office/word/2020/wordml/sdtdatahash" xmlns:w16se="http://schemas.microsoft.com/office/word/2015/wordml/symex" xmlns:wpg="http://schemas.microsoft.com/office/word/2010/wordprocessingGroup" xmlns:wpi="http://schemas.microsoft.com/office/word/2010/wordprocessingInk" xmlns:wne="http://schemas.microsoft.com/office/word/2006/wordml" xmlns:wps="http://schemas.microsoft.com/office/word/2010/wordprocessingShape" mc:Ignorable="w14 w15 w16se w16cid w16 w16cex w16sdtdh wp14">
-  <w:p>
-    <w:pPr>
-      <w:pStyle w:val="Encabezado"/>
-    </w:pPr>
-  </w:p>
-</w:hdr>
-</file>
-
-<file path=word/header3.xml><?xml version="1.0" encoding="utf-8"?>
-<w:hdr xmlns:wpc="http://schemas.microsoft.com/office/word/2010/wordprocessingCanvas" xmlns:cx="http://schemas.microsoft.com/office/drawing/2014/chartex" xmlns:cx1="http://schemas.microsoft.com/office/drawing/2015/9/8/chartex" xmlns:cx2="http://schemas.microsoft.com/office/drawing/2015/10/21/chartex" xmlns:cx3="http://schemas.microsoft.com/office/drawing/2016/5/9/chartex" xmlns:cx4="http://schemas.microsoft.com/office/drawing/2016/5/10/chartex" xmlns:cx5="http://schemas.microsoft.com/office/drawing/2016/5/11/chartex" xmlns:cx6="http://schemas.microsoft.com/office/drawing/2016/5/12/chartex" xmlns:cx7="http://schemas.microsoft.com/office/drawing/2016/5/13/chartex" xmlns:cx8="http://schemas.microsoft.com/office/drawing/2016/5/14/chartex" xmlns:mc="http://schemas.openxmlformats.org/markup-compatibility/2006" xmlns:aink="http://schemas.microsoft.com/office/drawing/2016/ink" xmlns:am3d="http://schemas.microsoft.com/office/drawing/2017/model3d" xmlns:o="urn:schemas-microsoft-com:office:office" xmlns:oel="http://schemas.microsoft.com/office/2019/extlst" xmlns:r="http://schemas.openxmlformats.org/officeDocument/2006/relationships" xmlns:m="http://schemas.openxmlformats.org/officeDocument/2006/math" xmlns:v="urn:schemas-microsoft-com:vml" xmlns:wp14="http://schemas.microsoft.com/office/word/2010/wordprocessingDrawing" xmlns:wp="http://schemas.openxmlformats.org/drawingml/2006/wordprocessingDrawing" xmlns:w10="urn:schemas-microsoft-com:office:word" xmlns:w="http://schemas.openxmlformats.org/wordprocessingml/2006/main" xmlns:w14="http://schemas.microsoft.com/office/word/2010/wordml" xmlns:w15="http://schemas.microsoft.com/office/word/2012/wordml" xmlns:w16cex="http://schemas.microsoft.com/office/word/2018/wordml/cex" xmlns:w16cid="http://schemas.microsoft.com/office/word/2016/wordml/cid" xmlns:w16="http://schemas.microsoft.com/office/word/2018/wordml" xmlns:w16du="http://schemas.microsoft.com/office/word/2023/wordml/word16du" xmlns:w16sdtdh="http://schemas.microsoft.com/office/word/2020/wordml/sdtdatahash" xmlns:w16se="http://schemas.microsoft.com/office/word/2015/wordml/symex" xmlns:wpg="http://schemas.microsoft.com/office/word/2010/wordprocessingGroup" xmlns:wpi="http://schemas.microsoft.com/office/word/2010/wordprocessingInk" xmlns:wne="http://schemas.microsoft.com/office/word/2006/wordml" xmlns:wps="http://schemas.microsoft.com/office/word/2010/wordprocessingShape" mc:Ignorable="w14 w15 w16se w16cid w16 w16cex w16sdtdh wp14">
-  <w:p>
-    <w:pPr>
-      <w:pStyle w:val="Encabezado"/>
-    </w:pPr>
-  </w:p>
-</w:hdr>
-</file>
-
 <file path=word/numbering.xml><?xml version="1.0" encoding="utf-8"?>
 <w:numbering xmlns:wpc="http://schemas.microsoft.com/office/word/2010/wordprocessingCanvas" xmlns:cx="http://schemas.microsoft.com/office/drawing/2014/chartex" xmlns:cx1="http://schemas.microsoft.com/office/drawing/2015/9/8/chartex" xmlns:cx2="http://schemas.microsoft.com/office/drawing/2015/10/21/chartex" xmlns:cx3="http://schemas.microsoft.com/office/drawing/2016/5/9/chartex" xmlns:cx4="http://schemas.microsoft.com/office/drawing/2016/5/10/chartex" xmlns:cx5="http://schemas.microsoft.com/office/drawing/2016/5/11/chartex" xmlns:cx6="http://schemas.microsoft.com/office/drawing/2016/5/12/chartex" xmlns:cx7="http://schemas.microsoft.com/office/drawing/2016/5/13/chartex" xmlns:cx8="http://schemas.microsoft.com/office/drawing/2016/5/14/chartex" xmlns:mc="http://schemas.openxmlformats.org/markup-compatibility/2006" xmlns:aink="http://schemas.microsoft.com/office/drawing/2016/ink" xmlns:am3d="http://schemas.microsoft.com/office/drawing/2017/model3d" xmlns:o="urn:schemas-microsoft-com:office:office" xmlns:oel="http://schemas.microsoft.com/office/2019/extlst" xmlns:r="http://schemas.openxmlformats.org/officeDocument/2006/relationships" xmlns:m="http://schemas.openxmlformats.org/officeDocument/2006/math" xmlns:v="urn:schemas-microsoft-com:vml" xmlns:wp14="http://schemas.microsoft.com/office/word/2010/wordprocessingDrawing" xmlns:wp="http://schemas.openxmlformats.org/drawingml/2006/wordprocessingDrawing" xmlns:w10="urn:schemas-microsoft-com:office:word" xmlns:w="http://schemas.openxmlformats.org/wordprocessingml/2006/main" xmlns:w14="http://schemas.microsoft.com/office/word/2010/wordml" xmlns:w15="http://schemas.microsoft.com/office/word/2012/wordml" xmlns:w16cex="http://schemas.microsoft.com/office/word/2018/wordml/cex" xmlns:w16cid="http://schemas.microsoft.com/office/word/2016/wordml/cid" xmlns:w16="http://schemas.microsoft.com/office/word/2018/wordml" xmlns:w16du="http://schemas.microsoft.com/office/word/2023/wordml/word16du" xmlns:w16sdtdh="http://schemas.microsoft.com/office/word/2020/wordml/sdtdatahash" xmlns:w16se="http://schemas.microsoft.com/office/word/2015/wordml/symex" xmlns:wpg="http://schemas.microsoft.com/office/word/2010/wordprocessingGroup" xmlns:wpi="http://schemas.microsoft.com/office/word/2010/wordprocessingInk" xmlns:wne="http://schemas.microsoft.com/office/word/2006/wordml" xmlns:wps="http://schemas.microsoft.com/office/word/2010/wordprocessingShape" mc:Ignorable="w14 w15 w16se w16cid w16 w16cex w16sdtdh wp14">
   <w:abstractNum w:abstractNumId="0" w15:restartNumberingAfterBreak="0">
-    <w:nsid w:val="577D25C6"/>
+    <w:nsid w:val="3514789F"/>
     <w:multiLevelType w:val="hybridMultilevel"/>
-    <w:tmpl w:val="B60A0DD0"/>
-    <w:lvl w:ilvl="0" w:tplc="67A227CC">
+    <w:tmpl w:val="93FA479A"/>
+    <w:lvl w:ilvl="0" w:tplc="45B6DE76">
       <w:start w:val="1"/>
       <w:numFmt w:val="bullet"/>
       <w:lvlText w:val="●"/>
@@ -3040,7 +4064,7 @@
         <w:ind w:left="720" w:hanging="360"/>
       </w:pPr>
     </w:lvl>
-    <w:lvl w:ilvl="1" w:tplc="09E640CE">
+    <w:lvl w:ilvl="1" w:tplc="E5E66074">
       <w:start w:val="1"/>
       <w:numFmt w:val="bullet"/>
       <w:lvlText w:val="○"/>
@@ -3049,7 +4073,7 @@
         <w:ind w:left="1440" w:hanging="360"/>
       </w:pPr>
     </w:lvl>
-    <w:lvl w:ilvl="2" w:tplc="9D00A77A">
+    <w:lvl w:ilvl="2" w:tplc="D4F2E4EC">
       <w:start w:val="1"/>
       <w:numFmt w:val="bullet"/>
       <w:lvlText w:val="■"/>
@@ -3058,7 +4082,7 @@
         <w:ind w:left="2160" w:hanging="360"/>
       </w:pPr>
     </w:lvl>
-    <w:lvl w:ilvl="3" w:tplc="677C8FD8">
+    <w:lvl w:ilvl="3" w:tplc="E572F766">
       <w:start w:val="1"/>
       <w:numFmt w:val="bullet"/>
       <w:lvlText w:val="●"/>
@@ -3067,7 +4091,7 @@
         <w:ind w:left="2880" w:hanging="360"/>
       </w:pPr>
     </w:lvl>
-    <w:lvl w:ilvl="4" w:tplc="E0CEE46A">
+    <w:lvl w:ilvl="4" w:tplc="8A683134">
       <w:start w:val="1"/>
       <w:numFmt w:val="bullet"/>
       <w:lvlText w:val="○"/>
@@ -3076,7 +4100,7 @@
         <w:ind w:left="3600" w:hanging="360"/>
       </w:pPr>
     </w:lvl>
-    <w:lvl w:ilvl="5" w:tplc="58E6DB58">
+    <w:lvl w:ilvl="5" w:tplc="EE943816">
       <w:start w:val="1"/>
       <w:numFmt w:val="bullet"/>
       <w:lvlText w:val="■"/>
@@ -3085,7 +4109,7 @@
         <w:ind w:left="4320" w:hanging="360"/>
       </w:pPr>
     </w:lvl>
-    <w:lvl w:ilvl="6" w:tplc="7272DC12">
+    <w:lvl w:ilvl="6" w:tplc="ECA40782">
       <w:start w:val="1"/>
       <w:numFmt w:val="bullet"/>
       <w:lvlText w:val="●"/>
@@ -3094,7 +4118,7 @@
         <w:ind w:left="5040" w:hanging="360"/>
       </w:pPr>
     </w:lvl>
-    <w:lvl w:ilvl="7" w:tplc="3C063504">
+    <w:lvl w:ilvl="7" w:tplc="70724660">
       <w:start w:val="1"/>
       <w:numFmt w:val="bullet"/>
       <w:lvlText w:val="●"/>
@@ -3103,7 +4127,7 @@
         <w:ind w:left="5760" w:hanging="360"/>
       </w:pPr>
     </w:lvl>
-    <w:lvl w:ilvl="8" w:tplc="56D6EA04">
+    <w:lvl w:ilvl="8" w:tplc="456EDD96">
       <w:start w:val="1"/>
       <w:numFmt w:val="bullet"/>
       <w:lvlText w:val="●"/>
@@ -3113,7 +4137,7 @@
       </w:pPr>
     </w:lvl>
   </w:abstractNum>
-  <w:num w:numId="1" w16cid:durableId="810901513">
+  <w:num w:numId="1" w16cid:durableId="1857159673">
     <w:abstractNumId w:val="0"/>
     <w:lvlOverride w:ilvl="0">
       <w:startOverride w:val="1"/>
@@ -3710,48 +4734,6 @@
       <w:szCs w:val="20"/>
     </w:rPr>
   </w:style>
-  <w:style w:type="paragraph" w:styleId="Encabezado">
-    <w:name w:val="header"/>
-    <w:basedOn w:val="Normal"/>
-    <w:link w:val="EncabezadoCar"/>
-    <w:uiPriority w:val="99"/>
-    <w:unhideWhenUsed/>
-    <w:rsid w:val="006F012D"/>
-    <w:pPr>
-      <w:tabs>
-        <w:tab w:val="center" w:pos="4419"/>
-        <w:tab w:val="right" w:pos="8838"/>
-      </w:tabs>
-    </w:pPr>
-  </w:style>
-  <w:style w:type="character" w:customStyle="1" w:styleId="EncabezadoCar">
-    <w:name w:val="Encabezado Car"/>
-    <w:basedOn w:val="Fuentedeprrafopredeter"/>
-    <w:link w:val="Encabezado"/>
-    <w:uiPriority w:val="99"/>
-    <w:rsid w:val="006F012D"/>
-  </w:style>
-  <w:style w:type="paragraph" w:styleId="Piedepgina">
-    <w:name w:val="footer"/>
-    <w:basedOn w:val="Normal"/>
-    <w:link w:val="PiedepginaCar"/>
-    <w:uiPriority w:val="99"/>
-    <w:unhideWhenUsed/>
-    <w:rsid w:val="006F012D"/>
-    <w:pPr>
-      <w:tabs>
-        <w:tab w:val="center" w:pos="4419"/>
-        <w:tab w:val="right" w:pos="8838"/>
-      </w:tabs>
-    </w:pPr>
-  </w:style>
-  <w:style w:type="character" w:customStyle="1" w:styleId="PiedepginaCar">
-    <w:name w:val="Pie de página Car"/>
-    <w:basedOn w:val="Fuentedeprrafopredeter"/>
-    <w:link w:val="Piedepgina"/>
-    <w:uiPriority w:val="99"/>
-    <w:rsid w:val="006F012D"/>
-  </w:style>
 </w:styles>
 </file>
 
